--- a/Ementa-Formal-Curso-Servidor-IA-v2.docx
+++ b/Ementa-Formal-Curso-Servidor-IA-v2.docx
@@ -1843,53 +1843,65 @@
         </w:rPr>
         <w:t xml:space="preserve">Encontro 1 — O que é IA e como pedir bem (3h)</w:t>
       </w:r>
-      <w:r>
-        <w:rPr>
-          <w:rFonts w:ascii="Calibri" w:hAnsi="Calibri"/>
-        </w:rPr>
-        <w:t xml:space="preserve"> </w:t>
-      </w:r>
-      <w:r>
-        <w:rPr>
-          <w:rFonts w:ascii="Calibri" w:hAnsi="Calibri"/>
-        </w:rPr>
-        <w:t xml:space="preserve">- Como a IA funciona: prever a próxima palavra; onde nasce a alucinação</w:t>
-      </w:r>
-      <w:r>
-        <w:rPr>
-          <w:rFonts w:ascii="Calibri" w:hAnsi="Calibri"/>
-        </w:rPr>
-        <w:t xml:space="preserve"> </w:t>
-      </w:r>
-      <w:r>
-        <w:rPr>
-          <w:rFonts w:ascii="Calibri" w:hAnsi="Calibri"/>
-        </w:rPr>
-        <w:t xml:space="preserve">- O que faz bem e onde falha — com exemplos do contexto judicial</w:t>
-      </w:r>
-      <w:r>
-        <w:rPr>
-          <w:rFonts w:ascii="Calibri" w:hAnsi="Calibri"/>
-        </w:rPr>
-        <w:t xml:space="preserve"> </w:t>
-      </w:r>
-      <w:r>
-        <w:rPr>
-          <w:rFonts w:ascii="Calibri" w:hAnsi="Calibri"/>
-        </w:rPr>
-        <w:t xml:space="preserve">- Contexto e tokens: por que não despejar o processo inteiro na ferramenta</w:t>
-      </w:r>
-      <w:r>
-        <w:rPr>
-          <w:rFonts w:ascii="Calibri" w:hAnsi="Calibri"/>
-        </w:rPr>
-        <w:t xml:space="preserve"> </w:t>
-      </w:r>
-      <w:r>
-        <w:rPr>
-          <w:rFonts w:ascii="Calibri" w:hAnsi="Calibri"/>
-        </w:rPr>
-        <w:t xml:space="preserve">- Anatomia do</w:t>
+    </w:p>
+    <w:p>
+      <w:pPr>
+        <w:pStyle w:val="Compact"/>
+        <w:numPr>
+          <w:ilvl w:val="0"/>
+          <w:numId w:val="1003"/>
+        </w:numPr>
+      </w:pPr>
+      <w:r>
+        <w:rPr>
+          <w:rFonts w:ascii="Calibri" w:hAnsi="Calibri"/>
+        </w:rPr>
+        <w:t xml:space="preserve">Como a IA funciona: prever a próxima palavra; onde nasce a alucinação</w:t>
+      </w:r>
+    </w:p>
+    <w:p>
+      <w:pPr>
+        <w:pStyle w:val="Compact"/>
+        <w:numPr>
+          <w:ilvl w:val="0"/>
+          <w:numId w:val="1003"/>
+        </w:numPr>
+      </w:pPr>
+      <w:r>
+        <w:rPr>
+          <w:rFonts w:ascii="Calibri" w:hAnsi="Calibri"/>
+        </w:rPr>
+        <w:t xml:space="preserve">O que faz bem e onde falha — com exemplos do contexto judicial</w:t>
+      </w:r>
+    </w:p>
+    <w:p>
+      <w:pPr>
+        <w:pStyle w:val="Compact"/>
+        <w:numPr>
+          <w:ilvl w:val="0"/>
+          <w:numId w:val="1003"/>
+        </w:numPr>
+      </w:pPr>
+      <w:r>
+        <w:rPr>
+          <w:rFonts w:ascii="Calibri" w:hAnsi="Calibri"/>
+        </w:rPr>
+        <w:t xml:space="preserve">Contexto e tokens: por que não despejar o processo inteiro na ferramenta</w:t>
+      </w:r>
+    </w:p>
+    <w:p>
+      <w:pPr>
+        <w:pStyle w:val="Compact"/>
+        <w:numPr>
+          <w:ilvl w:val="0"/>
+          <w:numId w:val="1003"/>
+        </w:numPr>
+      </w:pPr>
+      <w:r>
+        <w:rPr>
+          <w:rFonts w:ascii="Calibri" w:hAnsi="Calibri"/>
+        </w:rPr>
+        <w:t xml:space="preserve">Anatomia do</w:t>
       </w:r>
       <w:r>
         <w:rPr>
@@ -1914,7 +1926,7 @@
     </w:p>
     <w:p>
       <w:pPr>
-        <w:pStyle w:val="BodyText"/>
+        <w:pStyle w:val="FirstParagraph"/>
       </w:pPr>
       <w:r>
         <w:rPr>
@@ -1922,53 +1934,65 @@
         </w:rPr>
         <w:t xml:space="preserve">Encontro 2 — Prompts melhores e biblioteca (3h)</w:t>
       </w:r>
-      <w:r>
-        <w:rPr>
-          <w:rFonts w:ascii="Calibri" w:hAnsi="Calibri"/>
-        </w:rPr>
-        <w:t xml:space="preserve"> </w:t>
-      </w:r>
-      <w:r>
-        <w:rPr>
-          <w:rFonts w:ascii="Calibri" w:hAnsi="Calibri"/>
-        </w:rPr>
-        <w:t xml:space="preserve">- Prompt fraco × prompt forte: o mesmo pedido, duas saídas</w:t>
-      </w:r>
-      <w:r>
-        <w:rPr>
-          <w:rFonts w:ascii="Calibri" w:hAnsi="Calibri"/>
-        </w:rPr>
-        <w:t xml:space="preserve"> </w:t>
-      </w:r>
-      <w:r>
-        <w:rPr>
-          <w:rFonts w:ascii="Calibri" w:hAnsi="Calibri"/>
-        </w:rPr>
-        <w:t xml:space="preserve">- Técnicas que elevam a qualidade: raciocínio passo a passo, exemplos calibradores, separação entre instrução e documento (inclusive contra instrução embutida), iteração</w:t>
-      </w:r>
-      <w:r>
-        <w:rPr>
-          <w:rFonts w:ascii="Calibri" w:hAnsi="Calibri"/>
-        </w:rPr>
-        <w:t xml:space="preserve"> </w:t>
-      </w:r>
-      <w:r>
-        <w:rPr>
-          <w:rFonts w:ascii="Calibri" w:hAnsi="Calibri"/>
-        </w:rPr>
-        <w:t xml:space="preserve">- Biblioteca de prompts da unidade: o Banco de Prompts (14 prompts-mestre + apêndices)</w:t>
-      </w:r>
-      <w:r>
-        <w:rPr>
-          <w:rFonts w:ascii="Calibri" w:hAnsi="Calibri"/>
-        </w:rPr>
-        <w:t xml:space="preserve"> </w:t>
-      </w:r>
-      <w:r>
-        <w:rPr>
-          <w:rFonts w:ascii="Calibri" w:hAnsi="Calibri"/>
-        </w:rPr>
-        <w:t xml:space="preserve">- Qual ferramenta usar: escolha pela tarefa, não pela marca — o método importa mais que a ferramenta</w:t>
+    </w:p>
+    <w:p>
+      <w:pPr>
+        <w:pStyle w:val="Compact"/>
+        <w:numPr>
+          <w:ilvl w:val="0"/>
+          <w:numId w:val="1004"/>
+        </w:numPr>
+      </w:pPr>
+      <w:r>
+        <w:rPr>
+          <w:rFonts w:ascii="Calibri" w:hAnsi="Calibri"/>
+        </w:rPr>
+        <w:t xml:space="preserve">Prompt fraco × prompt forte: o mesmo pedido, duas saídas</w:t>
+      </w:r>
+    </w:p>
+    <w:p>
+      <w:pPr>
+        <w:pStyle w:val="Compact"/>
+        <w:numPr>
+          <w:ilvl w:val="0"/>
+          <w:numId w:val="1004"/>
+        </w:numPr>
+      </w:pPr>
+      <w:r>
+        <w:rPr>
+          <w:rFonts w:ascii="Calibri" w:hAnsi="Calibri"/>
+        </w:rPr>
+        <w:t xml:space="preserve">Técnicas que elevam a qualidade: raciocínio passo a passo, exemplos calibradores, separação entre instrução e documento (inclusive contra instrução embutida), iteração</w:t>
+      </w:r>
+    </w:p>
+    <w:p>
+      <w:pPr>
+        <w:pStyle w:val="Compact"/>
+        <w:numPr>
+          <w:ilvl w:val="0"/>
+          <w:numId w:val="1004"/>
+        </w:numPr>
+      </w:pPr>
+      <w:r>
+        <w:rPr>
+          <w:rFonts w:ascii="Calibri" w:hAnsi="Calibri"/>
+        </w:rPr>
+        <w:t xml:space="preserve">Biblioteca de prompts da unidade: o Banco de Prompts (14 prompts-mestre + apêndices)</w:t>
+      </w:r>
+    </w:p>
+    <w:p>
+      <w:pPr>
+        <w:pStyle w:val="Compact"/>
+        <w:numPr>
+          <w:ilvl w:val="0"/>
+          <w:numId w:val="1004"/>
+        </w:numPr>
+      </w:pPr>
+      <w:r>
+        <w:rPr>
+          <w:rFonts w:ascii="Calibri" w:hAnsi="Calibri"/>
+        </w:rPr>
+        <w:t xml:space="preserve">Qual ferramenta usar: escolha pela tarefa, não pela marca — o método importa mais que a ferramenta</w:t>
       </w:r>
     </w:p>
     <w:bookmarkEnd w:id="27"/>
@@ -1994,82 +2018,91 @@
         </w:rPr>
         <w:t xml:space="preserve">Encontro 1 — Correlação, causa oculta e contrafactual (3h)</w:t>
       </w:r>
-      <w:r>
-        <w:rPr>
-          <w:rFonts w:ascii="Calibri" w:hAnsi="Calibri"/>
-        </w:rPr>
-        <w:t xml:space="preserve"> </w:t>
-      </w:r>
-      <w:r>
-        <w:rPr>
-          <w:rFonts w:ascii="Calibri" w:hAnsi="Calibri"/>
-        </w:rPr>
-        <w:t xml:space="preserve">- Por que questionar a IA: copiloto, não juiz</w:t>
-      </w:r>
-      <w:r>
-        <w:rPr>
-          <w:rFonts w:ascii="Calibri" w:hAnsi="Calibri"/>
-        </w:rPr>
-        <w:t xml:space="preserve"> </w:t>
-      </w:r>
-      <w:r>
-        <w:rPr>
-          <w:rFonts w:ascii="Calibri" w:hAnsi="Calibri"/>
-        </w:rPr>
-        <w:t xml:space="preserve">- Correlação não é causa: a causa oculta (confundidor) — do cotidiano ao judicial</w:t>
-      </w:r>
-      <w:r>
-        <w:rPr>
-          <w:rFonts w:ascii="Calibri" w:hAnsi="Calibri"/>
-        </w:rPr>
-        <w:t xml:space="preserve"> </w:t>
-      </w:r>
-      <w:r>
-        <w:rPr>
-          <w:rFonts w:ascii="Calibri" w:hAnsi="Calibri"/>
-        </w:rPr>
-        <w:t xml:space="preserve">- Pensamento contrafactual:</w:t>
-      </w:r>
-      <w:r>
-        <w:rPr>
-          <w:rFonts w:ascii="Calibri" w:hAnsi="Calibri"/>
-        </w:rPr>
-        <w:t xml:space="preserve"> </w:t>
-      </w:r>
-      <w:r>
-        <w:rPr>
-          <w:rFonts w:ascii="Calibri" w:hAnsi="Calibri"/>
-        </w:rPr>
-        <w:t xml:space="preserve">“</w:t>
-      </w:r>
-      <w:r>
-        <w:rPr>
-          <w:rFonts w:ascii="Calibri" w:hAnsi="Calibri"/>
-        </w:rPr>
-        <w:t xml:space="preserve">e se não tivéssemos adotado?</w:t>
-      </w:r>
-      <w:r>
-        <w:rPr>
-          <w:rFonts w:ascii="Calibri" w:hAnsi="Calibri"/>
-        </w:rPr>
-        <w:t xml:space="preserve">”</w:t>
-      </w:r>
-      <w:r>
-        <w:rPr>
-          <w:rFonts w:ascii="Calibri" w:hAnsi="Calibri"/>
-        </w:rPr>
-        <w:t xml:space="preserve"> </w:t>
-      </w:r>
-      <w:r>
-        <w:rPr>
-          <w:rFonts w:ascii="Calibri" w:hAnsi="Calibri"/>
-        </w:rPr>
-        <w:t xml:space="preserve">— tendência anterior, grupo de comparação e registro de baseline</w:t>
-      </w:r>
     </w:p>
     <w:p>
       <w:pPr>
-        <w:pStyle w:val="BodyText"/>
+        <w:pStyle w:val="Compact"/>
+        <w:numPr>
+          <w:ilvl w:val="0"/>
+          <w:numId w:val="1005"/>
+        </w:numPr>
+      </w:pPr>
+      <w:r>
+        <w:rPr>
+          <w:rFonts w:ascii="Calibri" w:hAnsi="Calibri"/>
+        </w:rPr>
+        <w:t xml:space="preserve">Por que questionar a IA: copiloto, não juiz</w:t>
+      </w:r>
+    </w:p>
+    <w:p>
+      <w:pPr>
+        <w:pStyle w:val="Compact"/>
+        <w:numPr>
+          <w:ilvl w:val="0"/>
+          <w:numId w:val="1005"/>
+        </w:numPr>
+      </w:pPr>
+      <w:r>
+        <w:rPr>
+          <w:rFonts w:ascii="Calibri" w:hAnsi="Calibri"/>
+        </w:rPr>
+        <w:t xml:space="preserve">Correlação não é causa: a causa oculta (confundidor) — do cotidiano ao judicial</w:t>
+      </w:r>
+    </w:p>
+    <w:p>
+      <w:pPr>
+        <w:pStyle w:val="Compact"/>
+        <w:numPr>
+          <w:ilvl w:val="0"/>
+          <w:numId w:val="1005"/>
+        </w:numPr>
+      </w:pPr>
+      <w:r>
+        <w:rPr>
+          <w:rFonts w:ascii="Calibri" w:hAnsi="Calibri"/>
+        </w:rPr>
+        <w:t xml:space="preserve">Pensamento contrafactual:</w:t>
+      </w:r>
+      <w:r>
+        <w:rPr>
+          <w:rFonts w:ascii="Calibri" w:hAnsi="Calibri"/>
+        </w:rPr>
+        <w:t xml:space="preserve"> </w:t>
+      </w:r>
+      <w:r>
+        <w:rPr>
+          <w:rFonts w:ascii="Calibri" w:hAnsi="Calibri"/>
+        </w:rPr>
+        <w:t xml:space="preserve">“</w:t>
+      </w:r>
+      <w:r>
+        <w:rPr>
+          <w:rFonts w:ascii="Calibri" w:hAnsi="Calibri"/>
+        </w:rPr>
+        <w:t xml:space="preserve">e se não tivéssemos adotado?</w:t>
+      </w:r>
+      <w:r>
+        <w:rPr>
+          <w:rFonts w:ascii="Calibri" w:hAnsi="Calibri"/>
+        </w:rPr>
+        <w:t xml:space="preserve">”</w:t>
+      </w:r>
+      <w:r>
+        <w:rPr>
+          <w:rFonts w:ascii="Calibri" w:hAnsi="Calibri"/>
+        </w:rPr>
+        <w:t xml:space="preserve"> </w:t>
+      </w:r>
+      <w:r>
+        <w:rPr>
+          <w:rFonts w:ascii="Calibri" w:hAnsi="Calibri"/>
+        </w:rPr>
+        <w:t xml:space="preserve">— tendência anterior, grupo de comparação e registro de baseline</w:t>
+      </w:r>
+    </w:p>
+    <w:p>
+      <w:pPr>
+        <w:pStyle w:val="FirstParagraph"/>
       </w:pPr>
       <w:r>
         <w:rPr>
@@ -2077,41 +2110,50 @@
         </w:rPr>
         <w:t xml:space="preserve">Encontro 2 — Alucinações, validação e checklist (3h)</w:t>
       </w:r>
-      <w:r>
-        <w:rPr>
-          <w:rFonts w:ascii="Calibri" w:hAnsi="Calibri"/>
-        </w:rPr>
-        <w:t xml:space="preserve"> </w:t>
-      </w:r>
-      <w:r>
-        <w:rPr>
-          <w:rFonts w:ascii="Calibri" w:hAnsi="Calibri"/>
-        </w:rPr>
-        <w:t xml:space="preserve">- Detectar alucinações: sinais de alerta; citação inventada e conferência na fonte oficial</w:t>
-      </w:r>
-      <w:r>
-        <w:rPr>
-          <w:rFonts w:ascii="Calibri" w:hAnsi="Calibri"/>
-        </w:rPr>
-        <w:t xml:space="preserve"> </w:t>
-      </w:r>
-      <w:r>
-        <w:rPr>
-          <w:rFonts w:ascii="Calibri" w:hAnsi="Calibri"/>
-        </w:rPr>
-        <w:t xml:space="preserve">- Validar antes de confiar: cruzar fontes; pedir à IA que aponte as próprias fraquezas</w:t>
-      </w:r>
-      <w:r>
-        <w:rPr>
-          <w:rFonts w:ascii="Calibri" w:hAnsi="Calibri"/>
-        </w:rPr>
-        <w:t xml:space="preserve"> </w:t>
-      </w:r>
-      <w:r>
-        <w:rPr>
-          <w:rFonts w:ascii="Calibri" w:hAnsi="Calibri"/>
-        </w:rPr>
-        <w:t xml:space="preserve">- Checklist de supervisão e decisão humana; auditoria da</w:t>
+    </w:p>
+    <w:p>
+      <w:pPr>
+        <w:pStyle w:val="Compact"/>
+        <w:numPr>
+          <w:ilvl w:val="0"/>
+          <w:numId w:val="1006"/>
+        </w:numPr>
+      </w:pPr>
+      <w:r>
+        <w:rPr>
+          <w:rFonts w:ascii="Calibri" w:hAnsi="Calibri"/>
+        </w:rPr>
+        <w:t xml:space="preserve">Detectar alucinações: sinais de alerta; citação inventada e conferência na fonte oficial</w:t>
+      </w:r>
+    </w:p>
+    <w:p>
+      <w:pPr>
+        <w:pStyle w:val="Compact"/>
+        <w:numPr>
+          <w:ilvl w:val="0"/>
+          <w:numId w:val="1006"/>
+        </w:numPr>
+      </w:pPr>
+      <w:r>
+        <w:rPr>
+          <w:rFonts w:ascii="Calibri" w:hAnsi="Calibri"/>
+        </w:rPr>
+        <w:t xml:space="preserve">Validar antes de confiar: cruzar fontes; pedir à IA que aponte as próprias fraquezas</w:t>
+      </w:r>
+    </w:p>
+    <w:p>
+      <w:pPr>
+        <w:pStyle w:val="Compact"/>
+        <w:numPr>
+          <w:ilvl w:val="0"/>
+          <w:numId w:val="1006"/>
+        </w:numPr>
+      </w:pPr>
+      <w:r>
+        <w:rPr>
+          <w:rFonts w:ascii="Calibri" w:hAnsi="Calibri"/>
+        </w:rPr>
+        <w:t xml:space="preserve">Checklist de supervisão e decisão humana; auditoria da</w:t>
       </w:r>
       <w:r>
         <w:rPr>
@@ -2173,81 +2215,96 @@
         </w:rPr>
         <w:t xml:space="preserve">Aula 1 — Triagem e resumo (3h)</w:t>
       </w:r>
-      <w:r>
-        <w:rPr>
-          <w:rFonts w:ascii="Calibri" w:hAnsi="Calibri"/>
-        </w:rPr>
-        <w:t xml:space="preserve"> </w:t>
-      </w:r>
-      <w:r>
-        <w:rPr>
-          <w:rFonts w:ascii="Calibri" w:hAnsi="Calibri"/>
-        </w:rPr>
-        <w:t xml:space="preserve">- Triagem e classificação assistida (demonstração ao vivo com lote de demandas — incluindo defesa contra instrução embutida em item do lote)</w:t>
-      </w:r>
-      <w:r>
-        <w:rPr>
-          <w:rFonts w:ascii="Calibri" w:hAnsi="Calibri"/>
-        </w:rPr>
-        <w:t xml:space="preserve"> </w:t>
-      </w:r>
-      <w:r>
-        <w:rPr>
-          <w:rFonts w:ascii="Calibri" w:hAnsi="Calibri"/>
-        </w:rPr>
-        <w:t xml:space="preserve">- Resumo de peças e processos, com conferência contra o original</w:t>
-      </w:r>
     </w:p>
     <w:p>
       <w:pPr>
-        <w:pStyle w:val="BodyText"/>
-      </w:pPr>
-      <w:r>
-        <w:rPr>
-          <w:rFonts w:ascii="Calibri" w:hAnsi="Calibri"/>
-        </w:rPr>
-        <w:t xml:space="preserve">Aula 2 — Minutas, jurisprudência e conferência (3h)</w:t>
-      </w:r>
-      <w:r>
-        <w:rPr>
-          <w:rFonts w:ascii="Calibri" w:hAnsi="Calibri"/>
-        </w:rPr>
-        <w:t xml:space="preserve"> </w:t>
-      </w:r>
-      <w:r>
-        <w:rPr>
-          <w:rFonts w:ascii="Calibri" w:hAnsi="Calibri"/>
-        </w:rPr>
-        <w:t xml:space="preserve">- Minutas e despachos com supervisão crítica — o conteúdo jurídico e a assinatura são sempre do servidor</w:t>
-      </w:r>
-      <w:r>
-        <w:rPr>
-          <w:rFonts w:ascii="Calibri" w:hAnsi="Calibri"/>
-        </w:rPr>
-        <w:t xml:space="preserve"> </w:t>
-      </w:r>
-      <w:r>
-        <w:rPr>
-          <w:rFonts w:ascii="Calibri" w:hAnsi="Calibri"/>
-        </w:rPr>
-        <w:t xml:space="preserve">- Pesquisa de jurisprudência com salvaguardas contra alucinação — conferência na fonte oficial</w:t>
-      </w:r>
-      <w:r>
-        <w:rPr>
-          <w:rFonts w:ascii="Calibri" w:hAnsi="Calibri"/>
-        </w:rPr>
-        <w:t xml:space="preserve"> </w:t>
-      </w:r>
-      <w:r>
-        <w:rPr>
-          <w:rFonts w:ascii="Calibri" w:hAnsi="Calibri"/>
-        </w:rPr>
-        <w:t xml:space="preserve">- Comparação e conferência de documentos</w:t>
+        <w:pStyle w:val="Compact"/>
+        <w:numPr>
+          <w:ilvl w:val="0"/>
+          <w:numId w:val="1007"/>
+        </w:numPr>
+      </w:pPr>
+      <w:r>
+        <w:rPr>
+          <w:rFonts w:ascii="Calibri" w:hAnsi="Calibri"/>
+        </w:rPr>
+        <w:t xml:space="preserve">Triagem e classificação assistida (demonstração ao vivo com lote de demandas — incluindo defesa contra instrução embutida em item do lote)</w:t>
       </w:r>
     </w:p>
     <w:p>
       <w:pPr>
-        <w:pStyle w:val="BodyText"/>
+        <w:pStyle w:val="Compact"/>
+        <w:numPr>
+          <w:ilvl w:val="0"/>
+          <w:numId w:val="1007"/>
+        </w:numPr>
+      </w:pPr>
+      <w:r>
+        <w:rPr>
+          <w:rFonts w:ascii="Calibri" w:hAnsi="Calibri"/>
+        </w:rPr>
+        <w:t xml:space="preserve">Resumo de peças e processos, com conferência contra o original</w:t>
+      </w:r>
+    </w:p>
+    <w:p>
+      <w:pPr>
+        <w:pStyle w:val="FirstParagraph"/>
+      </w:pPr>
+      <w:r>
+        <w:rPr>
+          <w:rFonts w:ascii="Calibri" w:hAnsi="Calibri"/>
+        </w:rPr>
+        <w:t xml:space="preserve">Aula 2 — Minutas, jurisprudência e conferência (3h)</w:t>
+      </w:r>
+    </w:p>
+    <w:p>
+      <w:pPr>
+        <w:pStyle w:val="Compact"/>
+        <w:numPr>
+          <w:ilvl w:val="0"/>
+          <w:numId w:val="1008"/>
+        </w:numPr>
+      </w:pPr>
+      <w:r>
+        <w:rPr>
+          <w:rFonts w:ascii="Calibri" w:hAnsi="Calibri"/>
+        </w:rPr>
+        <w:t xml:space="preserve">Minutas e despachos com supervisão crítica — o conteúdo jurídico e a assinatura são sempre do servidor</w:t>
+      </w:r>
+    </w:p>
+    <w:p>
+      <w:pPr>
+        <w:pStyle w:val="Compact"/>
+        <w:numPr>
+          <w:ilvl w:val="0"/>
+          <w:numId w:val="1008"/>
+        </w:numPr>
+      </w:pPr>
+      <w:r>
+        <w:rPr>
+          <w:rFonts w:ascii="Calibri" w:hAnsi="Calibri"/>
+        </w:rPr>
+        <w:t xml:space="preserve">Pesquisa de jurisprudência com salvaguardas contra alucinação — conferência na fonte oficial</w:t>
+      </w:r>
+    </w:p>
+    <w:p>
+      <w:pPr>
+        <w:pStyle w:val="Compact"/>
+        <w:numPr>
+          <w:ilvl w:val="0"/>
+          <w:numId w:val="1008"/>
+        </w:numPr>
+      </w:pPr>
+      <w:r>
+        <w:rPr>
+          <w:rFonts w:ascii="Calibri" w:hAnsi="Calibri"/>
+        </w:rPr>
+        <w:t xml:space="preserve">Comparação e conferência de documentos</w:t>
+      </w:r>
+    </w:p>
+    <w:p>
+      <w:pPr>
+        <w:pStyle w:val="FirstParagraph"/>
       </w:pPr>
       <w:r>
         <w:rPr>
@@ -2255,48 +2312,45 @@
         </w:rPr>
         <w:t xml:space="preserve">Aula 3 — Relatórios, lote e projeto integrador (4h)</w:t>
       </w:r>
-      <w:r>
-        <w:rPr>
-          <w:rFonts w:ascii="Calibri" w:hAnsi="Calibri"/>
-        </w:rPr>
-        <w:t xml:space="preserve"> </w:t>
-      </w:r>
-      <w:r>
-        <w:rPr>
-          <w:rFonts w:ascii="Calibri" w:hAnsi="Calibri"/>
-        </w:rPr>
-        <w:t xml:space="preserve">- Relatórios e organização de dados</w:t>
-      </w:r>
-      <w:r>
-        <w:rPr>
-          <w:rFonts w:ascii="Calibri" w:hAnsi="Calibri"/>
-        </w:rPr>
-        <w:t xml:space="preserve"> </w:t>
-      </w:r>
-      <w:r>
-        <w:rPr>
-          <w:rFonts w:ascii="Calibri" w:hAnsi="Calibri"/>
-        </w:rPr>
-        <w:t xml:space="preserve">- Modelos e trabalho em lote, com anonimização prévia</w:t>
-      </w:r>
-      <w:r>
-        <w:rPr>
-          <w:rFonts w:ascii="Calibri" w:hAnsi="Calibri"/>
-        </w:rPr>
-        <w:t xml:space="preserve"> </w:t>
-      </w:r>
-      <w:r>
-        <w:rPr>
-          <w:rFonts w:ascii="Calibri" w:hAnsi="Calibri"/>
-        </w:rPr>
-        <w:t xml:space="preserve">-</w:t>
-      </w:r>
-      <w:r>
-        <w:rPr>
-          <w:rFonts w:ascii="Calibri" w:hAnsi="Calibri"/>
-        </w:rPr>
-        <w:t xml:space="preserve"> </w:t>
-      </w:r>
+    </w:p>
+    <w:p>
+      <w:pPr>
+        <w:pStyle w:val="Compact"/>
+        <w:numPr>
+          <w:ilvl w:val="0"/>
+          <w:numId w:val="1009"/>
+        </w:numPr>
+      </w:pPr>
+      <w:r>
+        <w:rPr>
+          <w:rFonts w:ascii="Calibri" w:hAnsi="Calibri"/>
+        </w:rPr>
+        <w:t xml:space="preserve">Relatórios e organização de dados</w:t>
+      </w:r>
+    </w:p>
+    <w:p>
+      <w:pPr>
+        <w:pStyle w:val="Compact"/>
+        <w:numPr>
+          <w:ilvl w:val="0"/>
+          <w:numId w:val="1009"/>
+        </w:numPr>
+      </w:pPr>
+      <w:r>
+        <w:rPr>
+          <w:rFonts w:ascii="Calibri" w:hAnsi="Calibri"/>
+        </w:rPr>
+        <w:t xml:space="preserve">Modelos e trabalho em lote, com anonimização prévia</w:t>
+      </w:r>
+    </w:p>
+    <w:p>
+      <w:pPr>
+        <w:pStyle w:val="Compact"/>
+        <w:numPr>
+          <w:ilvl w:val="0"/>
+          <w:numId w:val="1009"/>
+        </w:numPr>
+      </w:pPr>
       <w:r>
         <w:rPr>
           <w:rFonts w:ascii="Calibri" w:hAnsi="Calibri"/>
@@ -2349,65 +2403,80 @@
         </w:rPr>
         <w:t xml:space="preserve">Encontro único — Usar a IA dentro da lei e do sigilo (2h)</w:t>
       </w:r>
-      <w:r>
-        <w:rPr>
-          <w:rFonts w:ascii="Calibri" w:hAnsi="Calibri"/>
-        </w:rPr>
-        <w:t xml:space="preserve"> </w:t>
-      </w:r>
-      <w:r>
-        <w:rPr>
-          <w:rFonts w:ascii="Calibri" w:hAnsi="Calibri"/>
-        </w:rPr>
-        <w:t xml:space="preserve">- Resolução CNJ nº 615/2025: governança e supervisão humana obrigatória</w:t>
-      </w:r>
-      <w:r>
-        <w:rPr>
-          <w:rFonts w:ascii="Calibri" w:hAnsi="Calibri"/>
-        </w:rPr>
-        <w:t xml:space="preserve"> </w:t>
-      </w:r>
-      <w:r>
-        <w:rPr>
-          <w:rFonts w:ascii="Calibri" w:hAnsi="Calibri"/>
-        </w:rPr>
-        <w:t xml:space="preserve">- Sigilo: o que pode e o que não pode ir para a IA — bloqueio absoluto a dados sob segredo de justiça em ferramenta externa</w:t>
-      </w:r>
-      <w:r>
-        <w:rPr>
-          <w:rFonts w:ascii="Calibri" w:hAnsi="Calibri"/>
-        </w:rPr>
-        <w:t xml:space="preserve"> </w:t>
-      </w:r>
-      <w:r>
-        <w:rPr>
-          <w:rFonts w:ascii="Calibri" w:hAnsi="Calibri"/>
-        </w:rPr>
-        <w:t xml:space="preserve">- LGPD e anonimização na prática</w:t>
-      </w:r>
-      <w:r>
-        <w:rPr>
-          <w:rFonts w:ascii="Calibri" w:hAnsi="Calibri"/>
-        </w:rPr>
-        <w:t xml:space="preserve"> </w:t>
-      </w:r>
-      <w:r>
-        <w:rPr>
-          <w:rFonts w:ascii="Calibri" w:hAnsi="Calibri"/>
-        </w:rPr>
-        <w:t xml:space="preserve">- Vieses algorítmicos e boas práticas de segurança</w:t>
-      </w:r>
-      <w:r>
-        <w:rPr>
-          <w:rFonts w:ascii="Calibri" w:hAnsi="Calibri"/>
-        </w:rPr>
-        <w:t xml:space="preserve"> </w:t>
-      </w:r>
-      <w:r>
-        <w:rPr>
-          <w:rFonts w:ascii="Calibri" w:hAnsi="Calibri"/>
-        </w:rPr>
-        <w:t xml:space="preserve">- Estudo de casos (</w:t>
+    </w:p>
+    <w:p>
+      <w:pPr>
+        <w:pStyle w:val="Compact"/>
+        <w:numPr>
+          <w:ilvl w:val="0"/>
+          <w:numId w:val="1010"/>
+        </w:numPr>
+      </w:pPr>
+      <w:r>
+        <w:rPr>
+          <w:rFonts w:ascii="Calibri" w:hAnsi="Calibri"/>
+        </w:rPr>
+        <w:t xml:space="preserve">Resolução CNJ nº 615/2025: governança e supervisão humana obrigatória</w:t>
+      </w:r>
+    </w:p>
+    <w:p>
+      <w:pPr>
+        <w:pStyle w:val="Compact"/>
+        <w:numPr>
+          <w:ilvl w:val="0"/>
+          <w:numId w:val="1010"/>
+        </w:numPr>
+      </w:pPr>
+      <w:r>
+        <w:rPr>
+          <w:rFonts w:ascii="Calibri" w:hAnsi="Calibri"/>
+        </w:rPr>
+        <w:t xml:space="preserve">Sigilo: o que pode e o que não pode ir para a IA — bloqueio absoluto a dados sob segredo de justiça em ferramenta externa</w:t>
+      </w:r>
+    </w:p>
+    <w:p>
+      <w:pPr>
+        <w:pStyle w:val="Compact"/>
+        <w:numPr>
+          <w:ilvl w:val="0"/>
+          <w:numId w:val="1010"/>
+        </w:numPr>
+      </w:pPr>
+      <w:r>
+        <w:rPr>
+          <w:rFonts w:ascii="Calibri" w:hAnsi="Calibri"/>
+        </w:rPr>
+        <w:t xml:space="preserve">LGPD e anonimização na prática</w:t>
+      </w:r>
+    </w:p>
+    <w:p>
+      <w:pPr>
+        <w:pStyle w:val="Compact"/>
+        <w:numPr>
+          <w:ilvl w:val="0"/>
+          <w:numId w:val="1010"/>
+        </w:numPr>
+      </w:pPr>
+      <w:r>
+        <w:rPr>
+          <w:rFonts w:ascii="Calibri" w:hAnsi="Calibri"/>
+        </w:rPr>
+        <w:t xml:space="preserve">Vieses algorítmicos e boas práticas de segurança</w:t>
+      </w:r>
+    </w:p>
+    <w:p>
+      <w:pPr>
+        <w:pStyle w:val="Compact"/>
+        <w:numPr>
+          <w:ilvl w:val="0"/>
+          <w:numId w:val="1010"/>
+        </w:numPr>
+      </w:pPr>
+      <w:r>
+        <w:rPr>
+          <w:rFonts w:ascii="Calibri" w:hAnsi="Calibri"/>
+        </w:rPr>
+        <w:t xml:space="preserve">Estudo de casos (</w:t>
       </w:r>
       <w:r>
         <w:rPr>
@@ -2433,17 +2502,20 @@
         </w:rPr>
         <w:t xml:space="preserve">): cada participante decide caso a caso e justifica; a discussão é feita com a turma inteira</w:t>
       </w:r>
-      <w:r>
-        <w:rPr>
-          <w:rFonts w:ascii="Calibri" w:hAnsi="Calibri"/>
-        </w:rPr>
-        <w:t xml:space="preserve"> </w:t>
-      </w:r>
-      <w:r>
-        <w:rPr>
-          <w:rFonts w:ascii="Calibri" w:hAnsi="Calibri"/>
-        </w:rPr>
-        <w:t xml:space="preserve">- Bloco-horizonte de encerramento: sistemas agênticos — assistente × agente, o servidor como regente, autonomia com responsabilidade</w:t>
+    </w:p>
+    <w:p>
+      <w:pPr>
+        <w:pStyle w:val="Compact"/>
+        <w:numPr>
+          <w:ilvl w:val="0"/>
+          <w:numId w:val="1010"/>
+        </w:numPr>
+      </w:pPr>
+      <w:r>
+        <w:rPr>
+          <w:rFonts w:ascii="Calibri" w:hAnsi="Calibri"/>
+        </w:rPr>
+        <w:t xml:space="preserve">Bloco-horizonte de encerramento: sistemas agênticos — assistente × agente, o servidor como regente, autonomia com responsabilidade</w:t>
       </w:r>
     </w:p>
     <w:bookmarkEnd w:id="30"/>
@@ -3853,7 +3925,7 @@
         <w:pStyle w:val="Compact"/>
         <w:numPr>
           <w:ilvl w:val="0"/>
-          <w:numId w:val="1003"/>
+          <w:numId w:val="1011"/>
         </w:numPr>
       </w:pPr>
       <w:r>
@@ -3868,7 +3940,7 @@
         <w:pStyle w:val="Compact"/>
         <w:numPr>
           <w:ilvl w:val="0"/>
-          <w:numId w:val="1003"/>
+          <w:numId w:val="1011"/>
         </w:numPr>
       </w:pPr>
       <w:r>
@@ -3883,7 +3955,7 @@
         <w:pStyle w:val="Compact"/>
         <w:numPr>
           <w:ilvl w:val="0"/>
-          <w:numId w:val="1003"/>
+          <w:numId w:val="1011"/>
         </w:numPr>
       </w:pPr>
       <w:r>
@@ -3898,7 +3970,7 @@
         <w:pStyle w:val="Compact"/>
         <w:numPr>
           <w:ilvl w:val="0"/>
-          <w:numId w:val="1003"/>
+          <w:numId w:val="1011"/>
         </w:numPr>
       </w:pPr>
       <w:r>
@@ -3913,7 +3985,7 @@
         <w:pStyle w:val="Compact"/>
         <w:numPr>
           <w:ilvl w:val="0"/>
-          <w:numId w:val="1003"/>
+          <w:numId w:val="1011"/>
         </w:numPr>
       </w:pPr>
       <w:r>
@@ -3939,7 +4011,7 @@
         <w:pStyle w:val="Compact"/>
         <w:numPr>
           <w:ilvl w:val="0"/>
-          <w:numId w:val="1004"/>
+          <w:numId w:val="1012"/>
         </w:numPr>
       </w:pPr>
       <w:r>
@@ -3954,7 +4026,7 @@
         <w:pStyle w:val="Compact"/>
         <w:numPr>
           <w:ilvl w:val="0"/>
-          <w:numId w:val="1004"/>
+          <w:numId w:val="1012"/>
         </w:numPr>
       </w:pPr>
       <w:r>
@@ -3969,7 +4041,7 @@
         <w:pStyle w:val="Compact"/>
         <w:numPr>
           <w:ilvl w:val="0"/>
-          <w:numId w:val="1004"/>
+          <w:numId w:val="1012"/>
         </w:numPr>
       </w:pPr>
       <w:r>
@@ -4939,7 +5011,7 @@
         <w:pStyle w:val="Compact"/>
         <w:numPr>
           <w:ilvl w:val="0"/>
-          <w:numId w:val="1005"/>
+          <w:numId w:val="1013"/>
         </w:numPr>
       </w:pPr>
       <w:r>
@@ -4954,7 +5026,7 @@
         <w:pStyle w:val="Compact"/>
         <w:numPr>
           <w:ilvl w:val="0"/>
-          <w:numId w:val="1005"/>
+          <w:numId w:val="1013"/>
         </w:numPr>
       </w:pPr>
       <w:r>
@@ -4969,7 +5041,7 @@
         <w:pStyle w:val="Compact"/>
         <w:numPr>
           <w:ilvl w:val="0"/>
-          <w:numId w:val="1005"/>
+          <w:numId w:val="1013"/>
         </w:numPr>
       </w:pPr>
       <w:r>
@@ -4984,7 +5056,7 @@
         <w:pStyle w:val="Compact"/>
         <w:numPr>
           <w:ilvl w:val="0"/>
-          <w:numId w:val="1005"/>
+          <w:numId w:val="1013"/>
         </w:numPr>
       </w:pPr>
       <w:r>
@@ -6552,6 +6624,30 @@
   <w:num w:numId="1005">
     <w:abstractNumId w:val="991"/>
   </w:num>
+  <w:num w:numId="1006">
+    <w:abstractNumId w:val="991"/>
+  </w:num>
+  <w:num w:numId="1007">
+    <w:abstractNumId w:val="991"/>
+  </w:num>
+  <w:num w:numId="1008">
+    <w:abstractNumId w:val="991"/>
+  </w:num>
+  <w:num w:numId="1009">
+    <w:abstractNumId w:val="991"/>
+  </w:num>
+  <w:num w:numId="1010">
+    <w:abstractNumId w:val="991"/>
+  </w:num>
+  <w:num w:numId="1011">
+    <w:abstractNumId w:val="991"/>
+  </w:num>
+  <w:num w:numId="1012">
+    <w:abstractNumId w:val="991"/>
+  </w:num>
+  <w:num w:numId="1013">
+    <w:abstractNumId w:val="991"/>
+  </w:num>
 </w:numbering>
 </file>
 

--- a/Ementa-Formal-Curso-Servidor-IA-v2.docx
+++ b/Ementa-Formal-Curso-Servidor-IA-v2.docx
@@ -851,7 +851,7 @@
                 <w:color w:val="1F2937"/>
                 <w:sz w:val="21"/>
               </w:rPr>
-              <w:t xml:space="preserve">agosto/2026 — módulos em sequência, encontros distribuídos ao longo do mês</w:t>
+              <w:t>10 a 21 de agosto de 2026 — módulos em sequência, encontros distribuídos no período</w:t>
             </w:r>
           </w:p>
         </w:tc>

--- a/Ementa-Formal-Curso-Servidor-IA-v2.docx
+++ b/Ementa-Formal-Curso-Servidor-IA-v2.docx
@@ -8,9 +8,6 @@
         <w:pStyle w:val="Heading1"/>
       </w:pPr>
       <w:r>
-        <w:rPr>
-          <w:rFonts w:ascii="Calibri" w:hAnsi="Calibri"/>
-        </w:rPr>
         <w:t xml:space="preserve">Curso Servidor + IA — Ementa Formal</w:t>
       </w:r>
     </w:p>
@@ -20,80 +17,50 @@
       </w:pPr>
       <w:r>
         <w:rPr>
-          <w:rFonts w:ascii="Calibri" w:hAnsi="Calibri"/>
           <w:b/>
           <w:bCs/>
         </w:rPr>
         <w:t xml:space="preserve">Documento institucional do curso modular de capacitação em inteligência artificial generativa para servidoras, servidores, magistradas e magistrados da Justiça Federal no Ceará.</w:t>
       </w:r>
       <w:r>
+        <w:t xml:space="preserve"> </w:t>
+      </w:r>
+      <w:r>
+        <w:t xml:space="preserve">Versão 2.0 — julho de 2026.</w:t>
+      </w:r>
+      <w:r>
+        <w:t xml:space="preserve"> </w:t>
+      </w:r>
+      <w:r>
         <w:rPr>
-          <w:rFonts w:ascii="Calibri" w:hAnsi="Calibri"/>
-        </w:rPr>
-        <w:t xml:space="preserve"> </w:t>
-      </w:r>
-      <w:r>
-        <w:rPr>
-          <w:rFonts w:ascii="Calibri" w:hAnsi="Calibri"/>
-        </w:rPr>
-        <w:t xml:space="preserve">Versão 2.0 — julho de 2026.</w:t>
-      </w:r>
-      <w:r>
-        <w:rPr>
-          <w:rFonts w:ascii="Calibri" w:hAnsi="Calibri"/>
-        </w:rPr>
-        <w:t xml:space="preserve"> </w:t>
-      </w:r>
-      <w:r>
-        <w:rPr>
-          <w:rFonts w:ascii="Calibri" w:hAnsi="Calibri"/>
           <w:b/>
           <w:bCs/>
         </w:rPr>
         <w:t xml:space="preserve">Substitui a Versão 1.0 (maio de 2026).</w:t>
       </w:r>
       <w:r>
+        <w:t xml:space="preserve"> </w:t>
+      </w:r>
+      <w:r>
+        <w:t xml:space="preserve">Esta versão constitui o ato formal previsto na seção 16 da ementa anterior: reajuste da carga horária (21 → 24 horas), reordenação pedagógica dos módulos, atualização do formato (online, ao vivo) e do método de construção de prompts, aprovados pela Coordenação</w:t>
+      </w:r>
+      <w:r>
+        <w:t xml:space="preserve"> </w:t>
+      </w:r>
+      <w:r>
         <w:rPr>
-          <w:rFonts w:ascii="Calibri" w:hAnsi="Calibri"/>
-        </w:rPr>
-        <w:t xml:space="preserve"> </w:t>
-      </w:r>
-      <w:r>
-        <w:rPr>
-          <w:rFonts w:ascii="Calibri" w:hAnsi="Calibri"/>
-        </w:rPr>
-        <w:t xml:space="preserve">Esta versão constitui o ato formal previsto na seção 16 da ementa anterior: reajuste da carga horária (21 → 24 horas), reordenação pedagógica dos módulos, atualização do formato (online, ao vivo) e do método de construção de prompts, aprovados pela Coordenação</w:t>
-      </w:r>
-      <w:r>
-        <w:rPr>
-          <w:rFonts w:ascii="Calibri" w:hAnsi="Calibri"/>
-        </w:rPr>
-        <w:t xml:space="preserve"> </w:t>
-      </w:r>
-      <w:r>
-        <w:rPr>
-          <w:rFonts w:ascii="Calibri" w:hAnsi="Calibri"/>
           <w:b/>
           <w:bCs/>
         </w:rPr>
         <w:t xml:space="preserve">antes do início da Turma 1</w:t>
       </w:r>
       <w:r>
-        <w:rPr>
-          <w:rFonts w:ascii="Calibri" w:hAnsi="Calibri"/>
-        </w:rPr>
         <w:t xml:space="preserve">.</w:t>
       </w:r>
       <w:r>
-        <w:rPr>
-          <w:rFonts w:ascii="Calibri" w:hAnsi="Calibri"/>
-        </w:rPr>
         <w:t xml:space="preserve"> </w:t>
       </w:r>
       <w:r>
-        <w:rPr>
-          <w:rFonts w:ascii="Calibri" w:hAnsi="Calibri"/>
-        </w:rPr>
         <w:t xml:space="preserve">Fundamentação: Ação 1.2 do Plano de Trabalho 2026 — Eixo III; KR 2.5.2; ações 2.4 e 2.5 do Plano Nacional de Inovação da Justiça Federal — 2026; Resolução CNJ nº 615/2025; Portaria DF nº 161/2025.</w:t>
       </w:r>
     </w:p>
@@ -103,24 +70,15 @@
         <w:pStyle w:val="Heading2"/>
       </w:pPr>
       <w:r>
-        <w:rPr>
-          <w:rFonts w:ascii="Calibri" w:hAnsi="Calibri"/>
-        </w:rPr>
         <w:t xml:space="preserve">1. Identificação</w:t>
       </w:r>
     </w:p>
     <w:tbl>
       <w:tblPr>
         <w:tblStyle w:val="Table"/>
+        <w:tblW w:type="pct" w:w="5000"/>
         <w:tblLayout w:type="fixed"/>
         <w:tblLook w:firstRow="1" w:lastRow="0" w:firstColumn="0" w:lastColumn="0" w:noHBand="0" w:noVBand="0" w:val="0020"/>
-        <w:tblCellMar>
-          <w:top w:w="60" w:type="dxa"/>
-          <w:left w:w="108" w:type="dxa"/>
-          <w:bottom w:w="60" w:type="dxa"/>
-          <w:right w:w="108" w:type="dxa"/>
-        </w:tblCellMar>
-        <w:tblW w:w="5000" w:type="pct"/>
       </w:tblPr>
       <w:tblGrid>
         <w:gridCol w:w="3960"/>
@@ -128,577 +86,288 @@
       </w:tblGrid>
       <w:tr>
         <w:trPr>
-          <w:trHeight w:val="397" w:hRule="atLeast"/>
           <w:tblHeader w:val="on"/>
         </w:trPr>
         <w:tc>
-          <w:tcPr>
-            <w:shd w:val="clear" w:color="auto" w:fill="1B3A5C"/>
-            <w:tcBorders>
-              <w:top w:val="single" w:sz="4" w:color="9CA3AF"/>
-              <w:left w:val="single" w:sz="4" w:color="9CA3AF"/>
-              <w:bottom w:val="single" w:sz="4" w:color="9CA3AF"/>
-              <w:right w:val="single" w:sz="4" w:color="9CA3AF"/>
-            </w:tcBorders>
-            <w:vAlign w:val="center"/>
-          </w:tcPr>
+          <w:tcPr/>
           <w:p>
             <w:pPr>
               <w:pStyle w:val="Compact"/>
-              <w:spacing w:before="0" w:after="0" w:line="276" w:lineRule="auto"/>
               <w:jc w:val="left"/>
             </w:pPr>
             <w:r>
-              <w:rPr>
-                <w:rFonts w:ascii="Calibri" w:hAnsi="Calibri" w:cs="Calibri" w:eastAsia="Calibri"/>
-                <w:b/>
-                <w:color w:val="FFFFFF"/>
-                <w:sz w:val="22"/>
-              </w:rPr>
               <w:t xml:space="preserve">Item</w:t>
             </w:r>
           </w:p>
         </w:tc>
         <w:tc>
-          <w:tcPr>
-            <w:shd w:val="clear" w:color="auto" w:fill="1B3A5C"/>
-            <w:tcBorders>
-              <w:top w:val="single" w:sz="4" w:color="9CA3AF"/>
-              <w:left w:val="single" w:sz="4" w:color="9CA3AF"/>
-              <w:bottom w:val="single" w:sz="4" w:color="9CA3AF"/>
-              <w:right w:val="single" w:sz="4" w:color="9CA3AF"/>
-            </w:tcBorders>
-            <w:vAlign w:val="center"/>
-          </w:tcPr>
+          <w:tcPr/>
           <w:p>
             <w:pPr>
               <w:pStyle w:val="Compact"/>
-              <w:spacing w:before="0" w:after="0" w:line="276" w:lineRule="auto"/>
               <w:jc w:val="left"/>
             </w:pPr>
             <w:r>
-              <w:rPr>
-                <w:rFonts w:ascii="Calibri" w:hAnsi="Calibri" w:cs="Calibri" w:eastAsia="Calibri"/>
-                <w:b/>
-                <w:color w:val="FFFFFF"/>
-                <w:sz w:val="22"/>
-              </w:rPr>
               <w:t xml:space="preserve">Conteúdo</w:t>
             </w:r>
           </w:p>
         </w:tc>
       </w:tr>
       <w:tr>
-        <w:trPr>
-          <w:trHeight w:val="397" w:hRule="atLeast"/>
-        </w:trPr>
         <w:tc>
-          <w:tcPr>
-            <w:tcBorders>
-              <w:top w:val="single" w:sz="4" w:color="9CA3AF"/>
-              <w:left w:val="single" w:sz="4" w:color="9CA3AF"/>
-              <w:bottom w:val="single" w:sz="4" w:color="9CA3AF"/>
-              <w:right w:val="single" w:sz="4" w:color="9CA3AF"/>
-            </w:tcBorders>
-            <w:vAlign w:val="center"/>
-          </w:tcPr>
+          <w:tcPr/>
           <w:p>
             <w:pPr>
               <w:pStyle w:val="Compact"/>
-              <w:spacing w:before="0" w:after="0" w:line="276" w:lineRule="auto"/>
               <w:jc w:val="left"/>
             </w:pPr>
             <w:r>
               <w:rPr>
-                <w:rFonts w:ascii="Calibri" w:hAnsi="Calibri" w:cs="Calibri" w:eastAsia="Calibri"/>
                 <w:b/>
                 <w:bCs/>
-                <w:color w:val="1F2937"/>
-                <w:sz w:val="21"/>
               </w:rPr>
               <w:t xml:space="preserve">Nome</w:t>
             </w:r>
           </w:p>
         </w:tc>
         <w:tc>
-          <w:tcPr>
-            <w:tcBorders>
-              <w:top w:val="single" w:sz="4" w:color="9CA3AF"/>
-              <w:left w:val="single" w:sz="4" w:color="9CA3AF"/>
-              <w:bottom w:val="single" w:sz="4" w:color="9CA3AF"/>
-              <w:right w:val="single" w:sz="4" w:color="9CA3AF"/>
-            </w:tcBorders>
-            <w:vAlign w:val="center"/>
-          </w:tcPr>
+          <w:tcPr/>
           <w:p>
             <w:pPr>
               <w:pStyle w:val="Compact"/>
-              <w:spacing w:before="0" w:after="0" w:line="276" w:lineRule="auto"/>
               <w:jc w:val="left"/>
             </w:pPr>
             <w:r>
-              <w:rPr>
-                <w:rFonts w:ascii="Calibri" w:hAnsi="Calibri" w:cs="Calibri" w:eastAsia="Calibri"/>
-                <w:color w:val="1F2937"/>
-                <w:sz w:val="21"/>
-              </w:rPr>
               <w:t xml:space="preserve">Servidor + IA — Inteligência Artificial Generativa Aplicada ao Trabalho Judicial e Administrativo</w:t>
             </w:r>
           </w:p>
         </w:tc>
       </w:tr>
       <w:tr>
-        <w:trPr>
-          <w:trHeight w:val="397" w:hRule="atLeast"/>
-        </w:trPr>
         <w:tc>
-          <w:tcPr>
-            <w:shd w:val="clear" w:color="auto" w:fill="F4F6F8"/>
-            <w:tcBorders>
-              <w:top w:val="single" w:sz="4" w:color="9CA3AF"/>
-              <w:left w:val="single" w:sz="4" w:color="9CA3AF"/>
-              <w:bottom w:val="single" w:sz="4" w:color="9CA3AF"/>
-              <w:right w:val="single" w:sz="4" w:color="9CA3AF"/>
-            </w:tcBorders>
-            <w:vAlign w:val="center"/>
-          </w:tcPr>
+          <w:tcPr/>
           <w:p>
             <w:pPr>
               <w:pStyle w:val="Compact"/>
-              <w:spacing w:before="0" w:after="0" w:line="276" w:lineRule="auto"/>
               <w:jc w:val="left"/>
             </w:pPr>
             <w:r>
               <w:rPr>
-                <w:rFonts w:ascii="Calibri" w:hAnsi="Calibri" w:cs="Calibri" w:eastAsia="Calibri"/>
                 <w:b/>
                 <w:bCs/>
-                <w:color w:val="1F2937"/>
-                <w:sz w:val="21"/>
               </w:rPr>
               <w:t xml:space="preserve">Modalidade</w:t>
             </w:r>
           </w:p>
         </w:tc>
         <w:tc>
-          <w:tcPr>
-            <w:shd w:val="clear" w:color="auto" w:fill="F4F6F8"/>
-            <w:tcBorders>
-              <w:top w:val="single" w:sz="4" w:color="9CA3AF"/>
-              <w:left w:val="single" w:sz="4" w:color="9CA3AF"/>
-              <w:bottom w:val="single" w:sz="4" w:color="9CA3AF"/>
-              <w:right w:val="single" w:sz="4" w:color="9CA3AF"/>
-            </w:tcBorders>
-            <w:vAlign w:val="center"/>
-          </w:tcPr>
+          <w:tcPr/>
           <w:p>
             <w:pPr>
               <w:pStyle w:val="Compact"/>
-              <w:spacing w:before="0" w:after="0" w:line="276" w:lineRule="auto"/>
               <w:jc w:val="left"/>
             </w:pPr>
             <w:r>
-              <w:rPr>
-                <w:rFonts w:ascii="Calibri" w:hAnsi="Calibri" w:cs="Calibri" w:eastAsia="Calibri"/>
-                <w:color w:val="1F2937"/>
-                <w:sz w:val="21"/>
-              </w:rPr>
               <w:t xml:space="preserve">Capacitação institucional</w:t>
             </w:r>
             <w:r>
-              <w:rPr>
-                <w:rFonts w:ascii="Calibri" w:hAnsi="Calibri" w:cs="Calibri" w:eastAsia="Calibri"/>
-                <w:color w:val="1F2937"/>
-                <w:sz w:val="21"/>
-              </w:rPr>
               <w:t xml:space="preserve"> </w:t>
             </w:r>
             <w:r>
               <w:rPr>
-                <w:rFonts w:ascii="Calibri" w:hAnsi="Calibri" w:cs="Calibri" w:eastAsia="Calibri"/>
                 <w:b/>
                 <w:bCs/>
-                <w:color w:val="1F2937"/>
-                <w:sz w:val="21"/>
               </w:rPr>
               <w:t xml:space="preserve">online, ao vivo (síncrona)</w:t>
             </w:r>
             <w:r>
-              <w:rPr>
-                <w:rFonts w:ascii="Calibri" w:hAnsi="Calibri" w:cs="Calibri" w:eastAsia="Calibri"/>
-                <w:color w:val="1F2937"/>
-                <w:sz w:val="21"/>
-              </w:rPr>
               <w:t xml:space="preserve">, por videoconferência, com demonstrações em tempo real</w:t>
             </w:r>
           </w:p>
         </w:tc>
       </w:tr>
       <w:tr>
-        <w:trPr>
-          <w:trHeight w:val="397" w:hRule="atLeast"/>
-        </w:trPr>
         <w:tc>
-          <w:tcPr>
-            <w:tcBorders>
-              <w:top w:val="single" w:sz="4" w:color="9CA3AF"/>
-              <w:left w:val="single" w:sz="4" w:color="9CA3AF"/>
-              <w:bottom w:val="single" w:sz="4" w:color="9CA3AF"/>
-              <w:right w:val="single" w:sz="4" w:color="9CA3AF"/>
-            </w:tcBorders>
-            <w:vAlign w:val="center"/>
-          </w:tcPr>
+          <w:tcPr/>
           <w:p>
             <w:pPr>
               <w:pStyle w:val="Compact"/>
-              <w:spacing w:before="0" w:after="0" w:line="276" w:lineRule="auto"/>
               <w:jc w:val="left"/>
             </w:pPr>
             <w:r>
               <w:rPr>
-                <w:rFonts w:ascii="Calibri" w:hAnsi="Calibri" w:cs="Calibri" w:eastAsia="Calibri"/>
                 <w:b/>
                 <w:bCs/>
-                <w:color w:val="1F2937"/>
-                <w:sz w:val="21"/>
               </w:rPr>
               <w:t xml:space="preserve">Carga horária total</w:t>
             </w:r>
           </w:p>
         </w:tc>
         <w:tc>
-          <w:tcPr>
-            <w:tcBorders>
-              <w:top w:val="single" w:sz="4" w:color="9CA3AF"/>
-              <w:left w:val="single" w:sz="4" w:color="9CA3AF"/>
-              <w:bottom w:val="single" w:sz="4" w:color="9CA3AF"/>
-              <w:right w:val="single" w:sz="4" w:color="9CA3AF"/>
-            </w:tcBorders>
-            <w:vAlign w:val="center"/>
-          </w:tcPr>
+          <w:tcPr/>
           <w:p>
             <w:pPr>
               <w:pStyle w:val="Compact"/>
-              <w:spacing w:before="0" w:after="0" w:line="276" w:lineRule="auto"/>
               <w:jc w:val="left"/>
             </w:pPr>
             <w:r>
               <w:rPr>
-                <w:rFonts w:ascii="Calibri" w:hAnsi="Calibri" w:cs="Calibri" w:eastAsia="Calibri"/>
                 <w:b/>
                 <w:bCs/>
-                <w:color w:val="1F2937"/>
-                <w:sz w:val="21"/>
               </w:rPr>
               <w:t xml:space="preserve">24 (vinte e quatro) horas</w:t>
             </w:r>
             <w:r>
-              <w:rPr>
-                <w:rFonts w:ascii="Calibri" w:hAnsi="Calibri" w:cs="Calibri" w:eastAsia="Calibri"/>
-                <w:color w:val="1F2937"/>
-                <w:sz w:val="21"/>
-              </w:rPr>
               <w:t xml:space="preserve">, em quatro módulos</w:t>
             </w:r>
           </w:p>
         </w:tc>
       </w:tr>
       <w:tr>
-        <w:trPr>
-          <w:trHeight w:val="397" w:hRule="atLeast"/>
-        </w:trPr>
         <w:tc>
-          <w:tcPr>
-            <w:shd w:val="clear" w:color="auto" w:fill="F4F6F8"/>
-            <w:tcBorders>
-              <w:top w:val="single" w:sz="4" w:color="9CA3AF"/>
-              <w:left w:val="single" w:sz="4" w:color="9CA3AF"/>
-              <w:bottom w:val="single" w:sz="4" w:color="9CA3AF"/>
-              <w:right w:val="single" w:sz="4" w:color="9CA3AF"/>
-            </w:tcBorders>
-            <w:vAlign w:val="center"/>
-          </w:tcPr>
+          <w:tcPr/>
           <w:p>
             <w:pPr>
               <w:pStyle w:val="Compact"/>
-              <w:spacing w:before="0" w:after="0" w:line="276" w:lineRule="auto"/>
               <w:jc w:val="left"/>
             </w:pPr>
             <w:r>
               <w:rPr>
-                <w:rFonts w:ascii="Calibri" w:hAnsi="Calibri" w:cs="Calibri" w:eastAsia="Calibri"/>
                 <w:b/>
                 <w:bCs/>
-                <w:color w:val="1F2937"/>
-                <w:sz w:val="21"/>
               </w:rPr>
               <w:t xml:space="preserve">Turmas em 2026</w:t>
             </w:r>
           </w:p>
         </w:tc>
         <w:tc>
-          <w:tcPr>
-            <w:shd w:val="clear" w:color="auto" w:fill="F4F6F8"/>
-            <w:tcBorders>
-              <w:top w:val="single" w:sz="4" w:color="9CA3AF"/>
-              <w:left w:val="single" w:sz="4" w:color="9CA3AF"/>
-              <w:bottom w:val="single" w:sz="4" w:color="9CA3AF"/>
-              <w:right w:val="single" w:sz="4" w:color="9CA3AF"/>
-            </w:tcBorders>
-            <w:vAlign w:val="center"/>
-          </w:tcPr>
+          <w:tcPr/>
           <w:p>
             <w:pPr>
               <w:pStyle w:val="Compact"/>
-              <w:spacing w:before="0" w:after="0" w:line="276" w:lineRule="auto"/>
               <w:jc w:val="left"/>
             </w:pPr>
             <w:r>
-              <w:rPr>
-                <w:rFonts w:ascii="Calibri" w:hAnsi="Calibri" w:cs="Calibri" w:eastAsia="Calibri"/>
-                <w:color w:val="1F2937"/>
-                <w:sz w:val="21"/>
-              </w:rPr>
               <w:t xml:space="preserve">2 turmas, conduzidas em períodos distintos</w:t>
             </w:r>
           </w:p>
         </w:tc>
       </w:tr>
       <w:tr>
-        <w:trPr>
-          <w:trHeight w:val="397" w:hRule="atLeast"/>
-        </w:trPr>
         <w:tc>
-          <w:tcPr>
-            <w:tcBorders>
-              <w:top w:val="single" w:sz="4" w:color="9CA3AF"/>
-              <w:left w:val="single" w:sz="4" w:color="9CA3AF"/>
-              <w:bottom w:val="single" w:sz="4" w:color="9CA3AF"/>
-              <w:right w:val="single" w:sz="4" w:color="9CA3AF"/>
-            </w:tcBorders>
-            <w:vAlign w:val="center"/>
-          </w:tcPr>
+          <w:tcPr/>
           <w:p>
             <w:pPr>
               <w:pStyle w:val="Compact"/>
-              <w:spacing w:before="0" w:after="0" w:line="276" w:lineRule="auto"/>
               <w:jc w:val="left"/>
             </w:pPr>
             <w:r>
               <w:rPr>
-                <w:rFonts w:ascii="Calibri" w:hAnsi="Calibri" w:cs="Calibri" w:eastAsia="Calibri"/>
                 <w:b/>
                 <w:bCs/>
-                <w:color w:val="1F2937"/>
-                <w:sz w:val="21"/>
               </w:rPr>
               <w:t xml:space="preserve">Vagas por turma</w:t>
             </w:r>
           </w:p>
         </w:tc>
         <w:tc>
-          <w:tcPr>
-            <w:tcBorders>
-              <w:top w:val="single" w:sz="4" w:color="9CA3AF"/>
-              <w:left w:val="single" w:sz="4" w:color="9CA3AF"/>
-              <w:bottom w:val="single" w:sz="4" w:color="9CA3AF"/>
-              <w:right w:val="single" w:sz="4" w:color="9CA3AF"/>
-            </w:tcBorders>
-            <w:vAlign w:val="center"/>
-          </w:tcPr>
+          <w:tcPr/>
           <w:p>
             <w:pPr>
               <w:pStyle w:val="Compact"/>
-              <w:spacing w:before="0" w:after="0" w:line="276" w:lineRule="auto"/>
               <w:jc w:val="left"/>
             </w:pPr>
             <w:r>
-              <w:rPr>
-                <w:rFonts w:ascii="Calibri" w:hAnsi="Calibri" w:cs="Calibri" w:eastAsia="Calibri"/>
-                <w:color w:val="1F2937"/>
-                <w:sz w:val="21"/>
-              </w:rPr>
               <w:t xml:space="preserve">25 a 30 participantes</w:t>
             </w:r>
           </w:p>
         </w:tc>
       </w:tr>
       <w:tr>
-        <w:trPr>
-          <w:trHeight w:val="397" w:hRule="atLeast"/>
-        </w:trPr>
         <w:tc>
-          <w:tcPr>
-            <w:shd w:val="clear" w:color="auto" w:fill="F4F6F8"/>
-            <w:tcBorders>
-              <w:top w:val="single" w:sz="4" w:color="9CA3AF"/>
-              <w:left w:val="single" w:sz="4" w:color="9CA3AF"/>
-              <w:bottom w:val="single" w:sz="4" w:color="9CA3AF"/>
-              <w:right w:val="single" w:sz="4" w:color="9CA3AF"/>
-            </w:tcBorders>
-            <w:vAlign w:val="center"/>
-          </w:tcPr>
+          <w:tcPr/>
           <w:p>
             <w:pPr>
               <w:pStyle w:val="Compact"/>
-              <w:spacing w:before="0" w:after="0" w:line="276" w:lineRule="auto"/>
               <w:jc w:val="left"/>
             </w:pPr>
             <w:r>
               <w:rPr>
-                <w:rFonts w:ascii="Calibri" w:hAnsi="Calibri" w:cs="Calibri" w:eastAsia="Calibri"/>
                 <w:b/>
                 <w:bCs/>
-                <w:color w:val="1F2937"/>
-                <w:sz w:val="21"/>
               </w:rPr>
               <w:t xml:space="preserve">Ambiente</w:t>
             </w:r>
           </w:p>
         </w:tc>
         <w:tc>
-          <w:tcPr>
-            <w:shd w:val="clear" w:color="auto" w:fill="F4F6F8"/>
-            <w:tcBorders>
-              <w:top w:val="single" w:sz="4" w:color="9CA3AF"/>
-              <w:left w:val="single" w:sz="4" w:color="9CA3AF"/>
-              <w:bottom w:val="single" w:sz="4" w:color="9CA3AF"/>
-              <w:right w:val="single" w:sz="4" w:color="9CA3AF"/>
-            </w:tcBorders>
-            <w:vAlign w:val="center"/>
-          </w:tcPr>
+          <w:tcPr/>
           <w:p>
             <w:pPr>
               <w:pStyle w:val="Compact"/>
-              <w:spacing w:before="0" w:after="0" w:line="276" w:lineRule="auto"/>
               <w:jc w:val="left"/>
             </w:pPr>
             <w:r>
-              <w:rPr>
-                <w:rFonts w:ascii="Calibri" w:hAnsi="Calibri" w:cs="Calibri" w:eastAsia="Calibri"/>
-                <w:color w:val="1F2937"/>
-                <w:sz w:val="21"/>
-              </w:rPr>
               <w:t xml:space="preserve">Plataforma institucional de videoconferência + material do curso em endereço público (deck de apresentação e Banco de Prompts)</w:t>
             </w:r>
           </w:p>
         </w:tc>
       </w:tr>
       <w:tr>
-        <w:trPr>
-          <w:trHeight w:val="397" w:hRule="atLeast"/>
-        </w:trPr>
         <w:tc>
-          <w:tcPr>
-            <w:tcBorders>
-              <w:top w:val="single" w:sz="4" w:color="9CA3AF"/>
-              <w:left w:val="single" w:sz="4" w:color="9CA3AF"/>
-              <w:bottom w:val="single" w:sz="4" w:color="9CA3AF"/>
-              <w:right w:val="single" w:sz="4" w:color="9CA3AF"/>
-            </w:tcBorders>
-            <w:vAlign w:val="center"/>
-          </w:tcPr>
+          <w:tcPr/>
           <w:p>
             <w:pPr>
               <w:pStyle w:val="Compact"/>
-              <w:spacing w:before="0" w:after="0" w:line="276" w:lineRule="auto"/>
               <w:jc w:val="left"/>
             </w:pPr>
             <w:r>
               <w:rPr>
-                <w:rFonts w:ascii="Calibri" w:hAnsi="Calibri" w:cs="Calibri" w:eastAsia="Calibri"/>
                 <w:b/>
                 <w:bCs/>
-                <w:color w:val="1F2937"/>
-                <w:sz w:val="21"/>
               </w:rPr>
               <w:t xml:space="preserve">Promoção</w:t>
             </w:r>
           </w:p>
         </w:tc>
         <w:tc>
-          <w:tcPr>
-            <w:tcBorders>
-              <w:top w:val="single" w:sz="4" w:color="9CA3AF"/>
-              <w:left w:val="single" w:sz="4" w:color="9CA3AF"/>
-              <w:bottom w:val="single" w:sz="4" w:color="9CA3AF"/>
-              <w:right w:val="single" w:sz="4" w:color="9CA3AF"/>
-            </w:tcBorders>
-            <w:vAlign w:val="center"/>
-          </w:tcPr>
+          <w:tcPr/>
           <w:p>
             <w:pPr>
               <w:pStyle w:val="Compact"/>
-              <w:spacing w:before="0" w:after="0" w:line="276" w:lineRule="auto"/>
               <w:jc w:val="left"/>
             </w:pPr>
             <w:r>
-              <w:rPr>
-                <w:rFonts w:ascii="Calibri" w:hAnsi="Calibri" w:cs="Calibri" w:eastAsia="Calibri"/>
-                <w:color w:val="1F2937"/>
-                <w:sz w:val="21"/>
-              </w:rPr>
               <w:t xml:space="preserve">INOVAJUS — Eixo III, com certificação pela Direção do Foro</w:t>
             </w:r>
           </w:p>
         </w:tc>
       </w:tr>
       <w:tr>
-        <w:trPr>
-          <w:trHeight w:val="397" w:hRule="atLeast"/>
-        </w:trPr>
         <w:tc>
-          <w:tcPr>
-            <w:shd w:val="clear" w:color="auto" w:fill="F4F6F8"/>
-            <w:tcBorders>
-              <w:top w:val="single" w:sz="4" w:color="9CA3AF"/>
-              <w:left w:val="single" w:sz="4" w:color="9CA3AF"/>
-              <w:bottom w:val="single" w:sz="4" w:color="9CA3AF"/>
-              <w:right w:val="single" w:sz="4" w:color="9CA3AF"/>
-            </w:tcBorders>
-            <w:vAlign w:val="center"/>
-          </w:tcPr>
+          <w:tcPr/>
           <w:p>
             <w:pPr>
               <w:pStyle w:val="Compact"/>
-              <w:spacing w:before="0" w:after="0" w:line="276" w:lineRule="auto"/>
               <w:jc w:val="left"/>
             </w:pPr>
             <w:r>
               <w:rPr>
-                <w:rFonts w:ascii="Calibri" w:hAnsi="Calibri" w:cs="Calibri" w:eastAsia="Calibri"/>
                 <w:b/>
                 <w:bCs/>
-                <w:color w:val="1F2937"/>
-                <w:sz w:val="21"/>
               </w:rPr>
               <w:t xml:space="preserve">Coordenação</w:t>
             </w:r>
           </w:p>
         </w:tc>
         <w:tc>
-          <w:tcPr>
-            <w:shd w:val="clear" w:color="auto" w:fill="F4F6F8"/>
-            <w:tcBorders>
-              <w:top w:val="single" w:sz="4" w:color="9CA3AF"/>
-              <w:left w:val="single" w:sz="4" w:color="9CA3AF"/>
-              <w:bottom w:val="single" w:sz="4" w:color="9CA3AF"/>
-              <w:right w:val="single" w:sz="4" w:color="9CA3AF"/>
-            </w:tcBorders>
-            <w:vAlign w:val="center"/>
-          </w:tcPr>
+          <w:tcPr/>
           <w:p>
             <w:pPr>
               <w:pStyle w:val="Compact"/>
-              <w:spacing w:before="0" w:after="0" w:line="276" w:lineRule="auto"/>
               <w:jc w:val="left"/>
             </w:pPr>
             <w:r>
-              <w:rPr>
-                <w:rFonts w:ascii="Calibri" w:hAnsi="Calibri" w:cs="Calibri" w:eastAsia="Calibri"/>
-                <w:color w:val="1F2937"/>
-                <w:sz w:val="21"/>
-              </w:rPr>
               <w:t xml:space="preserve">Victor César Falcão Viana — Coordenador do Eixo III</w:t>
             </w:r>
           </w:p>
@@ -712,24 +381,15 @@
         <w:pStyle w:val="Heading2"/>
       </w:pPr>
       <w:r>
-        <w:rPr>
-          <w:rFonts w:ascii="Calibri" w:hAnsi="Calibri"/>
-        </w:rPr>
         <w:t xml:space="preserve">2. Calendário</w:t>
       </w:r>
     </w:p>
     <w:tbl>
       <w:tblPr>
         <w:tblStyle w:val="Table"/>
+        <w:tblW w:type="pct" w:w="5000"/>
         <w:tblLayout w:type="fixed"/>
         <w:tblLook w:firstRow="1" w:lastRow="0" w:firstColumn="0" w:lastColumn="0" w:noHBand="0" w:noVBand="0" w:val="0020"/>
-        <w:tblCellMar>
-          <w:top w:w="60" w:type="dxa"/>
-          <w:left w:w="108" w:type="dxa"/>
-          <w:bottom w:w="60" w:type="dxa"/>
-          <w:right w:w="108" w:type="dxa"/>
-        </w:tblCellMar>
-        <w:tblW w:w="5000" w:type="pct"/>
       </w:tblPr>
       <w:tblGrid>
         <w:gridCol w:w="3960"/>
@@ -737,181 +397,88 @@
       </w:tblGrid>
       <w:tr>
         <w:trPr>
-          <w:trHeight w:val="397" w:hRule="atLeast"/>
           <w:tblHeader w:val="on"/>
         </w:trPr>
         <w:tc>
-          <w:tcPr>
-            <w:shd w:val="clear" w:color="auto" w:fill="1B3A5C"/>
-            <w:tcBorders>
-              <w:top w:val="single" w:sz="4" w:color="9CA3AF"/>
-              <w:left w:val="single" w:sz="4" w:color="9CA3AF"/>
-              <w:bottom w:val="single" w:sz="4" w:color="9CA3AF"/>
-              <w:right w:val="single" w:sz="4" w:color="9CA3AF"/>
-            </w:tcBorders>
-            <w:vAlign w:val="center"/>
-          </w:tcPr>
+          <w:tcPr/>
           <w:p>
             <w:pPr>
               <w:pStyle w:val="Compact"/>
-              <w:spacing w:before="0" w:after="0" w:line="276" w:lineRule="auto"/>
               <w:jc w:val="left"/>
             </w:pPr>
             <w:r>
-              <w:rPr>
-                <w:rFonts w:ascii="Calibri" w:hAnsi="Calibri" w:cs="Calibri" w:eastAsia="Calibri"/>
-                <w:b/>
-                <w:color w:val="FFFFFF"/>
-                <w:sz w:val="22"/>
-              </w:rPr>
               <w:t xml:space="preserve">Turma</w:t>
             </w:r>
           </w:p>
         </w:tc>
         <w:tc>
-          <w:tcPr>
-            <w:shd w:val="clear" w:color="auto" w:fill="1B3A5C"/>
-            <w:tcBorders>
-              <w:top w:val="single" w:sz="4" w:color="9CA3AF"/>
-              <w:left w:val="single" w:sz="4" w:color="9CA3AF"/>
-              <w:bottom w:val="single" w:sz="4" w:color="9CA3AF"/>
-              <w:right w:val="single" w:sz="4" w:color="9CA3AF"/>
-            </w:tcBorders>
-            <w:vAlign w:val="center"/>
-          </w:tcPr>
+          <w:tcPr/>
           <w:p>
             <w:pPr>
               <w:pStyle w:val="Compact"/>
-              <w:spacing w:before="0" w:after="0" w:line="276" w:lineRule="auto"/>
               <w:jc w:val="left"/>
             </w:pPr>
             <w:r>
-              <w:rPr>
-                <w:rFonts w:ascii="Calibri" w:hAnsi="Calibri" w:cs="Calibri" w:eastAsia="Calibri"/>
-                <w:b/>
-                <w:color w:val="FFFFFF"/>
-                <w:sz w:val="22"/>
-              </w:rPr>
               <w:t xml:space="preserve">Período</w:t>
             </w:r>
           </w:p>
         </w:tc>
       </w:tr>
       <w:tr>
-        <w:trPr>
-          <w:trHeight w:val="397" w:hRule="atLeast"/>
-        </w:trPr>
         <w:tc>
-          <w:tcPr>
-            <w:tcBorders>
-              <w:top w:val="single" w:sz="4" w:color="9CA3AF"/>
-              <w:left w:val="single" w:sz="4" w:color="9CA3AF"/>
-              <w:bottom w:val="single" w:sz="4" w:color="9CA3AF"/>
-              <w:right w:val="single" w:sz="4" w:color="9CA3AF"/>
-            </w:tcBorders>
-            <w:vAlign w:val="center"/>
-          </w:tcPr>
+          <w:tcPr/>
           <w:p>
             <w:pPr>
               <w:pStyle w:val="Compact"/>
-              <w:spacing w:before="0" w:after="0" w:line="276" w:lineRule="auto"/>
               <w:jc w:val="left"/>
             </w:pPr>
             <w:r>
               <w:rPr>
-                <w:rFonts w:ascii="Calibri" w:hAnsi="Calibri" w:cs="Calibri" w:eastAsia="Calibri"/>
                 <w:b/>
                 <w:bCs/>
-                <w:color w:val="1F2937"/>
-                <w:sz w:val="21"/>
               </w:rPr>
               <w:t xml:space="preserve">Turma 1</w:t>
             </w:r>
           </w:p>
         </w:tc>
         <w:tc>
-          <w:tcPr>
-            <w:tcBorders>
-              <w:top w:val="single" w:sz="4" w:color="9CA3AF"/>
-              <w:left w:val="single" w:sz="4" w:color="9CA3AF"/>
-              <w:bottom w:val="single" w:sz="4" w:color="9CA3AF"/>
-              <w:right w:val="single" w:sz="4" w:color="9CA3AF"/>
-            </w:tcBorders>
-            <w:vAlign w:val="center"/>
-          </w:tcPr>
+          <w:tcPr/>
           <w:p>
             <w:pPr>
               <w:pStyle w:val="Compact"/>
-              <w:spacing w:before="0" w:after="0" w:line="276" w:lineRule="auto"/>
               <w:jc w:val="left"/>
             </w:pPr>
             <w:r>
-              <w:rPr>
-                <w:rFonts w:ascii="Calibri" w:hAnsi="Calibri" w:cs="Calibri" w:eastAsia="Calibri"/>
-                <w:color w:val="1F2937"/>
-                <w:sz w:val="21"/>
-              </w:rPr>
-              <w:t>10 a 21 de agosto de 2026 — módulos em sequência, encontros distribuídos no período</w:t>
+              <w:t xml:space="preserve">10 a 21 de agosto de 2026 — módulos em sequência, encontros distribuídos no período</w:t>
             </w:r>
           </w:p>
         </w:tc>
       </w:tr>
       <w:tr>
-        <w:trPr>
-          <w:trHeight w:val="397" w:hRule="atLeast"/>
-        </w:trPr>
         <w:tc>
-          <w:tcPr>
-            <w:shd w:val="clear" w:color="auto" w:fill="F4F6F8"/>
-            <w:tcBorders>
-              <w:top w:val="single" w:sz="4" w:color="9CA3AF"/>
-              <w:left w:val="single" w:sz="4" w:color="9CA3AF"/>
-              <w:bottom w:val="single" w:sz="4" w:color="9CA3AF"/>
-              <w:right w:val="single" w:sz="4" w:color="9CA3AF"/>
-            </w:tcBorders>
-            <w:vAlign w:val="center"/>
-          </w:tcPr>
+          <w:tcPr/>
           <w:p>
             <w:pPr>
               <w:pStyle w:val="Compact"/>
-              <w:spacing w:before="0" w:after="0" w:line="276" w:lineRule="auto"/>
               <w:jc w:val="left"/>
             </w:pPr>
             <w:r>
               <w:rPr>
-                <w:rFonts w:ascii="Calibri" w:hAnsi="Calibri" w:cs="Calibri" w:eastAsia="Calibri"/>
                 <w:b/>
                 <w:bCs/>
-                <w:color w:val="1F2937"/>
-                <w:sz w:val="21"/>
               </w:rPr>
               <w:t xml:space="preserve">Turma 2</w:t>
             </w:r>
           </w:p>
         </w:tc>
         <w:tc>
-          <w:tcPr>
-            <w:shd w:val="clear" w:color="auto" w:fill="F4F6F8"/>
-            <w:tcBorders>
-              <w:top w:val="single" w:sz="4" w:color="9CA3AF"/>
-              <w:left w:val="single" w:sz="4" w:color="9CA3AF"/>
-              <w:bottom w:val="single" w:sz="4" w:color="9CA3AF"/>
-              <w:right w:val="single" w:sz="4" w:color="9CA3AF"/>
-            </w:tcBorders>
-            <w:vAlign w:val="center"/>
-          </w:tcPr>
+          <w:tcPr/>
           <w:p>
             <w:pPr>
               <w:pStyle w:val="Compact"/>
-              <w:spacing w:before="0" w:after="0" w:line="276" w:lineRule="auto"/>
               <w:jc w:val="left"/>
             </w:pPr>
             <w:r>
-              <w:rPr>
-                <w:rFonts w:ascii="Calibri" w:hAnsi="Calibri" w:cs="Calibri" w:eastAsia="Calibri"/>
-                <w:color w:val="1F2937"/>
-                <w:sz w:val="21"/>
-              </w:rPr>
               <w:t xml:space="preserve">segundo semestre de 2026 — datas divulgadas junto à abertura das inscrições</w:t>
             </w:r>
           </w:p>
@@ -923,9 +490,6 @@
         <w:pStyle w:val="BodyText"/>
       </w:pPr>
       <w:r>
-        <w:rPr>
-          <w:rFonts w:ascii="Calibri" w:hAnsi="Calibri"/>
-        </w:rPr>
         <w:t xml:space="preserve">Datas específicas dos encontros são publicadas junto à abertura das inscrições e podem ser ajustadas pela Coordenação por necessidade institucional, com comunicação prévia aos inscritos.</w:t>
       </w:r>
     </w:p>
@@ -936,9 +500,6 @@
         <w:pStyle w:val="Heading2"/>
       </w:pPr>
       <w:r>
-        <w:rPr>
-          <w:rFonts w:ascii="Calibri" w:hAnsi="Calibri"/>
-        </w:rPr>
         <w:t xml:space="preserve">3. Público-alvo</w:t>
       </w:r>
     </w:p>
@@ -947,29 +508,19 @@
         <w:pStyle w:val="FirstParagraph"/>
       </w:pPr>
       <w:r>
+        <w:t xml:space="preserve">A Turma 1 é dirigida à</w:t>
+      </w:r>
+      <w:r>
+        <w:t xml:space="preserve"> </w:t>
+      </w:r>
+      <w:r>
         <w:rPr>
-          <w:rFonts w:ascii="Calibri" w:hAnsi="Calibri"/>
-        </w:rPr>
-        <w:t xml:space="preserve">A Turma 1 é dirigida à</w:t>
-      </w:r>
-      <w:r>
-        <w:rPr>
-          <w:rFonts w:ascii="Calibri" w:hAnsi="Calibri"/>
-        </w:rPr>
-        <w:t xml:space="preserve"> </w:t>
-      </w:r>
-      <w:r>
-        <w:rPr>
-          <w:rFonts w:ascii="Calibri" w:hAnsi="Calibri"/>
           <w:b/>
           <w:bCs/>
         </w:rPr>
         <w:t xml:space="preserve">área-fim</w:t>
       </w:r>
       <w:r>
-        <w:rPr>
-          <w:rFonts w:ascii="Calibri" w:hAnsi="Calibri"/>
-        </w:rPr>
         <w:t xml:space="preserve">:</w:t>
       </w:r>
     </w:p>
@@ -982,9 +533,6 @@
         </w:numPr>
       </w:pPr>
       <w:r>
-        <w:rPr>
-          <w:rFonts w:ascii="Calibri" w:hAnsi="Calibri"/>
-        </w:rPr>
         <w:t xml:space="preserve">Servidoras e servidores em exercício em Varas e Turmas da JFCE;</w:t>
       </w:r>
     </w:p>
@@ -997,9 +545,6 @@
         </w:numPr>
       </w:pPr>
       <w:r>
-        <w:rPr>
-          <w:rFonts w:ascii="Calibri" w:hAnsi="Calibri"/>
-        </w:rPr>
         <w:t xml:space="preserve">Assessoras e assessores de gabinete;</w:t>
       </w:r>
     </w:p>
@@ -1012,9 +557,6 @@
         </w:numPr>
       </w:pPr>
       <w:r>
-        <w:rPr>
-          <w:rFonts w:ascii="Calibri" w:hAnsi="Calibri"/>
-        </w:rPr>
         <w:t xml:space="preserve">Magistradas e magistrados;</w:t>
       </w:r>
     </w:p>
@@ -1027,9 +569,6 @@
         </w:numPr>
       </w:pPr>
       <w:r>
-        <w:rPr>
-          <w:rFonts w:ascii="Calibri" w:hAnsi="Calibri"/>
-        </w:rPr>
         <w:t xml:space="preserve">Estagiárias e estagiários lotados nessas unidades (em vagas reservadas, com anuência da chefia imediata).</w:t>
       </w:r>
     </w:p>
@@ -1038,9 +577,6 @@
         <w:pStyle w:val="FirstParagraph"/>
       </w:pPr>
       <w:r>
-        <w:rPr>
-          <w:rFonts w:ascii="Calibri" w:hAnsi="Calibri"/>
-        </w:rPr>
         <w:t xml:space="preserve">O recorte é deliberado: todos os exemplos, exercícios e roteiros de demonstração do curso partem do fluxo de trabalho judicial (processo, despacho, minuta, jurisprudência, triagem, audiência). A extensão à área-meio, com banco de exemplos próprio, poderá ser feita em turmas futuras, a critério da Coordenação.</w:t>
       </w:r>
     </w:p>
@@ -1051,9 +587,6 @@
         <w:pStyle w:val="Heading2"/>
       </w:pPr>
       <w:r>
-        <w:rPr>
-          <w:rFonts w:ascii="Calibri" w:hAnsi="Calibri"/>
-        </w:rPr>
         <w:t xml:space="preserve">4. Pré-requisitos</w:t>
       </w:r>
     </w:p>
@@ -1062,9 +595,6 @@
         <w:pStyle w:val="FirstParagraph"/>
       </w:pPr>
       <w:r>
-        <w:rPr>
-          <w:rFonts w:ascii="Calibri" w:hAnsi="Calibri"/>
-        </w:rPr>
         <w:t xml:space="preserve">Não há pré-requisito formal. Recomenda-se:</w:t>
       </w:r>
     </w:p>
@@ -1077,9 +607,6 @@
         </w:numPr>
       </w:pPr>
       <w:r>
-        <w:rPr>
-          <w:rFonts w:ascii="Calibri" w:hAnsi="Calibri"/>
-        </w:rPr>
         <w:t xml:space="preserve">Conclusão prévia da Oficina Prompt Lab (qualquer edição) — não obrigatória, mas facilita o aproveitamento;</w:t>
       </w:r>
     </w:p>
@@ -1092,9 +619,6 @@
         </w:numPr>
       </w:pPr>
       <w:r>
-        <w:rPr>
-          <w:rFonts w:ascii="Calibri" w:hAnsi="Calibri"/>
-        </w:rPr>
         <w:t xml:space="preserve">Familiaridade com o Sistema PJe e com os fluxos de trabalho da própria unidade;</w:t>
       </w:r>
     </w:p>
@@ -1107,9 +631,6 @@
         </w:numPr>
       </w:pPr>
       <w:r>
-        <w:rPr>
-          <w:rFonts w:ascii="Calibri" w:hAnsi="Calibri"/>
-        </w:rPr>
         <w:t xml:space="preserve">Navegador atualizado, conta institucional de e-mail e condições de participar dos encontros por videoconferência (áudio e, preferencialmente, câmera).</w:t>
       </w:r>
     </w:p>
@@ -1118,9 +639,6 @@
         <w:pStyle w:val="FirstParagraph"/>
       </w:pPr>
       <w:r>
-        <w:rPr>
-          <w:rFonts w:ascii="Calibri" w:hAnsi="Calibri"/>
-        </w:rPr>
         <w:t xml:space="preserve">A Coordenação reserva o direito de redirecionar candidatos sem perfil mínimo para a Oficina Prompt Lab antes do ingresso no curso, com vaga garantida em turma posterior.</w:t>
       </w:r>
     </w:p>
@@ -1131,9 +649,6 @@
         <w:pStyle w:val="Heading2"/>
       </w:pPr>
       <w:r>
-        <w:rPr>
-          <w:rFonts w:ascii="Calibri" w:hAnsi="Calibri"/>
-        </w:rPr>
         <w:t xml:space="preserve">5. Objetivo geral</w:t>
       </w:r>
     </w:p>
@@ -1142,9 +657,6 @@
         <w:pStyle w:val="FirstParagraph"/>
       </w:pPr>
       <w:r>
-        <w:rPr>
-          <w:rFonts w:ascii="Calibri" w:hAnsi="Calibri"/>
-        </w:rPr>
         <w:t xml:space="preserve">Formar servidoras, servidores, magistradas e magistrados da Justiça Federal no Ceará para utilizar inteligência artificial generativa de forma crítica, segura e produtiva no exercício de suas atribuições, com consciência das limitações da tecnologia, das responsabilidades institucionais e das exigências normativas, em particular as da Resolução CNJ nº 615/2025 e da LGPD.</w:t>
       </w:r>
     </w:p>
@@ -1155,9 +667,6 @@
         <w:pStyle w:val="Heading2"/>
       </w:pPr>
       <w:r>
-        <w:rPr>
-          <w:rFonts w:ascii="Calibri" w:hAnsi="Calibri"/>
-        </w:rPr>
         <w:t xml:space="preserve">6. Objetivos específicos</w:t>
       </w:r>
     </w:p>
@@ -1166,9 +675,6 @@
         <w:pStyle w:val="FirstParagraph"/>
       </w:pPr>
       <w:r>
-        <w:rPr>
-          <w:rFonts w:ascii="Calibri" w:hAnsi="Calibri"/>
-        </w:rPr>
         <w:t xml:space="preserve">Ao concluir o curso, o participante deverá ser capaz de:</w:t>
       </w:r>
     </w:p>
@@ -1177,75 +683,48 @@
         <w:pStyle w:val="BodyText"/>
       </w:pPr>
       <w:r>
+        <w:t xml:space="preserve">I — Construir e refinar prompts para tarefas judiciais reais pelo método do</w:t>
+      </w:r>
+      <w:r>
+        <w:t xml:space="preserve"> </w:t>
+      </w:r>
+      <w:r>
         <w:rPr>
-          <w:rFonts w:ascii="Calibri" w:hAnsi="Calibri"/>
-        </w:rPr>
-        <w:t xml:space="preserve">I — Construir e refinar prompts para tarefas judiciais reais pelo método do</w:t>
-      </w:r>
-      <w:r>
-        <w:rPr>
-          <w:rFonts w:ascii="Calibri" w:hAnsi="Calibri"/>
-        </w:rPr>
-        <w:t xml:space="preserve"> </w:t>
-      </w:r>
-      <w:r>
-        <w:rPr>
-          <w:rFonts w:ascii="Calibri" w:hAnsi="Calibri"/>
           <w:b/>
           <w:bCs/>
         </w:rPr>
         <w:t xml:space="preserve">prompt em 6 etapas</w:t>
       </w:r>
       <w:r>
+        <w:t xml:space="preserve"> </w:t>
+      </w:r>
+      <w:r>
+        <w:t xml:space="preserve">(contexto, tom, tarefa, exemplos, qualidade, formato), aplicando técnicas complementares: raciocínio passo a passo, exemplos calibradores (</w:t>
+      </w:r>
+      <w:r>
         <w:rPr>
-          <w:rFonts w:ascii="Calibri" w:hAnsi="Calibri"/>
-        </w:rPr>
-        <w:t xml:space="preserve"> </w:t>
-      </w:r>
-      <w:r>
-        <w:rPr>
-          <w:rFonts w:ascii="Calibri" w:hAnsi="Calibri"/>
-        </w:rPr>
-        <w:t xml:space="preserve">(contexto, tom, tarefa, exemplos, qualidade, formato), aplicando técnicas complementares: raciocínio passo a passo, exemplos calibradores (</w:t>
-      </w:r>
-      <w:r>
-        <w:rPr>
-          <w:rFonts w:ascii="Calibri" w:hAnsi="Calibri"/>
           <w:i/>
           <w:iCs/>
         </w:rPr>
         <w:t xml:space="preserve">few-shot</w:t>
       </w:r>
       <w:r>
+        <w:t xml:space="preserve">), saída estruturada e</w:t>
+      </w:r>
+      <w:r>
+        <w:t xml:space="preserve"> </w:t>
+      </w:r>
+      <w:r>
         <w:rPr>
-          <w:rFonts w:ascii="Calibri" w:hAnsi="Calibri"/>
-        </w:rPr>
-        <w:t xml:space="preserve">), saída estruturada e</w:t>
-      </w:r>
-      <w:r>
-        <w:rPr>
-          <w:rFonts w:ascii="Calibri" w:hAnsi="Calibri"/>
-        </w:rPr>
-        <w:t xml:space="preserve"> </w:t>
-      </w:r>
-      <w:r>
-        <w:rPr>
-          <w:rFonts w:ascii="Calibri" w:hAnsi="Calibri"/>
           <w:b/>
           <w:bCs/>
         </w:rPr>
         <w:t xml:space="preserve">separação entre instrução e documento</w:t>
       </w:r>
       <w:r>
-        <w:rPr>
-          <w:rFonts w:ascii="Calibri" w:hAnsi="Calibri"/>
-        </w:rPr>
         <w:t xml:space="preserve"> </w:t>
       </w:r>
       <w:r>
-        <w:rPr>
-          <w:rFonts w:ascii="Calibri" w:hAnsi="Calibri"/>
-        </w:rPr>
         <w:t xml:space="preserve">— inclusive como defesa contra instruções embutidas em documento de terceiro;</w:t>
       </w:r>
     </w:p>
@@ -1254,9 +733,6 @@
         <w:pStyle w:val="BodyText"/>
       </w:pPr>
       <w:r>
-        <w:rPr>
-          <w:rFonts w:ascii="Calibri" w:hAnsi="Calibri"/>
-        </w:rPr>
         <w:t xml:space="preserve">II — Avaliar criticamente outputs de IA generativa, detectando alucinações, vieses, inconsistências e lacunas, com aplicação imediata da supervisão humana exigida pela Resolução CNJ nº 615/2025;</w:t>
       </w:r>
     </w:p>
@@ -1265,23 +741,16 @@
         <w:pStyle w:val="BodyText"/>
       </w:pPr>
       <w:r>
+        <w:t xml:space="preserve">III — Aplicar pensamento crítico e causal a dados e análises auxiliadas por IA, distinguindo correlação de causa, identificando confundidores e raciocinando por contrafactuais — inclusive registrando a situação-base (</w:t>
+      </w:r>
+      <w:r>
         <w:rPr>
-          <w:rFonts w:ascii="Calibri" w:hAnsi="Calibri"/>
-        </w:rPr>
-        <w:t xml:space="preserve">III — Aplicar pensamento crítico e causal a dados e análises auxiliadas por IA, distinguindo correlação de causa, identificando confundidores e raciocinando por contrafactuais — inclusive registrando a situação-base (</w:t>
-      </w:r>
-      <w:r>
-        <w:rPr>
-          <w:rFonts w:ascii="Calibri" w:hAnsi="Calibri"/>
           <w:i/>
           <w:iCs/>
         </w:rPr>
         <w:t xml:space="preserve">baseline</w:t>
       </w:r>
       <w:r>
-        <w:rPr>
-          <w:rFonts w:ascii="Calibri" w:hAnsi="Calibri"/>
-        </w:rPr>
         <w:t xml:space="preserve">) antes de adotar qualquer mudança de fluxo;</w:t>
       </w:r>
     </w:p>
@@ -1290,9 +759,6 @@
         <w:pStyle w:val="BodyText"/>
       </w:pPr>
       <w:r>
-        <w:rPr>
-          <w:rFonts w:ascii="Calibri" w:hAnsi="Calibri"/>
-        </w:rPr>
         <w:t xml:space="preserve">IV — Integrar IA generativa às tarefas forenses do dia a dia — triagem e classificação, resumo de peças, minutas e despachos, pesquisa de jurisprudência com salvaguardas, comparação e conferência de documentos, relatórios e trabalho em lote;</w:t>
       </w:r>
     </w:p>
@@ -1301,9 +767,6 @@
         <w:pStyle w:val="BodyText"/>
       </w:pPr>
       <w:r>
-        <w:rPr>
-          <w:rFonts w:ascii="Calibri" w:hAnsi="Calibri"/>
-        </w:rPr>
         <w:t xml:space="preserve">V — Anonimizar documentos e gerir tratamento de dados pessoais conforme a LGPD, respeitando o bloqueio absoluto a dados sob sigilo em ferramentas externas;</w:t>
       </w:r>
     </w:p>
@@ -1312,9 +775,6 @@
         <w:pStyle w:val="BodyText"/>
       </w:pPr>
       <w:r>
-        <w:rPr>
-          <w:rFonts w:ascii="Calibri" w:hAnsi="Calibri"/>
-        </w:rPr>
         <w:t xml:space="preserve">VI — Reconhecer riscos de IA no trabalho judicial, classificá-los segundo a Resolução CNJ nº 615/2025 e propor mitigações;</w:t>
       </w:r>
     </w:p>
@@ -1323,69 +783,45 @@
         <w:pStyle w:val="BodyText"/>
       </w:pPr>
       <w:r>
+        <w:t xml:space="preserve">VII — Construir,</w:t>
+      </w:r>
+      <w:r>
+        <w:t xml:space="preserve"> </w:t>
+      </w:r>
+      <w:r>
         <w:rPr>
-          <w:rFonts w:ascii="Calibri" w:hAnsi="Calibri"/>
-        </w:rPr>
-        <w:t xml:space="preserve">VII — Construir,</w:t>
-      </w:r>
-      <w:r>
-        <w:rPr>
-          <w:rFonts w:ascii="Calibri" w:hAnsi="Calibri"/>
-        </w:rPr>
-        <w:t xml:space="preserve"> </w:t>
-      </w:r>
-      <w:r>
-        <w:rPr>
-          <w:rFonts w:ascii="Calibri" w:hAnsi="Calibri"/>
           <w:b/>
           <w:bCs/>
         </w:rPr>
         <w:t xml:space="preserve">individualmente</w:t>
       </w:r>
       <w:r>
+        <w:t xml:space="preserve">,</w:t>
+      </w:r>
+      <w:r>
+        <w:t xml:space="preserve"> </w:t>
+      </w:r>
+      <w:r>
         <w:rPr>
-          <w:rFonts w:ascii="Calibri" w:hAnsi="Calibri"/>
-        </w:rPr>
-        <w:t xml:space="preserve">,</w:t>
-      </w:r>
-      <w:r>
-        <w:rPr>
-          <w:rFonts w:ascii="Calibri" w:hAnsi="Calibri"/>
-        </w:rPr>
-        <w:t xml:space="preserve"> </w:t>
-      </w:r>
-      <w:r>
-        <w:rPr>
-          <w:rFonts w:ascii="Calibri" w:hAnsi="Calibri"/>
           <w:b/>
           <w:bCs/>
         </w:rPr>
         <w:t xml:space="preserve">um projeto integrador</w:t>
       </w:r>
       <w:r>
+        <w:t xml:space="preserve"> </w:t>
+      </w:r>
+      <w:r>
+        <w:t xml:space="preserve">que resolva um problema real de sua unidade, com registro do antes e do depois (</w:t>
+      </w:r>
+      <w:r>
         <w:rPr>
-          <w:rFonts w:ascii="Calibri" w:hAnsi="Calibri"/>
-        </w:rPr>
-        <w:t xml:space="preserve"> </w:t>
-      </w:r>
-      <w:r>
-        <w:rPr>
-          <w:rFonts w:ascii="Calibri" w:hAnsi="Calibri"/>
-        </w:rPr>
-        <w:t xml:space="preserve">que resolva um problema real de sua unidade, com registro do antes e do depois (</w:t>
-      </w:r>
-      <w:r>
-        <w:rPr>
-          <w:rFonts w:ascii="Calibri" w:hAnsi="Calibri"/>
           <w:i/>
           <w:iCs/>
         </w:rPr>
         <w:t xml:space="preserve">baseline</w:t>
       </w:r>
       <w:r>
-        <w:rPr>
-          <w:rFonts w:ascii="Calibri" w:hAnsi="Calibri"/>
-        </w:rPr>
         <w:t xml:space="preserve">), integrando os conteúdos dos quatro módulos.</w:t>
       </w:r>
     </w:p>
@@ -1396,9 +832,6 @@
         <w:pStyle w:val="Heading2"/>
       </w:pPr>
       <w:r>
-        <w:rPr>
-          <w:rFonts w:ascii="Calibri" w:hAnsi="Calibri"/>
-        </w:rPr>
         <w:t xml:space="preserve">7. Estrutura modular</w:t>
       </w:r>
     </w:p>
@@ -1409,390 +842,270 @@
       <w:r>
         <w:rPr>
           <w:rStyle w:val="VerbatimChar"/>
-          <w:rFonts w:ascii="Calibri" w:hAnsi="Calibri"/>
         </w:rPr>
         <w:t xml:space="preserve">   ┌────────────────────────────────────────────────────────────┐</w:t>
       </w:r>
       <w:r>
-        <w:rPr>
-          <w:rFonts w:ascii="Calibri" w:hAnsi="Calibri"/>
-        </w:rPr>
         <w:br/>
       </w:r>
       <w:r>
         <w:rPr>
           <w:rStyle w:val="VerbatimChar"/>
-          <w:rFonts w:ascii="Calibri" w:hAnsi="Calibri"/>
         </w:rPr>
         <w:t xml:space="preserve">   │ MÓDULO 1 — Fundamentos de IA e Prompt Engineering          │</w:t>
       </w:r>
       <w:r>
-        <w:rPr>
-          <w:rFonts w:ascii="Calibri" w:hAnsi="Calibri"/>
-        </w:rPr>
         <w:br/>
       </w:r>
       <w:r>
         <w:rPr>
           <w:rStyle w:val="VerbatimChar"/>
-          <w:rFonts w:ascii="Calibri" w:hAnsi="Calibri"/>
         </w:rPr>
         <w:t xml:space="preserve">   │ 6 horas — 2 encontros online ao vivo de 3 horas cada       │</w:t>
       </w:r>
       <w:r>
-        <w:rPr>
-          <w:rFonts w:ascii="Calibri" w:hAnsi="Calibri"/>
-        </w:rPr>
         <w:br/>
       </w:r>
       <w:r>
         <w:rPr>
           <w:rStyle w:val="VerbatimChar"/>
-          <w:rFonts w:ascii="Calibri" w:hAnsi="Calibri"/>
         </w:rPr>
         <w:t xml:space="preserve">   │ Reaproveita conteúdo das Oficinas Prompt Lab #1 e #2       │</w:t>
       </w:r>
       <w:r>
-        <w:rPr>
-          <w:rFonts w:ascii="Calibri" w:hAnsi="Calibri"/>
-        </w:rPr>
         <w:br/>
       </w:r>
       <w:r>
         <w:rPr>
           <w:rStyle w:val="VerbatimChar"/>
-          <w:rFonts w:ascii="Calibri" w:hAnsi="Calibri"/>
         </w:rPr>
         <w:t xml:space="preserve">   └────────────────────────────────────────────────────────────┘</w:t>
       </w:r>
       <w:r>
-        <w:rPr>
-          <w:rFonts w:ascii="Calibri" w:hAnsi="Calibri"/>
-        </w:rPr>
         <w:br/>
       </w:r>
       <w:r>
         <w:rPr>
           <w:rStyle w:val="VerbatimChar"/>
-          <w:rFonts w:ascii="Calibri" w:hAnsi="Calibri"/>
         </w:rPr>
         <w:t xml:space="preserve">                                    │</w:t>
       </w:r>
       <w:r>
-        <w:rPr>
-          <w:rFonts w:ascii="Calibri" w:hAnsi="Calibri"/>
-        </w:rPr>
         <w:br/>
       </w:r>
       <w:r>
         <w:rPr>
           <w:rStyle w:val="VerbatimChar"/>
-          <w:rFonts w:ascii="Calibri" w:hAnsi="Calibri"/>
         </w:rPr>
         <w:t xml:space="preserve">                                    ▼</w:t>
       </w:r>
       <w:r>
-        <w:rPr>
-          <w:rFonts w:ascii="Calibri" w:hAnsi="Calibri"/>
-        </w:rPr>
         <w:br/>
       </w:r>
       <w:r>
         <w:rPr>
           <w:rStyle w:val="VerbatimChar"/>
-          <w:rFonts w:ascii="Calibri" w:hAnsi="Calibri"/>
         </w:rPr>
         <w:t xml:space="preserve">   ┌────────────────────────────────────────────────────────────┐</w:t>
       </w:r>
       <w:r>
-        <w:rPr>
-          <w:rFonts w:ascii="Calibri" w:hAnsi="Calibri"/>
-        </w:rPr>
         <w:br/>
       </w:r>
       <w:r>
         <w:rPr>
           <w:rStyle w:val="VerbatimChar"/>
-          <w:rFonts w:ascii="Calibri" w:hAnsi="Calibri"/>
         </w:rPr>
         <w:t xml:space="preserve">   │ MÓDULO 2 — Pensamento Crítico e Causal com IA              │</w:t>
       </w:r>
       <w:r>
-        <w:rPr>
-          <w:rFonts w:ascii="Calibri" w:hAnsi="Calibri"/>
-        </w:rPr>
         <w:br/>
       </w:r>
       <w:r>
         <w:rPr>
           <w:rStyle w:val="VerbatimChar"/>
-          <w:rFonts w:ascii="Calibri" w:hAnsi="Calibri"/>
         </w:rPr>
         <w:t xml:space="preserve">   │ 6 horas — 2 encontros online ao vivo de 3 horas cada       │</w:t>
       </w:r>
       <w:r>
-        <w:rPr>
-          <w:rFonts w:ascii="Calibri" w:hAnsi="Calibri"/>
-        </w:rPr>
         <w:br/>
       </w:r>
       <w:r>
         <w:rPr>
           <w:rStyle w:val="VerbatimChar"/>
-          <w:rFonts w:ascii="Calibri" w:hAnsi="Calibri"/>
         </w:rPr>
         <w:t xml:space="preserve">   │ Base crítica ANTES da aplicação; conecta-se ao Lab de      │</w:t>
       </w:r>
       <w:r>
-        <w:rPr>
-          <w:rFonts w:ascii="Calibri" w:hAnsi="Calibri"/>
-        </w:rPr>
         <w:br/>
       </w:r>
       <w:r>
         <w:rPr>
           <w:rStyle w:val="VerbatimChar"/>
-          <w:rFonts w:ascii="Calibri" w:hAnsi="Calibri"/>
         </w:rPr>
         <w:t xml:space="preserve">   │ Impacto (Frente 3)                                         │</w:t>
       </w:r>
       <w:r>
-        <w:rPr>
-          <w:rFonts w:ascii="Calibri" w:hAnsi="Calibri"/>
-        </w:rPr>
         <w:br/>
       </w:r>
       <w:r>
         <w:rPr>
           <w:rStyle w:val="VerbatimChar"/>
-          <w:rFonts w:ascii="Calibri" w:hAnsi="Calibri"/>
         </w:rPr>
         <w:t xml:space="preserve">   └────────────────────────────────────────────────────────────┘</w:t>
       </w:r>
       <w:r>
-        <w:rPr>
-          <w:rFonts w:ascii="Calibri" w:hAnsi="Calibri"/>
-        </w:rPr>
         <w:br/>
       </w:r>
       <w:r>
         <w:rPr>
           <w:rStyle w:val="VerbatimChar"/>
-          <w:rFonts w:ascii="Calibri" w:hAnsi="Calibri"/>
         </w:rPr>
         <w:t xml:space="preserve">                                    │</w:t>
       </w:r>
       <w:r>
-        <w:rPr>
-          <w:rFonts w:ascii="Calibri" w:hAnsi="Calibri"/>
-        </w:rPr>
         <w:br/>
       </w:r>
       <w:r>
         <w:rPr>
           <w:rStyle w:val="VerbatimChar"/>
-          <w:rFonts w:ascii="Calibri" w:hAnsi="Calibri"/>
         </w:rPr>
         <w:t xml:space="preserve">                                    ▼</w:t>
       </w:r>
       <w:r>
-        <w:rPr>
-          <w:rFonts w:ascii="Calibri" w:hAnsi="Calibri"/>
-        </w:rPr>
         <w:br/>
       </w:r>
       <w:r>
         <w:rPr>
           <w:rStyle w:val="VerbatimChar"/>
-          <w:rFonts w:ascii="Calibri" w:hAnsi="Calibri"/>
         </w:rPr>
         <w:t xml:space="preserve">   ┌────────────────────────────────────────────────────────────┐</w:t>
       </w:r>
       <w:r>
-        <w:rPr>
-          <w:rFonts w:ascii="Calibri" w:hAnsi="Calibri"/>
-        </w:rPr>
         <w:br/>
       </w:r>
       <w:r>
         <w:rPr>
           <w:rStyle w:val="VerbatimChar"/>
-          <w:rFonts w:ascii="Calibri" w:hAnsi="Calibri"/>
         </w:rPr>
         <w:t xml:space="preserve">   │ MÓDULO 3 — Prática Forense                                 │</w:t>
       </w:r>
       <w:r>
-        <w:rPr>
-          <w:rFonts w:ascii="Calibri" w:hAnsi="Calibri"/>
-        </w:rPr>
         <w:br/>
       </w:r>
       <w:r>
         <w:rPr>
           <w:rStyle w:val="VerbatimChar"/>
-          <w:rFonts w:ascii="Calibri" w:hAnsi="Calibri"/>
         </w:rPr>
         <w:t xml:space="preserve">   │ 10 horas — 3 aulas online ao vivo (3h + 3h + 4h)           │</w:t>
       </w:r>
       <w:r>
-        <w:rPr>
-          <w:rFonts w:ascii="Calibri" w:hAnsi="Calibri"/>
-        </w:rPr>
         <w:br/>
       </w:r>
       <w:r>
         <w:rPr>
           <w:rStyle w:val="VerbatimChar"/>
-          <w:rFonts w:ascii="Calibri" w:hAnsi="Calibri"/>
         </w:rPr>
         <w:t xml:space="preserve">   │ Tarefas reais da Vara e do Gabinete; inclui o projeto      │</w:t>
       </w:r>
       <w:r>
-        <w:rPr>
-          <w:rFonts w:ascii="Calibri" w:hAnsi="Calibri"/>
-        </w:rPr>
         <w:br/>
       </w:r>
       <w:r>
         <w:rPr>
           <w:rStyle w:val="VerbatimChar"/>
-          <w:rFonts w:ascii="Calibri" w:hAnsi="Calibri"/>
         </w:rPr>
-        <w:t xml:space="preserve">   │ integrador com registro de baseline                        │</w:t>
-      </w:r>
-      <w:r>
-        <w:rPr>
-          <w:rFonts w:ascii="Calibri" w:hAnsi="Calibri"/>
-        </w:rPr>
+        <w:t xml:space="preserve">   │ integrador com a medição do "antes"                           │</w:t>
+      </w:r>
+      <w:r>
         <w:br/>
       </w:r>
       <w:r>
         <w:rPr>
           <w:rStyle w:val="VerbatimChar"/>
-          <w:rFonts w:ascii="Calibri" w:hAnsi="Calibri"/>
         </w:rPr>
         <w:t xml:space="preserve">   └────────────────────────────────────────────────────────────┘</w:t>
       </w:r>
       <w:r>
-        <w:rPr>
-          <w:rFonts w:ascii="Calibri" w:hAnsi="Calibri"/>
-        </w:rPr>
         <w:br/>
       </w:r>
       <w:r>
         <w:rPr>
           <w:rStyle w:val="VerbatimChar"/>
-          <w:rFonts w:ascii="Calibri" w:hAnsi="Calibri"/>
         </w:rPr>
         <w:t xml:space="preserve">                                    │</w:t>
       </w:r>
       <w:r>
-        <w:rPr>
-          <w:rFonts w:ascii="Calibri" w:hAnsi="Calibri"/>
-        </w:rPr>
         <w:br/>
       </w:r>
       <w:r>
         <w:rPr>
           <w:rStyle w:val="VerbatimChar"/>
-          <w:rFonts w:ascii="Calibri" w:hAnsi="Calibri"/>
         </w:rPr>
         <w:t xml:space="preserve">                                    ▼</w:t>
       </w:r>
       <w:r>
-        <w:rPr>
-          <w:rFonts w:ascii="Calibri" w:hAnsi="Calibri"/>
-        </w:rPr>
         <w:br/>
       </w:r>
       <w:r>
         <w:rPr>
           <w:rStyle w:val="VerbatimChar"/>
-          <w:rFonts w:ascii="Calibri" w:hAnsi="Calibri"/>
         </w:rPr>
         <w:t xml:space="preserve">   ┌────────────────────────────────────────────────────────────┐</w:t>
       </w:r>
       <w:r>
-        <w:rPr>
-          <w:rFonts w:ascii="Calibri" w:hAnsi="Calibri"/>
-        </w:rPr>
         <w:br/>
       </w:r>
       <w:r>
         <w:rPr>
           <w:rStyle w:val="VerbatimChar"/>
-          <w:rFonts w:ascii="Calibri" w:hAnsi="Calibri"/>
         </w:rPr>
         <w:t xml:space="preserve">   │ MÓDULO 4 — Ética, LGPD e Governança de IA                  │</w:t>
       </w:r>
       <w:r>
-        <w:rPr>
-          <w:rFonts w:ascii="Calibri" w:hAnsi="Calibri"/>
-        </w:rPr>
         <w:br/>
       </w:r>
       <w:r>
         <w:rPr>
           <w:rStyle w:val="VerbatimChar"/>
-          <w:rFonts w:ascii="Calibri" w:hAnsi="Calibri"/>
         </w:rPr>
         <w:t xml:space="preserve">   │ 2 horas — 1 encontro online ao vivo                        │</w:t>
       </w:r>
       <w:r>
-        <w:rPr>
-          <w:rFonts w:ascii="Calibri" w:hAnsi="Calibri"/>
-        </w:rPr>
         <w:br/>
       </w:r>
       <w:r>
         <w:rPr>
           <w:rStyle w:val="VerbatimChar"/>
-          <w:rFonts w:ascii="Calibri" w:hAnsi="Calibri"/>
         </w:rPr>
         <w:t xml:space="preserve">   │ Encerramento com estudo de casos e o bloco-horizonte       │</w:t>
       </w:r>
       <w:r>
-        <w:rPr>
-          <w:rFonts w:ascii="Calibri" w:hAnsi="Calibri"/>
-        </w:rPr>
         <w:br/>
       </w:r>
       <w:r>
         <w:rPr>
           <w:rStyle w:val="VerbatimChar"/>
-          <w:rFonts w:ascii="Calibri" w:hAnsi="Calibri"/>
         </w:rPr>
         <w:t xml:space="preserve">   │ "Sistemas agênticos" (panorama, sem tutorial)              │</w:t>
       </w:r>
       <w:r>
-        <w:rPr>
-          <w:rFonts w:ascii="Calibri" w:hAnsi="Calibri"/>
-        </w:rPr>
         <w:br/>
       </w:r>
       <w:r>
         <w:rPr>
           <w:rStyle w:val="VerbatimChar"/>
-          <w:rFonts w:ascii="Calibri" w:hAnsi="Calibri"/>
         </w:rPr>
         <w:t xml:space="preserve">   └────────────────────────────────────────────────────────────┘</w:t>
       </w:r>
       <w:r>
-        <w:rPr>
-          <w:rFonts w:ascii="Calibri" w:hAnsi="Calibri"/>
-        </w:rPr>
         <w:br/>
       </w:r>
       <w:r>
-        <w:rPr>
-          <w:rFonts w:ascii="Calibri" w:hAnsi="Calibri"/>
-        </w:rPr>
         <w:br/>
       </w:r>
       <w:r>
         <w:rPr>
           <w:rStyle w:val="VerbatimChar"/>
-          <w:rFonts w:ascii="Calibri" w:hAnsi="Calibri"/>
         </w:rPr>
         <w:t xml:space="preserve">   CARGA TOTAL: 24 HORAS</w:t>
       </w:r>
@@ -1802,9 +1115,6 @@
         <w:pStyle w:val="FirstParagraph"/>
       </w:pPr>
       <w:r>
-        <w:rPr>
-          <w:rFonts w:ascii="Calibri" w:hAnsi="Calibri"/>
-        </w:rPr>
         <w:t xml:space="preserve">A ordem dos módulos é decisão pedagógica da Coordenação: o pensamento crítico e causal (Módulo 2) precede a prática intensiva (Módulo 3), para que o participante chegue às tarefas reais já equipado com a postura de verificação; a curva de dificuldade cresce de forma contínua e a ética (Módulo 4) fecha o curso conectada a tudo o que foi praticado.</w:t>
       </w:r>
     </w:p>
@@ -1815,9 +1125,6 @@
         <w:pStyle w:val="Heading2"/>
       </w:pPr>
       <w:r>
-        <w:rPr>
-          <w:rFonts w:ascii="Calibri" w:hAnsi="Calibri"/>
-        </w:rPr>
         <w:t xml:space="preserve">8. Conteúdo programático por módulo</w:t>
       </w:r>
     </w:p>
@@ -1827,9 +1134,6 @@
         <w:pStyle w:val="Heading3"/>
       </w:pPr>
       <w:r>
-        <w:rPr>
-          <w:rFonts w:ascii="Calibri" w:hAnsi="Calibri"/>
-        </w:rPr>
         <w:t xml:space="preserve">8.1 Módulo 1 — Fundamentos de IA e Prompt Engineering (6h)</w:t>
       </w:r>
     </w:p>
@@ -1838,9 +1142,6 @@
         <w:pStyle w:val="FirstParagraph"/>
       </w:pPr>
       <w:r>
-        <w:rPr>
-          <w:rFonts w:ascii="Calibri" w:hAnsi="Calibri"/>
-        </w:rPr>
         <w:t xml:space="preserve">Encontro 1 — O que é IA e como pedir bem (3h)</w:t>
       </w:r>
     </w:p>
@@ -1853,9 +1154,6 @@
         </w:numPr>
       </w:pPr>
       <w:r>
-        <w:rPr>
-          <w:rFonts w:ascii="Calibri" w:hAnsi="Calibri"/>
-        </w:rPr>
         <w:t xml:space="preserve">Como a IA funciona: prever a próxima palavra; onde nasce a alucinação</w:t>
       </w:r>
     </w:p>
@@ -1868,9 +1166,6 @@
         </w:numPr>
       </w:pPr>
       <w:r>
-        <w:rPr>
-          <w:rFonts w:ascii="Calibri" w:hAnsi="Calibri"/>
-        </w:rPr>
         <w:t xml:space="preserve">O que faz bem e onde falha — com exemplos do contexto judicial</w:t>
       </w:r>
     </w:p>
@@ -1883,9 +1178,6 @@
         </w:numPr>
       </w:pPr>
       <w:r>
-        <w:rPr>
-          <w:rFonts w:ascii="Calibri" w:hAnsi="Calibri"/>
-        </w:rPr>
         <w:t xml:space="preserve">Contexto e tokens: por que não despejar o processo inteiro na ferramenta</w:t>
       </w:r>
     </w:p>
@@ -1898,29 +1190,19 @@
         </w:numPr>
       </w:pPr>
       <w:r>
+        <w:t xml:space="preserve">Anatomia do</w:t>
+      </w:r>
+      <w:r>
+        <w:t xml:space="preserve"> </w:t>
+      </w:r>
+      <w:r>
         <w:rPr>
-          <w:rFonts w:ascii="Calibri" w:hAnsi="Calibri"/>
-        </w:rPr>
-        <w:t xml:space="preserve">Anatomia do</w:t>
-      </w:r>
-      <w:r>
-        <w:rPr>
-          <w:rFonts w:ascii="Calibri" w:hAnsi="Calibri"/>
-        </w:rPr>
-        <w:t xml:space="preserve"> </w:t>
-      </w:r>
-      <w:r>
-        <w:rPr>
-          <w:rFonts w:ascii="Calibri" w:hAnsi="Calibri"/>
           <w:b/>
           <w:bCs/>
         </w:rPr>
         <w:t xml:space="preserve">prompt em 6 etapas</w:t>
       </w:r>
       <w:r>
-        <w:rPr>
-          <w:rFonts w:ascii="Calibri" w:hAnsi="Calibri"/>
-        </w:rPr>
         <w:t xml:space="preserve">: contexto, tom, tarefa, exemplos, qualidade, formato</w:t>
       </w:r>
     </w:p>
@@ -1929,9 +1211,6 @@
         <w:pStyle w:val="FirstParagraph"/>
       </w:pPr>
       <w:r>
-        <w:rPr>
-          <w:rFonts w:ascii="Calibri" w:hAnsi="Calibri"/>
-        </w:rPr>
         <w:t xml:space="preserve">Encontro 2 — Prompts melhores e biblioteca (3h)</w:t>
       </w:r>
     </w:p>
@@ -1944,9 +1223,6 @@
         </w:numPr>
       </w:pPr>
       <w:r>
-        <w:rPr>
-          <w:rFonts w:ascii="Calibri" w:hAnsi="Calibri"/>
-        </w:rPr>
         <w:t xml:space="preserve">Prompt fraco × prompt forte: o mesmo pedido, duas saídas</w:t>
       </w:r>
     </w:p>
@@ -1959,9 +1235,6 @@
         </w:numPr>
       </w:pPr>
       <w:r>
-        <w:rPr>
-          <w:rFonts w:ascii="Calibri" w:hAnsi="Calibri"/>
-        </w:rPr>
         <w:t xml:space="preserve">Técnicas que elevam a qualidade: raciocínio passo a passo, exemplos calibradores, separação entre instrução e documento (inclusive contra instrução embutida), iteração</w:t>
       </w:r>
     </w:p>
@@ -1974,9 +1247,6 @@
         </w:numPr>
       </w:pPr>
       <w:r>
-        <w:rPr>
-          <w:rFonts w:ascii="Calibri" w:hAnsi="Calibri"/>
-        </w:rPr>
         <w:t xml:space="preserve">Biblioteca de prompts da unidade: o Banco de Prompts (14 prompts-mestre + apêndices)</w:t>
       </w:r>
     </w:p>
@@ -1989,9 +1259,6 @@
         </w:numPr>
       </w:pPr>
       <w:r>
-        <w:rPr>
-          <w:rFonts w:ascii="Calibri" w:hAnsi="Calibri"/>
-        </w:rPr>
         <w:t xml:space="preserve">Qual ferramenta usar: escolha pela tarefa, não pela marca — o método importa mais que a ferramenta</w:t>
       </w:r>
     </w:p>
@@ -2002,9 +1269,6 @@
         <w:pStyle w:val="Heading3"/>
       </w:pPr>
       <w:r>
-        <w:rPr>
-          <w:rFonts w:ascii="Calibri" w:hAnsi="Calibri"/>
-        </w:rPr>
         <w:t xml:space="preserve">8.2 Módulo 2 — Pensamento Crítico e Causal com IA (6h)</w:t>
       </w:r>
     </w:p>
@@ -2013,9 +1277,6 @@
         <w:pStyle w:val="FirstParagraph"/>
       </w:pPr>
       <w:r>
-        <w:rPr>
-          <w:rFonts w:ascii="Calibri" w:hAnsi="Calibri"/>
-        </w:rPr>
         <w:t xml:space="preserve">Encontro 1 — Correlação, causa oculta e contrafactual (3h)</w:t>
       </w:r>
     </w:p>
@@ -2028,10 +1289,7 @@
         </w:numPr>
       </w:pPr>
       <w:r>
-        <w:rPr>
-          <w:rFonts w:ascii="Calibri" w:hAnsi="Calibri"/>
-        </w:rPr>
-        <w:t xml:space="preserve">Por que questionar a IA: copiloto, não juiz</w:t>
+        <w:t xml:space="preserve">Por que questionar a IA: ela rascunha, não decide</w:t>
       </w:r>
     </w:p>
     <w:p>
@@ -2043,9 +1301,6 @@
         </w:numPr>
       </w:pPr>
       <w:r>
-        <w:rPr>
-          <w:rFonts w:ascii="Calibri" w:hAnsi="Calibri"/>
-        </w:rPr>
         <w:t xml:space="preserve">Correlação não é causa: a causa oculta (confundidor) — do cotidiano ao judicial</w:t>
       </w:r>
     </w:p>
@@ -2058,46 +1313,37 @@
         </w:numPr>
       </w:pPr>
       <w:r>
-        <w:rPr>
-          <w:rFonts w:ascii="Calibri" w:hAnsi="Calibri"/>
-        </w:rPr>
         <w:t xml:space="preserve">Pensamento contrafactual:</w:t>
       </w:r>
       <w:r>
-        <w:rPr>
-          <w:rFonts w:ascii="Calibri" w:hAnsi="Calibri"/>
-        </w:rPr>
         <w:t xml:space="preserve"> </w:t>
       </w:r>
       <w:r>
-        <w:rPr>
-          <w:rFonts w:ascii="Calibri" w:hAnsi="Calibri"/>
-        </w:rPr>
         <w:t xml:space="preserve">“</w:t>
       </w:r>
       <w:r>
-        <w:rPr>
-          <w:rFonts w:ascii="Calibri" w:hAnsi="Calibri"/>
-        </w:rPr>
         <w:t xml:space="preserve">e se não tivéssemos adotado?</w:t>
       </w:r>
       <w:r>
-        <w:rPr>
-          <w:rFonts w:ascii="Calibri" w:hAnsi="Calibri"/>
-        </w:rPr>
         <w:t xml:space="preserve">”</w:t>
       </w:r>
       <w:r>
-        <w:rPr>
-          <w:rFonts w:ascii="Calibri" w:hAnsi="Calibri"/>
-        </w:rPr>
         <w:t xml:space="preserve"> </w:t>
       </w:r>
       <w:r>
-        <w:rPr>
-          <w:rFonts w:ascii="Calibri" w:hAnsi="Calibri"/>
-        </w:rPr>
-        <w:t xml:space="preserve">— tendência anterior, grupo de comparação e registro de baseline</w:t>
+        <w:t xml:space="preserve">— tendência anterior, grupo de comparação e registro do</w:t>
+      </w:r>
+      <w:r>
+        <w:t xml:space="preserve"> </w:t>
+      </w:r>
+      <w:r>
+        <w:t xml:space="preserve">“</w:t>
+      </w:r>
+      <w:r>
+        <w:t xml:space="preserve">antes</w:t>
+      </w:r>
+      <w:r>
+        <w:t xml:space="preserve">”</w:t>
       </w:r>
     </w:p>
     <w:p>
@@ -2105,9 +1351,6 @@
         <w:pStyle w:val="FirstParagraph"/>
       </w:pPr>
       <w:r>
-        <w:rPr>
-          <w:rFonts w:ascii="Calibri" w:hAnsi="Calibri"/>
-        </w:rPr>
         <w:t xml:space="preserve">Encontro 2 — Alucinações, validação e checklist (3h)</w:t>
       </w:r>
     </w:p>
@@ -2120,9 +1363,6 @@
         </w:numPr>
       </w:pPr>
       <w:r>
-        <w:rPr>
-          <w:rFonts w:ascii="Calibri" w:hAnsi="Calibri"/>
-        </w:rPr>
         <w:t xml:space="preserve">Detectar alucinações: sinais de alerta; citação inventada e conferência na fonte oficial</w:t>
       </w:r>
     </w:p>
@@ -2135,9 +1375,6 @@
         </w:numPr>
       </w:pPr>
       <w:r>
-        <w:rPr>
-          <w:rFonts w:ascii="Calibri" w:hAnsi="Calibri"/>
-        </w:rPr>
         <w:t xml:space="preserve">Validar antes de confiar: cruzar fontes; pedir à IA que aponte as próprias fraquezas</w:t>
       </w:r>
     </w:p>
@@ -2150,45 +1387,24 @@
         </w:numPr>
       </w:pPr>
       <w:r>
-        <w:rPr>
-          <w:rFonts w:ascii="Calibri" w:hAnsi="Calibri"/>
-        </w:rPr>
         <w:t xml:space="preserve">Checklist de supervisão e decisão humana; auditoria da</w:t>
       </w:r>
       <w:r>
-        <w:rPr>
-          <w:rFonts w:ascii="Calibri" w:hAnsi="Calibri"/>
-        </w:rPr>
         <w:t xml:space="preserve"> </w:t>
       </w:r>
       <w:r>
-        <w:rPr>
-          <w:rFonts w:ascii="Calibri" w:hAnsi="Calibri"/>
-        </w:rPr>
         <w:t xml:space="preserve">“</w:t>
       </w:r>
       <w:r>
-        <w:rPr>
-          <w:rFonts w:ascii="Calibri" w:hAnsi="Calibri"/>
-        </w:rPr>
         <w:t xml:space="preserve">resposta boa demais</w:t>
       </w:r>
       <w:r>
-        <w:rPr>
-          <w:rFonts w:ascii="Calibri" w:hAnsi="Calibri"/>
-        </w:rPr>
         <w:t xml:space="preserve">”</w:t>
       </w:r>
       <w:r>
-        <w:rPr>
-          <w:rFonts w:ascii="Calibri" w:hAnsi="Calibri"/>
-        </w:rPr>
         <w:t xml:space="preserve"> </w:t>
       </w:r>
       <w:r>
-        <w:rPr>
-          <w:rFonts w:ascii="Calibri" w:hAnsi="Calibri"/>
-        </w:rPr>
         <w:t xml:space="preserve">(detectar lacuna, não só erro)</w:t>
       </w:r>
     </w:p>
@@ -2199,9 +1415,6 @@
         <w:pStyle w:val="Heading3"/>
       </w:pPr>
       <w:r>
-        <w:rPr>
-          <w:rFonts w:ascii="Calibri" w:hAnsi="Calibri"/>
-        </w:rPr>
         <w:t xml:space="preserve">8.3 Módulo 3 — Prática Forense (10h)</w:t>
       </w:r>
     </w:p>
@@ -2210,9 +1423,6 @@
         <w:pStyle w:val="FirstParagraph"/>
       </w:pPr>
       <w:r>
-        <w:rPr>
-          <w:rFonts w:ascii="Calibri" w:hAnsi="Calibri"/>
-        </w:rPr>
         <w:t xml:space="preserve">Aula 1 — Triagem e resumo (3h)</w:t>
       </w:r>
     </w:p>
@@ -2225,9 +1435,6 @@
         </w:numPr>
       </w:pPr>
       <w:r>
-        <w:rPr>
-          <w:rFonts w:ascii="Calibri" w:hAnsi="Calibri"/>
-        </w:rPr>
         <w:t xml:space="preserve">Triagem e classificação assistida (demonstração ao vivo com lote de demandas — incluindo defesa contra instrução embutida em item do lote)</w:t>
       </w:r>
     </w:p>
@@ -2240,9 +1447,6 @@
         </w:numPr>
       </w:pPr>
       <w:r>
-        <w:rPr>
-          <w:rFonts w:ascii="Calibri" w:hAnsi="Calibri"/>
-        </w:rPr>
         <w:t xml:space="preserve">Resumo de peças e processos, com conferência contra o original</w:t>
       </w:r>
     </w:p>
@@ -2251,9 +1455,6 @@
         <w:pStyle w:val="FirstParagraph"/>
       </w:pPr>
       <w:r>
-        <w:rPr>
-          <w:rFonts w:ascii="Calibri" w:hAnsi="Calibri"/>
-        </w:rPr>
         <w:t xml:space="preserve">Aula 2 — Minutas, jurisprudência e conferência (3h)</w:t>
       </w:r>
     </w:p>
@@ -2266,9 +1467,6 @@
         </w:numPr>
       </w:pPr>
       <w:r>
-        <w:rPr>
-          <w:rFonts w:ascii="Calibri" w:hAnsi="Calibri"/>
-        </w:rPr>
         <w:t xml:space="preserve">Minutas e despachos com supervisão crítica — o conteúdo jurídico e a assinatura são sempre do servidor</w:t>
       </w:r>
     </w:p>
@@ -2281,9 +1479,6 @@
         </w:numPr>
       </w:pPr>
       <w:r>
-        <w:rPr>
-          <w:rFonts w:ascii="Calibri" w:hAnsi="Calibri"/>
-        </w:rPr>
         <w:t xml:space="preserve">Pesquisa de jurisprudência com salvaguardas contra alucinação — conferência na fonte oficial</w:t>
       </w:r>
     </w:p>
@@ -2296,9 +1491,6 @@
         </w:numPr>
       </w:pPr>
       <w:r>
-        <w:rPr>
-          <w:rFonts w:ascii="Calibri" w:hAnsi="Calibri"/>
-        </w:rPr>
         <w:t xml:space="preserve">Comparação e conferência de documentos</w:t>
       </w:r>
     </w:p>
@@ -2307,9 +1499,6 @@
         <w:pStyle w:val="FirstParagraph"/>
       </w:pPr>
       <w:r>
-        <w:rPr>
-          <w:rFonts w:ascii="Calibri" w:hAnsi="Calibri"/>
-        </w:rPr>
         <w:t xml:space="preserve">Aula 3 — Relatórios, lote e projeto integrador (4h)</w:t>
       </w:r>
     </w:p>
@@ -2322,9 +1511,6 @@
         </w:numPr>
       </w:pPr>
       <w:r>
-        <w:rPr>
-          <w:rFonts w:ascii="Calibri" w:hAnsi="Calibri"/>
-        </w:rPr>
         <w:t xml:space="preserve">Relatórios e organização de dados</w:t>
       </w:r>
     </w:p>
@@ -2337,9 +1523,6 @@
         </w:numPr>
       </w:pPr>
       <w:r>
-        <w:rPr>
-          <w:rFonts w:ascii="Calibri" w:hAnsi="Calibri"/>
-        </w:rPr>
         <w:t xml:space="preserve">Modelos e trabalho em lote, com anonimização prévia</w:t>
       </w:r>
     </w:p>
@@ -2353,30 +1536,22 @@
       </w:pPr>
       <w:r>
         <w:rPr>
-          <w:rFonts w:ascii="Calibri" w:hAnsi="Calibri"/>
           <w:b/>
           <w:bCs/>
         </w:rPr>
         <w:t xml:space="preserve">Projeto integrador</w:t>
       </w:r>
       <w:r>
+        <w:t xml:space="preserve">: cada participante resolve um caso da própria unidade ponta a ponta, com registro do antes e do depois (</w:t>
+      </w:r>
+      <w:r>
         <w:rPr>
-          <w:rFonts w:ascii="Calibri" w:hAnsi="Calibri"/>
-        </w:rPr>
-        <w:t xml:space="preserve">: cada participante resolve um caso da própria unidade ponta a ponta, com registro do antes e do depois (</w:t>
-      </w:r>
-      <w:r>
-        <w:rPr>
-          <w:rFonts w:ascii="Calibri" w:hAnsi="Calibri"/>
           <w:i/>
           <w:iCs/>
         </w:rPr>
         <w:t xml:space="preserve">baseline</w:t>
       </w:r>
       <w:r>
-        <w:rPr>
-          <w:rFonts w:ascii="Calibri" w:hAnsi="Calibri"/>
-        </w:rPr>
         <w:t xml:space="preserve">)</w:t>
       </w:r>
     </w:p>
@@ -2387,9 +1562,6 @@
         <w:pStyle w:val="Heading3"/>
       </w:pPr>
       <w:r>
-        <w:rPr>
-          <w:rFonts w:ascii="Calibri" w:hAnsi="Calibri"/>
-        </w:rPr>
         <w:t xml:space="preserve">8.4 Módulo 4 — Ética, LGPD e Governança de IA (2h)</w:t>
       </w:r>
     </w:p>
@@ -2398,9 +1570,6 @@
         <w:pStyle w:val="FirstParagraph"/>
       </w:pPr>
       <w:r>
-        <w:rPr>
-          <w:rFonts w:ascii="Calibri" w:hAnsi="Calibri"/>
-        </w:rPr>
         <w:t xml:space="preserve">Encontro único — Usar a IA dentro da lei e do sigilo (2h)</w:t>
       </w:r>
     </w:p>
@@ -2413,9 +1582,6 @@
         </w:numPr>
       </w:pPr>
       <w:r>
-        <w:rPr>
-          <w:rFonts w:ascii="Calibri" w:hAnsi="Calibri"/>
-        </w:rPr>
         <w:t xml:space="preserve">Resolução CNJ nº 615/2025: governança e supervisão humana obrigatória</w:t>
       </w:r>
     </w:p>
@@ -2428,9 +1594,6 @@
         </w:numPr>
       </w:pPr>
       <w:r>
-        <w:rPr>
-          <w:rFonts w:ascii="Calibri" w:hAnsi="Calibri"/>
-        </w:rPr>
         <w:t xml:space="preserve">Sigilo: o que pode e o que não pode ir para a IA — bloqueio absoluto a dados sob segredo de justiça em ferramenta externa</w:t>
       </w:r>
     </w:p>
@@ -2443,9 +1606,6 @@
         </w:numPr>
       </w:pPr>
       <w:r>
-        <w:rPr>
-          <w:rFonts w:ascii="Calibri" w:hAnsi="Calibri"/>
-        </w:rPr>
         <w:t xml:space="preserve">LGPD e anonimização na prática</w:t>
       </w:r>
     </w:p>
@@ -2458,9 +1618,6 @@
         </w:numPr>
       </w:pPr>
       <w:r>
-        <w:rPr>
-          <w:rFonts w:ascii="Calibri" w:hAnsi="Calibri"/>
-        </w:rPr>
         <w:t xml:space="preserve">Vieses algorítmicos e boas práticas de segurança</w:t>
       </w:r>
     </w:p>
@@ -2473,33 +1630,18 @@
         </w:numPr>
       </w:pPr>
       <w:r>
-        <w:rPr>
-          <w:rFonts w:ascii="Calibri" w:hAnsi="Calibri"/>
-        </w:rPr>
         <w:t xml:space="preserve">Estudo de casos (</w:t>
       </w:r>
       <w:r>
-        <w:rPr>
-          <w:rFonts w:ascii="Calibri" w:hAnsi="Calibri"/>
-        </w:rPr>
         <w:t xml:space="preserve">“</w:t>
       </w:r>
       <w:r>
-        <w:rPr>
-          <w:rFonts w:ascii="Calibri" w:hAnsi="Calibri"/>
-        </w:rPr>
         <w:t xml:space="preserve">posso colar este processo na IA?</w:t>
       </w:r>
       <w:r>
-        <w:rPr>
-          <w:rFonts w:ascii="Calibri" w:hAnsi="Calibri"/>
-        </w:rPr>
         <w:t xml:space="preserve">”</w:t>
       </w:r>
       <w:r>
-        <w:rPr>
-          <w:rFonts w:ascii="Calibri" w:hAnsi="Calibri"/>
-        </w:rPr>
         <w:t xml:space="preserve">): cada participante decide caso a caso e justifica; a discussão é feita com a turma inteira</w:t>
       </w:r>
     </w:p>
@@ -2512,9 +1654,6 @@
         </w:numPr>
       </w:pPr>
       <w:r>
-        <w:rPr>
-          <w:rFonts w:ascii="Calibri" w:hAnsi="Calibri"/>
-        </w:rPr>
         <w:t xml:space="preserve">Bloco-horizonte de encerramento: sistemas agênticos — assistente × agente, o servidor como regente, autonomia com responsabilidade</w:t>
       </w:r>
     </w:p>
@@ -2526,9 +1665,6 @@
         <w:pStyle w:val="Heading2"/>
       </w:pPr>
       <w:r>
-        <w:rPr>
-          <w:rFonts w:ascii="Calibri" w:hAnsi="Calibri"/>
-        </w:rPr>
         <w:t xml:space="preserve">9. Metodologia</w:t>
       </w:r>
     </w:p>
@@ -2537,119 +1673,73 @@
         <w:pStyle w:val="FirstParagraph"/>
       </w:pPr>
       <w:r>
+        <w:t xml:space="preserve">O curso adota o princípio andragógico de</w:t>
+      </w:r>
+      <w:r>
+        <w:t xml:space="preserve"> </w:t>
+      </w:r>
+      <w:r>
         <w:rPr>
-          <w:rFonts w:ascii="Calibri" w:hAnsi="Calibri"/>
-        </w:rPr>
-        <w:t xml:space="preserve">O curso adota o princípio andragógico de</w:t>
-      </w:r>
-      <w:r>
-        <w:rPr>
-          <w:rFonts w:ascii="Calibri" w:hAnsi="Calibri"/>
-        </w:rPr>
-        <w:t xml:space="preserve"> </w:t>
-      </w:r>
-      <w:r>
-        <w:rPr>
-          <w:rFonts w:ascii="Calibri" w:hAnsi="Calibri"/>
           <w:b/>
           <w:bCs/>
         </w:rPr>
         <w:t xml:space="preserve">70% prática e 30% teoria</w:t>
       </w:r>
       <w:r>
+        <w:t xml:space="preserve">, no ciclo</w:t>
+      </w:r>
+      <w:r>
+        <w:t xml:space="preserve"> </w:t>
+      </w:r>
+      <w:r>
         <w:rPr>
-          <w:rFonts w:ascii="Calibri" w:hAnsi="Calibri"/>
-        </w:rPr>
-        <w:t xml:space="preserve">, no ciclo</w:t>
-      </w:r>
-      <w:r>
-        <w:rPr>
-          <w:rFonts w:ascii="Calibri" w:hAnsi="Calibri"/>
-        </w:rPr>
-        <w:t xml:space="preserve"> </w:t>
-      </w:r>
-      <w:r>
-        <w:rPr>
-          <w:rFonts w:ascii="Calibri" w:hAnsi="Calibri"/>
           <w:i/>
           <w:iCs/>
         </w:rPr>
         <w:t xml:space="preserve">conceito → exemplo da Vara → demonstração ao vivo na IA → mão na massa</w:t>
       </w:r>
       <w:r>
+        <w:t xml:space="preserve">. O instrutor conduz por videoconferência, compartilhando o deck do curso e a ferramenta de IA em tempo real; os participantes acompanham o deck no próprio dispositivo e praticam com os prompts do Banco.</w:t>
+      </w:r>
+      <w:r>
+        <w:t xml:space="preserve"> </w:t>
+      </w:r>
+      <w:r>
         <w:rPr>
-          <w:rFonts w:ascii="Calibri" w:hAnsi="Calibri"/>
-        </w:rPr>
-        <w:t xml:space="preserve">. O instrutor conduz por videoconferência, compartilhando o deck do curso e a ferramenta de IA em tempo real; os participantes acompanham o deck no próprio dispositivo e praticam com os prompts do Banco.</w:t>
-      </w:r>
-      <w:r>
-        <w:rPr>
-          <w:rFonts w:ascii="Calibri" w:hAnsi="Calibri"/>
-        </w:rPr>
-        <w:t xml:space="preserve"> </w:t>
-      </w:r>
-      <w:r>
-        <w:rPr>
-          <w:rFonts w:ascii="Calibri" w:hAnsi="Calibri"/>
           <w:b/>
           <w:bCs/>
         </w:rPr>
         <w:t xml:space="preserve">A prática é individual</w:t>
       </w:r>
       <w:r>
+        <w:t xml:space="preserve">: cada participante trabalha na própria tarefa, com a sala aberta e o instrutor disponível durante todo o bloco — não há salas de videoconferência (</w:t>
+      </w:r>
+      <w:r>
         <w:rPr>
-          <w:rFonts w:ascii="Calibri" w:hAnsi="Calibri"/>
-        </w:rPr>
-        <w:t xml:space="preserve">: cada participante trabalha na própria tarefa, com a sala aberta e o instrutor disponível durante todo o bloco — não há salas de videoconferência (</w:t>
-      </w:r>
-      <w:r>
-        <w:rPr>
-          <w:rFonts w:ascii="Calibri" w:hAnsi="Calibri"/>
           <w:i/>
           <w:iCs/>
         </w:rPr>
         <w:t xml:space="preserve">breakout</w:t>
       </w:r>
       <w:r>
-        <w:rPr>
-          <w:rFonts w:ascii="Calibri" w:hAnsi="Calibri"/>
-        </w:rPr>
         <w:t xml:space="preserve">) nem entrega em dupla ou grupo. Ao fim de cada bloco, dois ou três participantes compartilham o resultado com a turma; dúvidas e</w:t>
       </w:r>
       <w:r>
-        <w:rPr>
-          <w:rFonts w:ascii="Calibri" w:hAnsi="Calibri"/>
-        </w:rPr>
         <w:t xml:space="preserve"> </w:t>
       </w:r>
       <w:r>
-        <w:rPr>
-          <w:rFonts w:ascii="Calibri" w:hAnsi="Calibri"/>
-        </w:rPr>
         <w:t xml:space="preserve">“</w:t>
       </w:r>
       <w:r>
-        <w:rPr>
-          <w:rFonts w:ascii="Calibri" w:hAnsi="Calibri"/>
-        </w:rPr>
         <w:t xml:space="preserve">termômetro</w:t>
       </w:r>
       <w:r>
-        <w:rPr>
-          <w:rFonts w:ascii="Calibri" w:hAnsi="Calibri"/>
-        </w:rPr>
         <w:t xml:space="preserve">”</w:t>
       </w:r>
       <w:r>
-        <w:rPr>
-          <w:rFonts w:ascii="Calibri" w:hAnsi="Calibri"/>
-        </w:rPr>
         <w:t xml:space="preserve"> </w:t>
       </w:r>
       <w:r>
-        <w:rPr>
-          <w:rFonts w:ascii="Calibri" w:hAnsi="Calibri"/>
-        </w:rPr>
         <w:t xml:space="preserve">da turma correm pelo chat e por enquetes.</w:t>
       </w:r>
     </w:p>
@@ -2658,85 +1748,50 @@
         <w:pStyle w:val="BodyText"/>
       </w:pPr>
       <w:r>
+        <w:t xml:space="preserve">Cada participante constrói, no Módulo 3, um</w:t>
+      </w:r>
+      <w:r>
+        <w:t xml:space="preserve"> </w:t>
+      </w:r>
+      <w:r>
         <w:rPr>
-          <w:rFonts w:ascii="Calibri" w:hAnsi="Calibri"/>
-        </w:rPr>
-        <w:t xml:space="preserve">Cada participante constrói, no Módulo 3, um</w:t>
-      </w:r>
-      <w:r>
-        <w:rPr>
-          <w:rFonts w:ascii="Calibri" w:hAnsi="Calibri"/>
-        </w:rPr>
-        <w:t xml:space="preserve"> </w:t>
-      </w:r>
-      <w:r>
-        <w:rPr>
-          <w:rFonts w:ascii="Calibri" w:hAnsi="Calibri"/>
           <w:b/>
           <w:bCs/>
         </w:rPr>
         <w:t xml:space="preserve">projeto integrador</w:t>
       </w:r>
       <w:r>
+        <w:t xml:space="preserve"> </w:t>
+      </w:r>
+      <w:r>
+        <w:t xml:space="preserve">que resolve problema real de sua unidade. O projeto exige o registro da situação anterior (</w:t>
+      </w:r>
+      <w:r>
         <w:rPr>
-          <w:rFonts w:ascii="Calibri" w:hAnsi="Calibri"/>
-        </w:rPr>
-        <w:t xml:space="preserve"> </w:t>
-      </w:r>
-      <w:r>
-        <w:rPr>
-          <w:rFonts w:ascii="Calibri" w:hAnsi="Calibri"/>
-        </w:rPr>
-        <w:t xml:space="preserve">que resolve problema real de sua unidade. O projeto exige o registro da situação anterior (</w:t>
-      </w:r>
-      <w:r>
-        <w:rPr>
-          <w:rFonts w:ascii="Calibri" w:hAnsi="Calibri"/>
           <w:i/>
           <w:iCs/>
         </w:rPr>
         <w:t xml:space="preserve">baseline</w:t>
       </w:r>
       <w:r>
-        <w:rPr>
-          <w:rFonts w:ascii="Calibri" w:hAnsi="Calibri"/>
-        </w:rPr>
         <w:t xml:space="preserve">) e do resultado obtido — o</w:t>
       </w:r>
       <w:r>
-        <w:rPr>
-          <w:rFonts w:ascii="Calibri" w:hAnsi="Calibri"/>
-        </w:rPr>
         <w:t xml:space="preserve"> </w:t>
       </w:r>
       <w:r>
-        <w:rPr>
-          <w:rFonts w:ascii="Calibri" w:hAnsi="Calibri"/>
-        </w:rPr>
         <w:t xml:space="preserve">“</w:t>
       </w:r>
       <w:r>
-        <w:rPr>
-          <w:rFonts w:ascii="Calibri" w:hAnsi="Calibri"/>
-        </w:rPr>
         <w:t xml:space="preserve">antes × depois</w:t>
       </w:r>
       <w:r>
-        <w:rPr>
-          <w:rFonts w:ascii="Calibri" w:hAnsi="Calibri"/>
-        </w:rPr>
         <w:t xml:space="preserve">”</w:t>
       </w:r>
       <w:r>
-        <w:rPr>
-          <w:rFonts w:ascii="Calibri" w:hAnsi="Calibri"/>
-        </w:rPr>
         <w:t xml:space="preserve"> </w:t>
       </w:r>
       <w:r>
-        <w:rPr>
-          <w:rFonts w:ascii="Calibri" w:hAnsi="Calibri"/>
-        </w:rPr>
         <w:t xml:space="preserve">que alimenta os indicadores do Eixo III e a articulação com o Lab de Impacto (Frente 3).</w:t>
       </w:r>
     </w:p>
@@ -2745,9 +1800,6 @@
         <w:pStyle w:val="BodyText"/>
       </w:pPr>
       <w:r>
-        <w:rPr>
-          <w:rFonts w:ascii="Calibri" w:hAnsi="Calibri"/>
-        </w:rPr>
         <w:t xml:space="preserve">A facilitação é conduzida por instrutor com prática real em uso de IA no trabalho judicial. A partir da Turma 2, multiplicadores formados (Ação 1.3) podem co-conduzir módulos específicos com supervisão.</w:t>
       </w:r>
     </w:p>
@@ -2758,24 +1810,15 @@
         <w:pStyle w:val="Heading2"/>
       </w:pPr>
       <w:r>
-        <w:rPr>
-          <w:rFonts w:ascii="Calibri" w:hAnsi="Calibri"/>
-        </w:rPr>
         <w:t xml:space="preserve">10. Recursos didáticos</w:t>
       </w:r>
     </w:p>
     <w:tbl>
       <w:tblPr>
         <w:tblStyle w:val="Table"/>
+        <w:tblW w:type="pct" w:w="5000"/>
         <w:tblLayout w:type="fixed"/>
         <w:tblLook w:firstRow="1" w:lastRow="0" w:firstColumn="0" w:lastColumn="0" w:noHBand="0" w:noVBand="0" w:val="0020"/>
-        <w:tblCellMar>
-          <w:top w:w="60" w:type="dxa"/>
-          <w:left w:w="108" w:type="dxa"/>
-          <w:bottom w:w="60" w:type="dxa"/>
-          <w:right w:w="108" w:type="dxa"/>
-        </w:tblCellMar>
-        <w:tblW w:w="5000" w:type="pct"/>
       </w:tblPr>
       <w:tblGrid>
         <w:gridCol w:w="3960"/>
@@ -2783,492 +1826,223 @@
       </w:tblGrid>
       <w:tr>
         <w:trPr>
-          <w:trHeight w:val="397" w:hRule="atLeast"/>
           <w:tblHeader w:val="on"/>
         </w:trPr>
         <w:tc>
-          <w:tcPr>
-            <w:shd w:val="clear" w:color="auto" w:fill="1B3A5C"/>
-            <w:tcBorders>
-              <w:top w:val="single" w:sz="4" w:color="9CA3AF"/>
-              <w:left w:val="single" w:sz="4" w:color="9CA3AF"/>
-              <w:bottom w:val="single" w:sz="4" w:color="9CA3AF"/>
-              <w:right w:val="single" w:sz="4" w:color="9CA3AF"/>
-            </w:tcBorders>
-            <w:vAlign w:val="center"/>
-          </w:tcPr>
+          <w:tcPr/>
           <w:p>
             <w:pPr>
               <w:pStyle w:val="Compact"/>
-              <w:spacing w:before="0" w:after="0" w:line="276" w:lineRule="auto"/>
               <w:jc w:val="left"/>
             </w:pPr>
             <w:r>
-              <w:rPr>
-                <w:rFonts w:ascii="Calibri" w:hAnsi="Calibri" w:cs="Calibri" w:eastAsia="Calibri"/>
-                <w:b/>
-                <w:color w:val="FFFFFF"/>
-                <w:sz w:val="22"/>
-              </w:rPr>
               <w:t xml:space="preserve">Recurso</w:t>
             </w:r>
           </w:p>
         </w:tc>
         <w:tc>
-          <w:tcPr>
-            <w:shd w:val="clear" w:color="auto" w:fill="1B3A5C"/>
-            <w:tcBorders>
-              <w:top w:val="single" w:sz="4" w:color="9CA3AF"/>
-              <w:left w:val="single" w:sz="4" w:color="9CA3AF"/>
-              <w:bottom w:val="single" w:sz="4" w:color="9CA3AF"/>
-              <w:right w:val="single" w:sz="4" w:color="9CA3AF"/>
-            </w:tcBorders>
-            <w:vAlign w:val="center"/>
-          </w:tcPr>
+          <w:tcPr/>
           <w:p>
             <w:pPr>
               <w:pStyle w:val="Compact"/>
-              <w:spacing w:before="0" w:after="0" w:line="276" w:lineRule="auto"/>
               <w:jc w:val="left"/>
             </w:pPr>
             <w:r>
-              <w:rPr>
-                <w:rFonts w:ascii="Calibri" w:hAnsi="Calibri" w:cs="Calibri" w:eastAsia="Calibri"/>
-                <w:b/>
-                <w:color w:val="FFFFFF"/>
-                <w:sz w:val="22"/>
-              </w:rPr>
               <w:t xml:space="preserve">Origem</w:t>
             </w:r>
           </w:p>
         </w:tc>
       </w:tr>
       <w:tr>
-        <w:trPr>
-          <w:trHeight w:val="397" w:hRule="atLeast"/>
-        </w:trPr>
         <w:tc>
-          <w:tcPr>
-            <w:tcBorders>
-              <w:top w:val="single" w:sz="4" w:color="9CA3AF"/>
-              <w:left w:val="single" w:sz="4" w:color="9CA3AF"/>
-              <w:bottom w:val="single" w:sz="4" w:color="9CA3AF"/>
-              <w:right w:val="single" w:sz="4" w:color="9CA3AF"/>
-            </w:tcBorders>
-            <w:vAlign w:val="center"/>
-          </w:tcPr>
+          <w:tcPr/>
           <w:p>
             <w:pPr>
               <w:pStyle w:val="Compact"/>
-              <w:spacing w:before="0" w:after="0" w:line="276" w:lineRule="auto"/>
               <w:jc w:val="left"/>
             </w:pPr>
             <w:r>
-              <w:rPr>
-                <w:rFonts w:ascii="Calibri" w:hAnsi="Calibri" w:cs="Calibri" w:eastAsia="Calibri"/>
-                <w:color w:val="1F2937"/>
-                <w:sz w:val="21"/>
-              </w:rPr>
               <w:t xml:space="preserve">Plataforma de videoconferência com chat e enquetes</w:t>
             </w:r>
           </w:p>
         </w:tc>
         <w:tc>
-          <w:tcPr>
-            <w:tcBorders>
-              <w:top w:val="single" w:sz="4" w:color="9CA3AF"/>
-              <w:left w:val="single" w:sz="4" w:color="9CA3AF"/>
-              <w:bottom w:val="single" w:sz="4" w:color="9CA3AF"/>
-              <w:right w:val="single" w:sz="4" w:color="9CA3AF"/>
-            </w:tcBorders>
-            <w:vAlign w:val="center"/>
-          </w:tcPr>
+          <w:tcPr/>
           <w:p>
             <w:pPr>
               <w:pStyle w:val="Compact"/>
-              <w:spacing w:before="0" w:after="0" w:line="276" w:lineRule="auto"/>
               <w:jc w:val="left"/>
             </w:pPr>
             <w:r>
-              <w:rPr>
-                <w:rFonts w:ascii="Calibri" w:hAnsi="Calibri" w:cs="Calibri" w:eastAsia="Calibri"/>
-                <w:color w:val="1F2937"/>
-                <w:sz w:val="21"/>
-              </w:rPr>
               <w:t xml:space="preserve">Infraestrutura institucional</w:t>
             </w:r>
           </w:p>
         </w:tc>
       </w:tr>
       <w:tr>
-        <w:trPr>
-          <w:trHeight w:val="397" w:hRule="atLeast"/>
-        </w:trPr>
         <w:tc>
-          <w:tcPr>
-            <w:shd w:val="clear" w:color="auto" w:fill="F4F6F8"/>
-            <w:tcBorders>
-              <w:top w:val="single" w:sz="4" w:color="9CA3AF"/>
-              <w:left w:val="single" w:sz="4" w:color="9CA3AF"/>
-              <w:bottom w:val="single" w:sz="4" w:color="9CA3AF"/>
-              <w:right w:val="single" w:sz="4" w:color="9CA3AF"/>
-            </w:tcBorders>
-            <w:vAlign w:val="center"/>
-          </w:tcPr>
+          <w:tcPr/>
           <w:p>
             <w:pPr>
               <w:pStyle w:val="Compact"/>
-              <w:spacing w:before="0" w:after="0" w:line="276" w:lineRule="auto"/>
               <w:jc w:val="left"/>
             </w:pPr>
             <w:r>
-              <w:rPr>
-                <w:rFonts w:ascii="Calibri" w:hAnsi="Calibri" w:cs="Calibri" w:eastAsia="Calibri"/>
-                <w:color w:val="1F2937"/>
-                <w:sz w:val="21"/>
-              </w:rPr>
               <w:t xml:space="preserve">Deck do curso (apresentação animada, endereço público)</w:t>
             </w:r>
           </w:p>
         </w:tc>
         <w:tc>
-          <w:tcPr>
-            <w:shd w:val="clear" w:color="auto" w:fill="F4F6F8"/>
-            <w:tcBorders>
-              <w:top w:val="single" w:sz="4" w:color="9CA3AF"/>
-              <w:left w:val="single" w:sz="4" w:color="9CA3AF"/>
-              <w:bottom w:val="single" w:sz="4" w:color="9CA3AF"/>
-              <w:right w:val="single" w:sz="4" w:color="9CA3AF"/>
-            </w:tcBorders>
-            <w:vAlign w:val="center"/>
-          </w:tcPr>
+          <w:tcPr/>
           <w:p>
             <w:pPr>
               <w:pStyle w:val="Compact"/>
-              <w:spacing w:before="0" w:after="0" w:line="276" w:lineRule="auto"/>
               <w:jc w:val="left"/>
             </w:pPr>
             <w:r>
-              <w:rPr>
-                <w:rFonts w:ascii="Calibri" w:hAnsi="Calibri" w:cs="Calibri" w:eastAsia="Calibri"/>
-                <w:color w:val="1F2937"/>
-                <w:sz w:val="21"/>
-              </w:rPr>
               <w:t xml:space="preserve">Material do Eixo III, acessível por link e QR</w:t>
             </w:r>
           </w:p>
         </w:tc>
       </w:tr>
       <w:tr>
-        <w:trPr>
-          <w:trHeight w:val="397" w:hRule="atLeast"/>
-        </w:trPr>
         <w:tc>
-          <w:tcPr>
-            <w:tcBorders>
-              <w:top w:val="single" w:sz="4" w:color="9CA3AF"/>
-              <w:left w:val="single" w:sz="4" w:color="9CA3AF"/>
-              <w:bottom w:val="single" w:sz="4" w:color="9CA3AF"/>
-              <w:right w:val="single" w:sz="4" w:color="9CA3AF"/>
-            </w:tcBorders>
-            <w:vAlign w:val="center"/>
-          </w:tcPr>
+          <w:tcPr/>
           <w:p>
             <w:pPr>
               <w:pStyle w:val="Compact"/>
-              <w:spacing w:before="0" w:after="0" w:line="276" w:lineRule="auto"/>
               <w:jc w:val="left"/>
             </w:pPr>
             <w:r>
-              <w:rPr>
-                <w:rFonts w:ascii="Calibri" w:hAnsi="Calibri" w:cs="Calibri" w:eastAsia="Calibri"/>
-                <w:color w:val="1F2937"/>
-                <w:sz w:val="21"/>
-              </w:rPr>
               <w:t xml:space="preserve">Banco de Prompts — 14 prompts-mestre + apêndices temáticos e roteiros de demonstração</w:t>
             </w:r>
           </w:p>
         </w:tc>
         <w:tc>
-          <w:tcPr>
-            <w:tcBorders>
-              <w:top w:val="single" w:sz="4" w:color="9CA3AF"/>
-              <w:left w:val="single" w:sz="4" w:color="9CA3AF"/>
-              <w:bottom w:val="single" w:sz="4" w:color="9CA3AF"/>
-              <w:right w:val="single" w:sz="4" w:color="9CA3AF"/>
-            </w:tcBorders>
-            <w:vAlign w:val="center"/>
-          </w:tcPr>
+          <w:tcPr/>
           <w:p>
             <w:pPr>
               <w:pStyle w:val="Compact"/>
-              <w:spacing w:before="0" w:after="0" w:line="276" w:lineRule="auto"/>
               <w:jc w:val="left"/>
             </w:pPr>
             <w:r>
-              <w:rPr>
-                <w:rFonts w:ascii="Calibri" w:hAnsi="Calibri" w:cs="Calibri" w:eastAsia="Calibri"/>
-                <w:color w:val="1F2937"/>
-                <w:sz w:val="21"/>
-              </w:rPr>
               <w:t xml:space="preserve">Documento institucional do curso (endereço público)</w:t>
             </w:r>
           </w:p>
         </w:tc>
       </w:tr>
       <w:tr>
-        <w:trPr>
-          <w:trHeight w:val="397" w:hRule="atLeast"/>
-        </w:trPr>
         <w:tc>
-          <w:tcPr>
-            <w:shd w:val="clear" w:color="auto" w:fill="F4F6F8"/>
-            <w:tcBorders>
-              <w:top w:val="single" w:sz="4" w:color="9CA3AF"/>
-              <w:left w:val="single" w:sz="4" w:color="9CA3AF"/>
-              <w:bottom w:val="single" w:sz="4" w:color="9CA3AF"/>
-              <w:right w:val="single" w:sz="4" w:color="9CA3AF"/>
-            </w:tcBorders>
-            <w:vAlign w:val="center"/>
-          </w:tcPr>
+          <w:tcPr/>
           <w:p>
             <w:pPr>
               <w:pStyle w:val="Compact"/>
-              <w:spacing w:before="0" w:after="0" w:line="276" w:lineRule="auto"/>
               <w:jc w:val="left"/>
             </w:pPr>
             <w:r>
-              <w:rPr>
-                <w:rFonts w:ascii="Calibri" w:hAnsi="Calibri" w:cs="Calibri" w:eastAsia="Calibri"/>
-                <w:color w:val="1F2937"/>
-                <w:sz w:val="21"/>
-              </w:rPr>
               <w:t xml:space="preserve">Conta de uso individual em ferramenta de IA generativa</w:t>
             </w:r>
           </w:p>
         </w:tc>
         <w:tc>
-          <w:tcPr>
-            <w:shd w:val="clear" w:color="auto" w:fill="F4F6F8"/>
-            <w:tcBorders>
-              <w:top w:val="single" w:sz="4" w:color="9CA3AF"/>
-              <w:left w:val="single" w:sz="4" w:color="9CA3AF"/>
-              <w:bottom w:val="single" w:sz="4" w:color="9CA3AF"/>
-              <w:right w:val="single" w:sz="4" w:color="9CA3AF"/>
-            </w:tcBorders>
-            <w:vAlign w:val="center"/>
-          </w:tcPr>
+          <w:tcPr/>
           <w:p>
             <w:pPr>
               <w:pStyle w:val="Compact"/>
-              <w:spacing w:before="0" w:after="0" w:line="276" w:lineRule="auto"/>
               <w:jc w:val="left"/>
             </w:pPr>
             <w:r>
-              <w:rPr>
-                <w:rFonts w:ascii="Calibri" w:hAnsi="Calibri" w:cs="Calibri" w:eastAsia="Calibri"/>
-                <w:color w:val="1F2937"/>
-                <w:sz w:val="21"/>
-              </w:rPr>
               <w:t xml:space="preserve">Acesso institucional ou conta pessoal do participante</w:t>
             </w:r>
           </w:p>
         </w:tc>
       </w:tr>
       <w:tr>
-        <w:trPr>
-          <w:trHeight w:val="397" w:hRule="atLeast"/>
-        </w:trPr>
         <w:tc>
-          <w:tcPr>
-            <w:tcBorders>
-              <w:top w:val="single" w:sz="4" w:color="9CA3AF"/>
-              <w:left w:val="single" w:sz="4" w:color="9CA3AF"/>
-              <w:bottom w:val="single" w:sz="4" w:color="9CA3AF"/>
-              <w:right w:val="single" w:sz="4" w:color="9CA3AF"/>
-            </w:tcBorders>
-            <w:vAlign w:val="center"/>
-          </w:tcPr>
+          <w:tcPr/>
           <w:p>
             <w:pPr>
               <w:pStyle w:val="Compact"/>
-              <w:spacing w:before="0" w:after="0" w:line="276" w:lineRule="auto"/>
               <w:jc w:val="left"/>
             </w:pPr>
             <w:r>
-              <w:rPr>
-                <w:rFonts w:ascii="Calibri" w:hAnsi="Calibri" w:cs="Calibri" w:eastAsia="Calibri"/>
-                <w:color w:val="1F2937"/>
-                <w:sz w:val="21"/>
-              </w:rPr>
-              <w:t xml:space="preserve">Plano de aula do instrutor, com blocos cronometrados e roteiros didáticos</w:t>
+              <w:t xml:space="preserve">Guia metodológico do curso (método, roteiro de cada aula e mapa de amarração) e guia rápido do instrutor</w:t>
             </w:r>
           </w:p>
         </w:tc>
         <w:tc>
-          <w:tcPr>
-            <w:tcBorders>
-              <w:top w:val="single" w:sz="4" w:color="9CA3AF"/>
-              <w:left w:val="single" w:sz="4" w:color="9CA3AF"/>
-              <w:bottom w:val="single" w:sz="4" w:color="9CA3AF"/>
-              <w:right w:val="single" w:sz="4" w:color="9CA3AF"/>
-            </w:tcBorders>
-            <w:vAlign w:val="center"/>
-          </w:tcPr>
+          <w:tcPr/>
           <w:p>
             <w:pPr>
               <w:pStyle w:val="Compact"/>
-              <w:spacing w:before="0" w:after="0" w:line="276" w:lineRule="auto"/>
               <w:jc w:val="left"/>
             </w:pPr>
             <w:r>
-              <w:rPr>
-                <w:rFonts w:ascii="Calibri" w:hAnsi="Calibri" w:cs="Calibri" w:eastAsia="Calibri"/>
-                <w:color w:val="1F2937"/>
-                <w:sz w:val="21"/>
-              </w:rPr>
               <w:t xml:space="preserve">Documento interno do curso</w:t>
             </w:r>
           </w:p>
         </w:tc>
       </w:tr>
       <w:tr>
-        <w:trPr>
-          <w:trHeight w:val="397" w:hRule="atLeast"/>
-        </w:trPr>
         <w:tc>
-          <w:tcPr>
-            <w:shd w:val="clear" w:color="auto" w:fill="F4F6F8"/>
-            <w:tcBorders>
-              <w:top w:val="single" w:sz="4" w:color="9CA3AF"/>
-              <w:left w:val="single" w:sz="4" w:color="9CA3AF"/>
-              <w:bottom w:val="single" w:sz="4" w:color="9CA3AF"/>
-              <w:right w:val="single" w:sz="4" w:color="9CA3AF"/>
-            </w:tcBorders>
-            <w:vAlign w:val="center"/>
-          </w:tcPr>
+          <w:tcPr/>
           <w:p>
             <w:pPr>
               <w:pStyle w:val="Compact"/>
-              <w:spacing w:before="0" w:after="0" w:line="276" w:lineRule="auto"/>
               <w:jc w:val="left"/>
             </w:pPr>
             <w:r>
-              <w:rPr>
-                <w:rFonts w:ascii="Calibri" w:hAnsi="Calibri" w:cs="Calibri" w:eastAsia="Calibri"/>
-                <w:color w:val="1F2937"/>
-                <w:sz w:val="21"/>
-              </w:rPr>
               <w:t xml:space="preserve">Material de apoio</w:t>
             </w:r>
           </w:p>
         </w:tc>
         <w:tc>
-          <w:tcPr>
-            <w:shd w:val="clear" w:color="auto" w:fill="F4F6F8"/>
-            <w:tcBorders>
-              <w:top w:val="single" w:sz="4" w:color="9CA3AF"/>
-              <w:left w:val="single" w:sz="4" w:color="9CA3AF"/>
-              <w:bottom w:val="single" w:sz="4" w:color="9CA3AF"/>
-              <w:right w:val="single" w:sz="4" w:color="9CA3AF"/>
-            </w:tcBorders>
-            <w:vAlign w:val="center"/>
-          </w:tcPr>
+          <w:tcPr/>
           <w:p>
             <w:pPr>
               <w:pStyle w:val="Compact"/>
-              <w:spacing w:before="0" w:after="0" w:line="276" w:lineRule="auto"/>
               <w:jc w:val="left"/>
             </w:pPr>
             <w:r>
-              <w:rPr>
-                <w:rFonts w:ascii="Calibri" w:hAnsi="Calibri" w:cs="Calibri" w:eastAsia="Calibri"/>
-                <w:color w:val="1F2937"/>
-                <w:sz w:val="21"/>
-              </w:rPr>
               <w:t xml:space="preserve">Handout</w:t>
             </w:r>
             <w:r>
-              <w:rPr>
-                <w:rFonts w:ascii="Calibri" w:hAnsi="Calibri" w:cs="Calibri" w:eastAsia="Calibri"/>
-                <w:color w:val="1F2937"/>
-                <w:sz w:val="21"/>
-              </w:rPr>
               <w:t xml:space="preserve"> </w:t>
             </w:r>
             <w:r>
               <w:rPr>
-                <w:rFonts w:ascii="Calibri" w:hAnsi="Calibri" w:cs="Calibri" w:eastAsia="Calibri"/>
                 <w:i/>
                 <w:iCs/>
-                <w:color w:val="1F2937"/>
-                <w:sz w:val="21"/>
               </w:rPr>
               <w:t xml:space="preserve">Regras de Ouro</w:t>
             </w:r>
             <w:r>
-              <w:rPr>
-                <w:rFonts w:ascii="Calibri" w:hAnsi="Calibri" w:cs="Calibri" w:eastAsia="Calibri"/>
-                <w:color w:val="1F2937"/>
-                <w:sz w:val="21"/>
-              </w:rPr>
               <w:t xml:space="preserve">, ficha de validação, formulários de avaliação</w:t>
             </w:r>
           </w:p>
         </w:tc>
       </w:tr>
       <w:tr>
-        <w:trPr>
-          <w:trHeight w:val="397" w:hRule="atLeast"/>
-        </w:trPr>
         <w:tc>
-          <w:tcPr>
-            <w:tcBorders>
-              <w:top w:val="single" w:sz="4" w:color="9CA3AF"/>
-              <w:left w:val="single" w:sz="4" w:color="9CA3AF"/>
-              <w:bottom w:val="single" w:sz="4" w:color="9CA3AF"/>
-              <w:right w:val="single" w:sz="4" w:color="9CA3AF"/>
-            </w:tcBorders>
-            <w:vAlign w:val="center"/>
-          </w:tcPr>
+          <w:tcPr/>
           <w:p>
             <w:pPr>
               <w:pStyle w:val="Compact"/>
-              <w:spacing w:before="0" w:after="0" w:line="276" w:lineRule="auto"/>
               <w:jc w:val="left"/>
             </w:pPr>
             <w:r>
-              <w:rPr>
-                <w:rFonts w:ascii="Calibri" w:hAnsi="Calibri" w:cs="Calibri" w:eastAsia="Calibri"/>
-                <w:color w:val="1F2937"/>
-                <w:sz w:val="21"/>
-              </w:rPr>
               <w:t xml:space="preserve">Repositório de Prompts da JFCE</w:t>
             </w:r>
           </w:p>
         </w:tc>
         <w:tc>
-          <w:tcPr>
-            <w:tcBorders>
-              <w:top w:val="single" w:sz="4" w:color="9CA3AF"/>
-              <w:left w:val="single" w:sz="4" w:color="9CA3AF"/>
-              <w:bottom w:val="single" w:sz="4" w:color="9CA3AF"/>
-              <w:right w:val="single" w:sz="4" w:color="9CA3AF"/>
-            </w:tcBorders>
-            <w:vAlign w:val="center"/>
-          </w:tcPr>
+          <w:tcPr/>
           <w:p>
             <w:pPr>
               <w:pStyle w:val="Compact"/>
-              <w:spacing w:before="0" w:after="0" w:line="276" w:lineRule="auto"/>
               <w:jc w:val="left"/>
             </w:pPr>
             <w:r>
-              <w:rPr>
-                <w:rFonts w:ascii="Calibri" w:hAnsi="Calibri" w:cs="Calibri" w:eastAsia="Calibri"/>
-                <w:color w:val="1F2937"/>
-                <w:sz w:val="21"/>
-              </w:rPr>
               <w:t xml:space="preserve">Acesso curado para consulta e contribuição</w:t>
             </w:r>
           </w:p>
@@ -3282,9 +2056,6 @@
         <w:pStyle w:val="Heading2"/>
       </w:pPr>
       <w:r>
-        <w:rPr>
-          <w:rFonts w:ascii="Calibri" w:hAnsi="Calibri"/>
-        </w:rPr>
         <w:t xml:space="preserve">11. Avaliação</w:t>
       </w:r>
     </w:p>
@@ -3293,44 +2064,28 @@
         <w:pStyle w:val="FirstParagraph"/>
       </w:pPr>
       <w:r>
+        <w:t xml:space="preserve">A avaliação é por</w:t>
+      </w:r>
+      <w:r>
+        <w:t xml:space="preserve"> </w:t>
+      </w:r>
+      <w:r>
         <w:rPr>
-          <w:rFonts w:ascii="Calibri" w:hAnsi="Calibri"/>
-        </w:rPr>
-        <w:t xml:space="preserve">A avaliação é por</w:t>
-      </w:r>
-      <w:r>
-        <w:rPr>
-          <w:rFonts w:ascii="Calibri" w:hAnsi="Calibri"/>
-        </w:rPr>
-        <w:t xml:space="preserve"> </w:t>
-      </w:r>
-      <w:r>
-        <w:rPr>
-          <w:rFonts w:ascii="Calibri" w:hAnsi="Calibri"/>
           <w:b/>
           <w:bCs/>
         </w:rPr>
         <w:t xml:space="preserve">aplicação</w:t>
       </w:r>
       <w:r>
-        <w:rPr>
-          <w:rFonts w:ascii="Calibri" w:hAnsi="Calibri"/>
-        </w:rPr>
         <w:t xml:space="preserve">, não por prova teórica.</w:t>
       </w:r>
     </w:p>
     <w:tbl>
       <w:tblPr>
         <w:tblStyle w:val="Table"/>
+        <w:tblW w:type="pct" w:w="5000"/>
         <w:tblLayout w:type="fixed"/>
         <w:tblLook w:firstRow="1" w:lastRow="0" w:firstColumn="0" w:lastColumn="0" w:noHBand="0" w:noVBand="0" w:val="0020"/>
-        <w:tblCellMar>
-          <w:top w:w="60" w:type="dxa"/>
-          <w:left w:w="108" w:type="dxa"/>
-          <w:bottom w:w="60" w:type="dxa"/>
-          <w:right w:w="108" w:type="dxa"/>
-        </w:tblCellMar>
-        <w:tblW w:w="5000" w:type="pct"/>
       </w:tblPr>
       <w:tblGrid>
         <w:gridCol w:w="2640"/>
@@ -3339,469 +2094,208 @@
       </w:tblGrid>
       <w:tr>
         <w:trPr>
-          <w:trHeight w:val="397" w:hRule="atLeast"/>
           <w:tblHeader w:val="on"/>
         </w:trPr>
         <w:tc>
-          <w:tcPr>
-            <w:shd w:val="clear" w:color="auto" w:fill="1B3A5C"/>
-            <w:tcBorders>
-              <w:top w:val="single" w:sz="4" w:color="9CA3AF"/>
-              <w:left w:val="single" w:sz="4" w:color="9CA3AF"/>
-              <w:bottom w:val="single" w:sz="4" w:color="9CA3AF"/>
-              <w:right w:val="single" w:sz="4" w:color="9CA3AF"/>
-            </w:tcBorders>
-            <w:vAlign w:val="center"/>
-          </w:tcPr>
+          <w:tcPr/>
           <w:p>
             <w:pPr>
               <w:pStyle w:val="Compact"/>
-              <w:spacing w:before="0" w:after="0" w:line="276" w:lineRule="auto"/>
               <w:jc w:val="left"/>
             </w:pPr>
             <w:r>
-              <w:rPr>
-                <w:rFonts w:ascii="Calibri" w:hAnsi="Calibri" w:cs="Calibri" w:eastAsia="Calibri"/>
-                <w:b/>
-                <w:color w:val="FFFFFF"/>
-                <w:sz w:val="22"/>
-              </w:rPr>
               <w:t xml:space="preserve">Critério</w:t>
             </w:r>
           </w:p>
         </w:tc>
         <w:tc>
-          <w:tcPr>
-            <w:shd w:val="clear" w:color="auto" w:fill="1B3A5C"/>
-            <w:tcBorders>
-              <w:top w:val="single" w:sz="4" w:color="9CA3AF"/>
-              <w:left w:val="single" w:sz="4" w:color="9CA3AF"/>
-              <w:bottom w:val="single" w:sz="4" w:color="9CA3AF"/>
-              <w:right w:val="single" w:sz="4" w:color="9CA3AF"/>
-            </w:tcBorders>
-            <w:vAlign w:val="center"/>
-          </w:tcPr>
+          <w:tcPr/>
           <w:p>
             <w:pPr>
               <w:pStyle w:val="Compact"/>
-              <w:spacing w:before="0" w:after="0" w:line="276" w:lineRule="auto"/>
               <w:jc w:val="left"/>
             </w:pPr>
             <w:r>
-              <w:rPr>
-                <w:rFonts w:ascii="Calibri" w:hAnsi="Calibri" w:cs="Calibri" w:eastAsia="Calibri"/>
-                <w:b/>
-                <w:color w:val="FFFFFF"/>
-                <w:sz w:val="22"/>
-              </w:rPr>
               <w:t xml:space="preserve">Peso</w:t>
             </w:r>
           </w:p>
         </w:tc>
         <w:tc>
-          <w:tcPr>
-            <w:shd w:val="clear" w:color="auto" w:fill="1B3A5C"/>
-            <w:tcBorders>
-              <w:top w:val="single" w:sz="4" w:color="9CA3AF"/>
-              <w:left w:val="single" w:sz="4" w:color="9CA3AF"/>
-              <w:bottom w:val="single" w:sz="4" w:color="9CA3AF"/>
-              <w:right w:val="single" w:sz="4" w:color="9CA3AF"/>
-            </w:tcBorders>
-            <w:vAlign w:val="center"/>
-          </w:tcPr>
+          <w:tcPr/>
           <w:p>
             <w:pPr>
               <w:pStyle w:val="Compact"/>
-              <w:spacing w:before="0" w:after="0" w:line="276" w:lineRule="auto"/>
               <w:jc w:val="left"/>
             </w:pPr>
             <w:r>
-              <w:rPr>
-                <w:rFonts w:ascii="Calibri" w:hAnsi="Calibri" w:cs="Calibri" w:eastAsia="Calibri"/>
-                <w:b/>
-                <w:color w:val="FFFFFF"/>
-                <w:sz w:val="22"/>
-              </w:rPr>
               <w:t xml:space="preserve">Forma</w:t>
             </w:r>
           </w:p>
         </w:tc>
       </w:tr>
       <w:tr>
-        <w:trPr>
-          <w:trHeight w:val="397" w:hRule="atLeast"/>
-        </w:trPr>
         <w:tc>
-          <w:tcPr>
-            <w:tcBorders>
-              <w:top w:val="single" w:sz="4" w:color="9CA3AF"/>
-              <w:left w:val="single" w:sz="4" w:color="9CA3AF"/>
-              <w:bottom w:val="single" w:sz="4" w:color="9CA3AF"/>
-              <w:right w:val="single" w:sz="4" w:color="9CA3AF"/>
-            </w:tcBorders>
-            <w:vAlign w:val="center"/>
-          </w:tcPr>
+          <w:tcPr/>
           <w:p>
             <w:pPr>
               <w:pStyle w:val="Compact"/>
-              <w:spacing w:before="0" w:after="0" w:line="276" w:lineRule="auto"/>
               <w:jc w:val="left"/>
             </w:pPr>
             <w:r>
               <w:rPr>
-                <w:rFonts w:ascii="Calibri" w:hAnsi="Calibri" w:cs="Calibri" w:eastAsia="Calibri"/>
                 <w:b/>
                 <w:bCs/>
-                <w:color w:val="1F2937"/>
-                <w:sz w:val="21"/>
               </w:rPr>
               <w:t xml:space="preserve">Frequência</w:t>
             </w:r>
           </w:p>
         </w:tc>
         <w:tc>
-          <w:tcPr>
-            <w:tcBorders>
-              <w:top w:val="single" w:sz="4" w:color="9CA3AF"/>
-              <w:left w:val="single" w:sz="4" w:color="9CA3AF"/>
-              <w:bottom w:val="single" w:sz="4" w:color="9CA3AF"/>
-              <w:right w:val="single" w:sz="4" w:color="9CA3AF"/>
-            </w:tcBorders>
-            <w:vAlign w:val="center"/>
-          </w:tcPr>
+          <w:tcPr/>
           <w:p>
             <w:pPr>
               <w:pStyle w:val="Compact"/>
-              <w:spacing w:before="0" w:after="0" w:line="276" w:lineRule="auto"/>
               <w:jc w:val="left"/>
             </w:pPr>
             <w:r>
-              <w:rPr>
-                <w:rFonts w:ascii="Calibri" w:hAnsi="Calibri" w:cs="Calibri" w:eastAsia="Calibri"/>
-                <w:color w:val="1F2937"/>
-                <w:sz w:val="21"/>
-              </w:rPr>
               <w:t xml:space="preserve">requisito</w:t>
             </w:r>
           </w:p>
         </w:tc>
         <w:tc>
-          <w:tcPr>
-            <w:tcBorders>
-              <w:top w:val="single" w:sz="4" w:color="9CA3AF"/>
-              <w:left w:val="single" w:sz="4" w:color="9CA3AF"/>
-              <w:bottom w:val="single" w:sz="4" w:color="9CA3AF"/>
-              <w:right w:val="single" w:sz="4" w:color="9CA3AF"/>
-            </w:tcBorders>
-            <w:vAlign w:val="center"/>
-          </w:tcPr>
+          <w:tcPr/>
           <w:p>
             <w:pPr>
               <w:pStyle w:val="Compact"/>
-              <w:spacing w:before="0" w:after="0" w:line="276" w:lineRule="auto"/>
               <w:jc w:val="left"/>
             </w:pPr>
             <w:r>
-              <w:rPr>
-                <w:rFonts w:ascii="Calibri" w:hAnsi="Calibri" w:cs="Calibri" w:eastAsia="Calibri"/>
-                <w:color w:val="1F2937"/>
-                <w:sz w:val="21"/>
-              </w:rPr>
               <w:t xml:space="preserve">Presença em pelo menos 80% da carga horária</w:t>
             </w:r>
           </w:p>
         </w:tc>
       </w:tr>
       <w:tr>
-        <w:trPr>
-          <w:trHeight w:val="397" w:hRule="atLeast"/>
-        </w:trPr>
         <w:tc>
-          <w:tcPr>
-            <w:shd w:val="clear" w:color="auto" w:fill="F4F6F8"/>
-            <w:tcBorders>
-              <w:top w:val="single" w:sz="4" w:color="9CA3AF"/>
-              <w:left w:val="single" w:sz="4" w:color="9CA3AF"/>
-              <w:bottom w:val="single" w:sz="4" w:color="9CA3AF"/>
-              <w:right w:val="single" w:sz="4" w:color="9CA3AF"/>
-            </w:tcBorders>
-            <w:vAlign w:val="center"/>
-          </w:tcPr>
+          <w:tcPr/>
           <w:p>
             <w:pPr>
               <w:pStyle w:val="Compact"/>
-              <w:spacing w:before="0" w:after="0" w:line="276" w:lineRule="auto"/>
               <w:jc w:val="left"/>
             </w:pPr>
             <w:r>
               <w:rPr>
-                <w:rFonts w:ascii="Calibri" w:hAnsi="Calibri" w:cs="Calibri" w:eastAsia="Calibri"/>
                 <w:b/>
                 <w:bCs/>
-                <w:color w:val="1F2937"/>
-                <w:sz w:val="21"/>
               </w:rPr>
               <w:t xml:space="preserve">Entregas dos módulos</w:t>
             </w:r>
           </w:p>
         </w:tc>
         <w:tc>
-          <w:tcPr>
-            <w:shd w:val="clear" w:color="auto" w:fill="F4F6F8"/>
-            <w:tcBorders>
-              <w:top w:val="single" w:sz="4" w:color="9CA3AF"/>
-              <w:left w:val="single" w:sz="4" w:color="9CA3AF"/>
-              <w:bottom w:val="single" w:sz="4" w:color="9CA3AF"/>
-              <w:right w:val="single" w:sz="4" w:color="9CA3AF"/>
-            </w:tcBorders>
-            <w:vAlign w:val="center"/>
-          </w:tcPr>
+          <w:tcPr/>
           <w:p>
             <w:pPr>
               <w:pStyle w:val="Compact"/>
-              <w:spacing w:before="0" w:after="0" w:line="276" w:lineRule="auto"/>
               <w:jc w:val="left"/>
             </w:pPr>
             <w:r>
-              <w:rPr>
-                <w:rFonts w:ascii="Calibri" w:hAnsi="Calibri" w:cs="Calibri" w:eastAsia="Calibri"/>
-                <w:color w:val="1F2937"/>
-                <w:sz w:val="21"/>
-              </w:rPr>
               <w:t xml:space="preserve">requisito</w:t>
             </w:r>
           </w:p>
         </w:tc>
         <w:tc>
-          <w:tcPr>
-            <w:shd w:val="clear" w:color="auto" w:fill="F4F6F8"/>
-            <w:tcBorders>
-              <w:top w:val="single" w:sz="4" w:color="9CA3AF"/>
-              <w:left w:val="single" w:sz="4" w:color="9CA3AF"/>
-              <w:bottom w:val="single" w:sz="4" w:color="9CA3AF"/>
-              <w:right w:val="single" w:sz="4" w:color="9CA3AF"/>
-            </w:tcBorders>
-            <w:vAlign w:val="center"/>
-          </w:tcPr>
+          <w:tcPr/>
           <w:p>
             <w:pPr>
               <w:pStyle w:val="Compact"/>
-              <w:spacing w:before="0" w:after="0" w:line="276" w:lineRule="auto"/>
               <w:jc w:val="left"/>
             </w:pPr>
             <w:r>
-              <w:rPr>
-                <w:rFonts w:ascii="Calibri" w:hAnsi="Calibri" w:cs="Calibri" w:eastAsia="Calibri"/>
-                <w:color w:val="1F2937"/>
-                <w:sz w:val="21"/>
-              </w:rPr>
               <w:t xml:space="preserve">Entrega de pelo menos um exercício validado por módulo</w:t>
             </w:r>
           </w:p>
         </w:tc>
       </w:tr>
       <w:tr>
-        <w:trPr>
-          <w:trHeight w:val="397" w:hRule="atLeast"/>
-        </w:trPr>
         <w:tc>
-          <w:tcPr>
-            <w:tcBorders>
-              <w:top w:val="single" w:sz="4" w:color="9CA3AF"/>
-              <w:left w:val="single" w:sz="4" w:color="9CA3AF"/>
-              <w:bottom w:val="single" w:sz="4" w:color="9CA3AF"/>
-              <w:right w:val="single" w:sz="4" w:color="9CA3AF"/>
-            </w:tcBorders>
-            <w:vAlign w:val="center"/>
-          </w:tcPr>
+          <w:tcPr/>
           <w:p>
             <w:pPr>
               <w:pStyle w:val="Compact"/>
-              <w:spacing w:before="0" w:after="0" w:line="276" w:lineRule="auto"/>
               <w:jc w:val="left"/>
             </w:pPr>
             <w:r>
               <w:rPr>
-                <w:rFonts w:ascii="Calibri" w:hAnsi="Calibri" w:cs="Calibri" w:eastAsia="Calibri"/>
                 <w:b/>
                 <w:bCs/>
-                <w:color w:val="1F2937"/>
-                <w:sz w:val="21"/>
               </w:rPr>
               <w:t xml:space="preserve">Projeto integrador</w:t>
             </w:r>
           </w:p>
         </w:tc>
         <w:tc>
-          <w:tcPr>
-            <w:tcBorders>
-              <w:top w:val="single" w:sz="4" w:color="9CA3AF"/>
-              <w:left w:val="single" w:sz="4" w:color="9CA3AF"/>
-              <w:bottom w:val="single" w:sz="4" w:color="9CA3AF"/>
-              <w:right w:val="single" w:sz="4" w:color="9CA3AF"/>
-            </w:tcBorders>
-            <w:vAlign w:val="center"/>
-          </w:tcPr>
+          <w:tcPr/>
           <w:p>
             <w:pPr>
               <w:pStyle w:val="Compact"/>
-              <w:spacing w:before="0" w:after="0" w:line="276" w:lineRule="auto"/>
               <w:jc w:val="left"/>
             </w:pPr>
             <w:r>
-              <w:rPr>
-                <w:rFonts w:ascii="Calibri" w:hAnsi="Calibri" w:cs="Calibri" w:eastAsia="Calibri"/>
-                <w:color w:val="1F2937"/>
-                <w:sz w:val="21"/>
-              </w:rPr>
               <w:t xml:space="preserve">nota final</w:t>
             </w:r>
           </w:p>
         </w:tc>
         <w:tc>
-          <w:tcPr>
-            <w:tcBorders>
-              <w:top w:val="single" w:sz="4" w:color="9CA3AF"/>
-              <w:left w:val="single" w:sz="4" w:color="9CA3AF"/>
-              <w:bottom w:val="single" w:sz="4" w:color="9CA3AF"/>
-              <w:right w:val="single" w:sz="4" w:color="9CA3AF"/>
-            </w:tcBorders>
-            <w:vAlign w:val="center"/>
-          </w:tcPr>
+          <w:tcPr/>
           <w:p>
             <w:pPr>
               <w:pStyle w:val="Compact"/>
-              <w:spacing w:before="0" w:after="0" w:line="276" w:lineRule="auto"/>
               <w:jc w:val="left"/>
             </w:pPr>
             <w:r>
-              <w:rPr>
-                <w:rFonts w:ascii="Calibri" w:hAnsi="Calibri" w:cs="Calibri" w:eastAsia="Calibri"/>
-                <w:color w:val="1F2937"/>
-                <w:sz w:val="21"/>
-              </w:rPr>
-              <w:t xml:space="preserve">Individual. Avaliação por rubrica pelo facilitador, com</w:t>
-            </w:r>
-            <w:r>
-              <w:rPr>
-                <w:rFonts w:ascii="Calibri" w:hAnsi="Calibri" w:cs="Calibri" w:eastAsia="Calibri"/>
-                <w:color w:val="1F2937"/>
-                <w:sz w:val="21"/>
-              </w:rPr>
-              <w:t xml:space="preserve"> </w:t>
-            </w:r>
-            <w:r>
-              <w:rPr>
-                <w:rFonts w:ascii="Calibri" w:hAnsi="Calibri" w:cs="Calibri" w:eastAsia="Calibri"/>
-                <w:i/>
-                <w:iCs/>
-                <w:color w:val="1F2937"/>
-                <w:sz w:val="21"/>
-              </w:rPr>
-              <w:t xml:space="preserve">peer review</w:t>
-            </w:r>
-            <w:r>
-              <w:rPr>
-                <w:rFonts w:ascii="Calibri" w:hAnsi="Calibri" w:cs="Calibri" w:eastAsia="Calibri"/>
-                <w:color w:val="1F2937"/>
-                <w:sz w:val="21"/>
-              </w:rPr>
-              <w:t xml:space="preserve"> </w:t>
-            </w:r>
-            <w:r>
-              <w:rPr>
-                <w:rFonts w:ascii="Calibri" w:hAnsi="Calibri" w:cs="Calibri" w:eastAsia="Calibri"/>
-                <w:color w:val="1F2937"/>
-                <w:sz w:val="21"/>
-              </w:rPr>
-              <w:t xml:space="preserve">da turma após cada apresentação; exige baseline antes × depois</w:t>
+              <w:t xml:space="preserve">Individual. Avaliação por rubrica; exige a medição do antes e do depois</w:t>
             </w:r>
           </w:p>
         </w:tc>
       </w:tr>
       <w:tr>
-        <w:trPr>
-          <w:trHeight w:val="397" w:hRule="atLeast"/>
-        </w:trPr>
         <w:tc>
-          <w:tcPr>
-            <w:shd w:val="clear" w:color="auto" w:fill="F4F6F8"/>
-            <w:tcBorders>
-              <w:top w:val="single" w:sz="4" w:color="9CA3AF"/>
-              <w:left w:val="single" w:sz="4" w:color="9CA3AF"/>
-              <w:bottom w:val="single" w:sz="4" w:color="9CA3AF"/>
-              <w:right w:val="single" w:sz="4" w:color="9CA3AF"/>
-            </w:tcBorders>
-            <w:vAlign w:val="center"/>
-          </w:tcPr>
+          <w:tcPr/>
           <w:p>
             <w:pPr>
               <w:pStyle w:val="Compact"/>
-              <w:spacing w:before="0" w:after="0" w:line="276" w:lineRule="auto"/>
               <w:jc w:val="left"/>
             </w:pPr>
             <w:r>
               <w:rPr>
-                <w:rFonts w:ascii="Calibri" w:hAnsi="Calibri" w:cs="Calibri" w:eastAsia="Calibri"/>
                 <w:b/>
                 <w:bCs/>
-                <w:color w:val="1F2937"/>
-                <w:sz w:val="21"/>
               </w:rPr>
               <w:t xml:space="preserve">Aplicação real</w:t>
             </w:r>
           </w:p>
         </w:tc>
         <w:tc>
-          <w:tcPr>
-            <w:shd w:val="clear" w:color="auto" w:fill="F4F6F8"/>
-            <w:tcBorders>
-              <w:top w:val="single" w:sz="4" w:color="9CA3AF"/>
-              <w:left w:val="single" w:sz="4" w:color="9CA3AF"/>
-              <w:bottom w:val="single" w:sz="4" w:color="9CA3AF"/>
-              <w:right w:val="single" w:sz="4" w:color="9CA3AF"/>
-            </w:tcBorders>
-            <w:vAlign w:val="center"/>
-          </w:tcPr>
+          <w:tcPr/>
           <w:p>
             <w:pPr>
               <w:pStyle w:val="Compact"/>
-              <w:spacing w:before="0" w:after="0" w:line="276" w:lineRule="auto"/>
               <w:jc w:val="left"/>
             </w:pPr>
             <w:r>
-              <w:rPr>
-                <w:rFonts w:ascii="Calibri" w:hAnsi="Calibri" w:cs="Calibri" w:eastAsia="Calibri"/>
-                <w:color w:val="1F2937"/>
-                <w:sz w:val="21"/>
-              </w:rPr>
               <w:t xml:space="preserve">acompanhamento</w:t>
             </w:r>
           </w:p>
         </w:tc>
         <w:tc>
-          <w:tcPr>
-            <w:shd w:val="clear" w:color="auto" w:fill="F4F6F8"/>
-            <w:tcBorders>
-              <w:top w:val="single" w:sz="4" w:color="9CA3AF"/>
-              <w:left w:val="single" w:sz="4" w:color="9CA3AF"/>
-              <w:bottom w:val="single" w:sz="4" w:color="9CA3AF"/>
-              <w:right w:val="single" w:sz="4" w:color="9CA3AF"/>
-            </w:tcBorders>
-            <w:vAlign w:val="center"/>
-          </w:tcPr>
+          <w:tcPr/>
           <w:p>
             <w:pPr>
               <w:pStyle w:val="Compact"/>
-              <w:spacing w:before="0" w:after="0" w:line="276" w:lineRule="auto"/>
               <w:jc w:val="left"/>
             </w:pPr>
             <w:r>
-              <w:rPr>
-                <w:rFonts w:ascii="Calibri" w:hAnsi="Calibri" w:cs="Calibri" w:eastAsia="Calibri"/>
-                <w:color w:val="1F2937"/>
-                <w:sz w:val="21"/>
-              </w:rPr>
               <w:t xml:space="preserve">Avaliação D+30, D+60 e D+90 — uso efetivo no trabalho</w:t>
             </w:r>
           </w:p>
@@ -3813,55 +2307,35 @@
         <w:pStyle w:val="BodyText"/>
       </w:pPr>
       <w:r>
+        <w:t xml:space="preserve">Os critérios da rubrica do projeto integrador constam do documento próprio do curso (rubrica). Não há nota numérica única — a avaliação resulta em</w:t>
+      </w:r>
+      <w:r>
+        <w:t xml:space="preserve"> </w:t>
+      </w:r>
+      <w:r>
         <w:rPr>
-          <w:rFonts w:ascii="Calibri" w:hAnsi="Calibri"/>
-        </w:rPr>
-        <w:t xml:space="preserve">Os critérios da rubrica do projeto integrador constam do documento próprio do curso (rubrica). Não há nota numérica única — a avaliação resulta em</w:t>
-      </w:r>
-      <w:r>
-        <w:rPr>
-          <w:rFonts w:ascii="Calibri" w:hAnsi="Calibri"/>
-        </w:rPr>
-        <w:t xml:space="preserve"> </w:t>
-      </w:r>
-      <w:r>
-        <w:rPr>
-          <w:rFonts w:ascii="Calibri" w:hAnsi="Calibri"/>
           <w:b/>
           <w:bCs/>
         </w:rPr>
         <w:t xml:space="preserve">aprovação com certificação</w:t>
       </w:r>
       <w:r>
+        <w:t xml:space="preserve"> </w:t>
+      </w:r>
+      <w:r>
+        <w:t xml:space="preserve">ou</w:t>
+      </w:r>
+      <w:r>
+        <w:t xml:space="preserve"> </w:t>
+      </w:r>
+      <w:r>
         <w:rPr>
-          <w:rFonts w:ascii="Calibri" w:hAnsi="Calibri"/>
-        </w:rPr>
-        <w:t xml:space="preserve"> </w:t>
-      </w:r>
-      <w:r>
-        <w:rPr>
-          <w:rFonts w:ascii="Calibri" w:hAnsi="Calibri"/>
-        </w:rPr>
-        <w:t xml:space="preserve">ou</w:t>
-      </w:r>
-      <w:r>
-        <w:rPr>
-          <w:rFonts w:ascii="Calibri" w:hAnsi="Calibri"/>
-        </w:rPr>
-        <w:t xml:space="preserve"> </w:t>
-      </w:r>
-      <w:r>
-        <w:rPr>
-          <w:rFonts w:ascii="Calibri" w:hAnsi="Calibri"/>
           <w:b/>
           <w:bCs/>
         </w:rPr>
         <w:t xml:space="preserve">complementação dos requisitos</w:t>
       </w:r>
       <w:r>
-        <w:rPr>
-          <w:rFonts w:ascii="Calibri" w:hAnsi="Calibri"/>
-        </w:rPr>
         <w:t xml:space="preserve">.</w:t>
       </w:r>
     </w:p>
@@ -3872,9 +2346,6 @@
         <w:pStyle w:val="Heading2"/>
       </w:pPr>
       <w:r>
-        <w:rPr>
-          <w:rFonts w:ascii="Calibri" w:hAnsi="Calibri"/>
-        </w:rPr>
         <w:t xml:space="preserve">12. Certificação</w:t>
       </w:r>
     </w:p>
@@ -3883,29 +2354,19 @@
         <w:pStyle w:val="FirstParagraph"/>
       </w:pPr>
       <w:r>
+        <w:t xml:space="preserve">Cada participante que cumprir os requisitos recebe certificado individual de</w:t>
+      </w:r>
+      <w:r>
+        <w:t xml:space="preserve"> </w:t>
+      </w:r>
+      <w:r>
         <w:rPr>
-          <w:rFonts w:ascii="Calibri" w:hAnsi="Calibri"/>
-        </w:rPr>
-        <w:t xml:space="preserve">Cada participante que cumprir os requisitos recebe certificado individual de</w:t>
-      </w:r>
-      <w:r>
-        <w:rPr>
-          <w:rFonts w:ascii="Calibri" w:hAnsi="Calibri"/>
-        </w:rPr>
-        <w:t xml:space="preserve"> </w:t>
-      </w:r>
-      <w:r>
-        <w:rPr>
-          <w:rFonts w:ascii="Calibri" w:hAnsi="Calibri"/>
           <w:b/>
           <w:bCs/>
         </w:rPr>
         <w:t xml:space="preserve">24 (vinte e quatro) horas</w:t>
       </w:r>
       <w:r>
-        <w:rPr>
-          <w:rFonts w:ascii="Calibri" w:hAnsi="Calibri"/>
-        </w:rPr>
         <w:t xml:space="preserve">, emitido pela Direção do Foro da JFCE, com assinatura da Coordenação do Eixo III.</w:t>
       </w:r>
     </w:p>
@@ -3914,9 +2375,6 @@
         <w:pStyle w:val="BodyText"/>
       </w:pPr>
       <w:r>
-        <w:rPr>
-          <w:rFonts w:ascii="Calibri" w:hAnsi="Calibri"/>
-        </w:rPr>
         <w:t xml:space="preserve">O certificado contém:</w:t>
       </w:r>
     </w:p>
@@ -3929,9 +2387,6 @@
         </w:numPr>
       </w:pPr>
       <w:r>
-        <w:rPr>
-          <w:rFonts w:ascii="Calibri" w:hAnsi="Calibri"/>
-        </w:rPr>
         <w:t xml:space="preserve">Nome completo do participante</w:t>
       </w:r>
     </w:p>
@@ -3944,9 +2399,6 @@
         </w:numPr>
       </w:pPr>
       <w:r>
-        <w:rPr>
-          <w:rFonts w:ascii="Calibri" w:hAnsi="Calibri"/>
-        </w:rPr>
         <w:t xml:space="preserve">Carga horária por módulo</w:t>
       </w:r>
     </w:p>
@@ -3959,9 +2411,6 @@
         </w:numPr>
       </w:pPr>
       <w:r>
-        <w:rPr>
-          <w:rFonts w:ascii="Calibri" w:hAnsi="Calibri"/>
-        </w:rPr>
         <w:t xml:space="preserve">Período de realização</w:t>
       </w:r>
     </w:p>
@@ -3974,9 +2423,6 @@
         </w:numPr>
       </w:pPr>
       <w:r>
-        <w:rPr>
-          <w:rFonts w:ascii="Calibri" w:hAnsi="Calibri"/>
-        </w:rPr>
         <w:t xml:space="preserve">Identificador institucional do curso</w:t>
       </w:r>
     </w:p>
@@ -3989,9 +2435,6 @@
         </w:numPr>
       </w:pPr>
       <w:r>
-        <w:rPr>
-          <w:rFonts w:ascii="Calibri" w:hAnsi="Calibri"/>
-        </w:rPr>
         <w:t xml:space="preserve">Identificador da turma</w:t>
       </w:r>
     </w:p>
@@ -4000,9 +2443,6 @@
         <w:pStyle w:val="FirstParagraph"/>
       </w:pPr>
       <w:r>
-        <w:rPr>
-          <w:rFonts w:ascii="Calibri" w:hAnsi="Calibri"/>
-        </w:rPr>
         <w:t xml:space="preserve">A certificação habilita o servidor a:</w:t>
       </w:r>
     </w:p>
@@ -4015,9 +2455,6 @@
         </w:numPr>
       </w:pPr>
       <w:r>
-        <w:rPr>
-          <w:rFonts w:ascii="Calibri" w:hAnsi="Calibri"/>
-        </w:rPr>
         <w:t xml:space="preserve">Submeter prompts ao Repositório com tag de coautoria</w:t>
       </w:r>
     </w:p>
@@ -4030,9 +2467,6 @@
         </w:numPr>
       </w:pPr>
       <w:r>
-        <w:rPr>
-          <w:rFonts w:ascii="Calibri" w:hAnsi="Calibri"/>
-        </w:rPr>
         <w:t xml:space="preserve">Candidatar-se ao Programa de Multiplicadores (Ação 1.3) na turma seguinte</w:t>
       </w:r>
     </w:p>
@@ -4045,9 +2479,6 @@
         </w:numPr>
       </w:pPr>
       <w:r>
-        <w:rPr>
-          <w:rFonts w:ascii="Calibri" w:hAnsi="Calibri"/>
-        </w:rPr>
         <w:t xml:space="preserve">Participar de eventos institucionais do Eixo III com prioridade</w:t>
       </w:r>
     </w:p>
@@ -4058,24 +2489,15 @@
         <w:pStyle w:val="Heading2"/>
       </w:pPr>
       <w:r>
-        <w:rPr>
-          <w:rFonts w:ascii="Calibri" w:hAnsi="Calibri"/>
-        </w:rPr>
         <w:t xml:space="preserve">13. Indicadores institucionais</w:t>
       </w:r>
     </w:p>
     <w:tbl>
       <w:tblPr>
         <w:tblStyle w:val="Table"/>
+        <w:tblW w:type="pct" w:w="5000"/>
         <w:tblLayout w:type="fixed"/>
         <w:tblLook w:firstRow="1" w:lastRow="0" w:firstColumn="0" w:lastColumn="0" w:noHBand="0" w:noVBand="0" w:val="0020"/>
-        <w:tblCellMar>
-          <w:top w:w="60" w:type="dxa"/>
-          <w:left w:w="108" w:type="dxa"/>
-          <w:bottom w:w="60" w:type="dxa"/>
-          <w:right w:w="108" w:type="dxa"/>
-        </w:tblCellMar>
-        <w:tblW w:w="5000" w:type="pct"/>
       </w:tblPr>
       <w:tblGrid>
         <w:gridCol w:w="3960"/>
@@ -4083,350 +2505,158 @@
       </w:tblGrid>
       <w:tr>
         <w:trPr>
-          <w:trHeight w:val="397" w:hRule="atLeast"/>
           <w:tblHeader w:val="on"/>
         </w:trPr>
         <w:tc>
-          <w:tcPr>
-            <w:shd w:val="clear" w:color="auto" w:fill="1B3A5C"/>
-            <w:tcBorders>
-              <w:top w:val="single" w:sz="4" w:color="9CA3AF"/>
-              <w:left w:val="single" w:sz="4" w:color="9CA3AF"/>
-              <w:bottom w:val="single" w:sz="4" w:color="9CA3AF"/>
-              <w:right w:val="single" w:sz="4" w:color="9CA3AF"/>
-            </w:tcBorders>
-            <w:vAlign w:val="center"/>
-          </w:tcPr>
+          <w:tcPr/>
           <w:p>
             <w:pPr>
               <w:pStyle w:val="Compact"/>
-              <w:spacing w:before="0" w:after="0" w:line="276" w:lineRule="auto"/>
               <w:jc w:val="left"/>
             </w:pPr>
             <w:r>
-              <w:rPr>
-                <w:rFonts w:ascii="Calibri" w:hAnsi="Calibri" w:cs="Calibri" w:eastAsia="Calibri"/>
-                <w:b/>
-                <w:color w:val="FFFFFF"/>
-                <w:sz w:val="22"/>
-              </w:rPr>
               <w:t xml:space="preserve">Indicador</w:t>
             </w:r>
           </w:p>
         </w:tc>
         <w:tc>
-          <w:tcPr>
-            <w:shd w:val="clear" w:color="auto" w:fill="1B3A5C"/>
-            <w:tcBorders>
-              <w:top w:val="single" w:sz="4" w:color="9CA3AF"/>
-              <w:left w:val="single" w:sz="4" w:color="9CA3AF"/>
-              <w:bottom w:val="single" w:sz="4" w:color="9CA3AF"/>
-              <w:right w:val="single" w:sz="4" w:color="9CA3AF"/>
-            </w:tcBorders>
-            <w:vAlign w:val="center"/>
-          </w:tcPr>
+          <w:tcPr/>
           <w:p>
             <w:pPr>
               <w:pStyle w:val="Compact"/>
-              <w:spacing w:before="0" w:after="0" w:line="276" w:lineRule="auto"/>
               <w:jc w:val="left"/>
             </w:pPr>
             <w:r>
-              <w:rPr>
-                <w:rFonts w:ascii="Calibri" w:hAnsi="Calibri" w:cs="Calibri" w:eastAsia="Calibri"/>
-                <w:b/>
-                <w:color w:val="FFFFFF"/>
-                <w:sz w:val="22"/>
-              </w:rPr>
               <w:t xml:space="preserve">Meta para 2026</w:t>
             </w:r>
           </w:p>
         </w:tc>
       </w:tr>
       <w:tr>
-        <w:trPr>
-          <w:trHeight w:val="397" w:hRule="atLeast"/>
-        </w:trPr>
         <w:tc>
-          <w:tcPr>
-            <w:tcBorders>
-              <w:top w:val="single" w:sz="4" w:color="9CA3AF"/>
-              <w:left w:val="single" w:sz="4" w:color="9CA3AF"/>
-              <w:bottom w:val="single" w:sz="4" w:color="9CA3AF"/>
-              <w:right w:val="single" w:sz="4" w:color="9CA3AF"/>
-            </w:tcBorders>
-            <w:vAlign w:val="center"/>
-          </w:tcPr>
+          <w:tcPr/>
           <w:p>
             <w:pPr>
               <w:pStyle w:val="Compact"/>
-              <w:spacing w:before="0" w:after="0" w:line="276" w:lineRule="auto"/>
               <w:jc w:val="left"/>
             </w:pPr>
             <w:r>
-              <w:rPr>
-                <w:rFonts w:ascii="Calibri" w:hAnsi="Calibri" w:cs="Calibri" w:eastAsia="Calibri"/>
-                <w:color w:val="1F2937"/>
-                <w:sz w:val="21"/>
-              </w:rPr>
               <w:t xml:space="preserve">Servidores certificados ao final de 2026</w:t>
             </w:r>
           </w:p>
         </w:tc>
         <w:tc>
-          <w:tcPr>
-            <w:tcBorders>
-              <w:top w:val="single" w:sz="4" w:color="9CA3AF"/>
-              <w:left w:val="single" w:sz="4" w:color="9CA3AF"/>
-              <w:bottom w:val="single" w:sz="4" w:color="9CA3AF"/>
-              <w:right w:val="single" w:sz="4" w:color="9CA3AF"/>
-            </w:tcBorders>
-            <w:vAlign w:val="center"/>
-          </w:tcPr>
+          <w:tcPr/>
           <w:p>
             <w:pPr>
               <w:pStyle w:val="Compact"/>
-              <w:spacing w:before="0" w:after="0" w:line="276" w:lineRule="auto"/>
               <w:jc w:val="left"/>
             </w:pPr>
             <w:r>
-              <w:rPr>
-                <w:rFonts w:ascii="Calibri" w:hAnsi="Calibri" w:cs="Calibri" w:eastAsia="Calibri"/>
-                <w:color w:val="1F2937"/>
-                <w:sz w:val="21"/>
-              </w:rPr>
               <w:t xml:space="preserve">50 a 60</w:t>
             </w:r>
           </w:p>
         </w:tc>
       </w:tr>
       <w:tr>
-        <w:trPr>
-          <w:trHeight w:val="397" w:hRule="atLeast"/>
-        </w:trPr>
         <w:tc>
-          <w:tcPr>
-            <w:shd w:val="clear" w:color="auto" w:fill="F4F6F8"/>
-            <w:tcBorders>
-              <w:top w:val="single" w:sz="4" w:color="9CA3AF"/>
-              <w:left w:val="single" w:sz="4" w:color="9CA3AF"/>
-              <w:bottom w:val="single" w:sz="4" w:color="9CA3AF"/>
-              <w:right w:val="single" w:sz="4" w:color="9CA3AF"/>
-            </w:tcBorders>
-            <w:vAlign w:val="center"/>
-          </w:tcPr>
+          <w:tcPr/>
           <w:p>
             <w:pPr>
               <w:pStyle w:val="Compact"/>
-              <w:spacing w:before="0" w:after="0" w:line="276" w:lineRule="auto"/>
               <w:jc w:val="left"/>
             </w:pPr>
             <w:r>
-              <w:rPr>
-                <w:rFonts w:ascii="Calibri" w:hAnsi="Calibri" w:cs="Calibri" w:eastAsia="Calibri"/>
-                <w:color w:val="1F2937"/>
-                <w:sz w:val="21"/>
-              </w:rPr>
               <w:t xml:space="preserve">Avaliação média do curso (escala 0-10)</w:t>
             </w:r>
           </w:p>
         </w:tc>
         <w:tc>
-          <w:tcPr>
-            <w:shd w:val="clear" w:color="auto" w:fill="F4F6F8"/>
-            <w:tcBorders>
-              <w:top w:val="single" w:sz="4" w:color="9CA3AF"/>
-              <w:left w:val="single" w:sz="4" w:color="9CA3AF"/>
-              <w:bottom w:val="single" w:sz="4" w:color="9CA3AF"/>
-              <w:right w:val="single" w:sz="4" w:color="9CA3AF"/>
-            </w:tcBorders>
-            <w:vAlign w:val="center"/>
-          </w:tcPr>
+          <w:tcPr/>
           <w:p>
             <w:pPr>
               <w:pStyle w:val="Compact"/>
-              <w:spacing w:before="0" w:after="0" w:line="276" w:lineRule="auto"/>
               <w:jc w:val="left"/>
             </w:pPr>
             <w:r>
-              <w:rPr>
-                <w:rFonts w:ascii="Calibri" w:hAnsi="Calibri" w:cs="Calibri" w:eastAsia="Calibri"/>
-                <w:color w:val="1F2937"/>
-                <w:sz w:val="21"/>
-              </w:rPr>
               <w:t xml:space="preserve">igual ou superior a 8,5</w:t>
             </w:r>
           </w:p>
         </w:tc>
       </w:tr>
       <w:tr>
-        <w:trPr>
-          <w:trHeight w:val="397" w:hRule="atLeast"/>
-        </w:trPr>
         <w:tc>
-          <w:tcPr>
-            <w:tcBorders>
-              <w:top w:val="single" w:sz="4" w:color="9CA3AF"/>
-              <w:left w:val="single" w:sz="4" w:color="9CA3AF"/>
-              <w:bottom w:val="single" w:sz="4" w:color="9CA3AF"/>
-              <w:right w:val="single" w:sz="4" w:color="9CA3AF"/>
-            </w:tcBorders>
-            <w:vAlign w:val="center"/>
-          </w:tcPr>
+          <w:tcPr/>
           <w:p>
             <w:pPr>
               <w:pStyle w:val="Compact"/>
-              <w:spacing w:before="0" w:after="0" w:line="276" w:lineRule="auto"/>
               <w:jc w:val="left"/>
             </w:pPr>
             <w:r>
-              <w:rPr>
-                <w:rFonts w:ascii="Calibri" w:hAnsi="Calibri" w:cs="Calibri" w:eastAsia="Calibri"/>
-                <w:color w:val="1F2937"/>
-                <w:sz w:val="21"/>
-              </w:rPr>
               <w:t xml:space="preserve">Taxa de cumprimento do projeto integrador</w:t>
             </w:r>
           </w:p>
         </w:tc>
         <w:tc>
-          <w:tcPr>
-            <w:tcBorders>
-              <w:top w:val="single" w:sz="4" w:color="9CA3AF"/>
-              <w:left w:val="single" w:sz="4" w:color="9CA3AF"/>
-              <w:bottom w:val="single" w:sz="4" w:color="9CA3AF"/>
-              <w:right w:val="single" w:sz="4" w:color="9CA3AF"/>
-            </w:tcBorders>
-            <w:vAlign w:val="center"/>
-          </w:tcPr>
+          <w:tcPr/>
           <w:p>
             <w:pPr>
               <w:pStyle w:val="Compact"/>
-              <w:spacing w:before="0" w:after="0" w:line="276" w:lineRule="auto"/>
               <w:jc w:val="left"/>
             </w:pPr>
             <w:r>
-              <w:rPr>
-                <w:rFonts w:ascii="Calibri" w:hAnsi="Calibri" w:cs="Calibri" w:eastAsia="Calibri"/>
-                <w:color w:val="1F2937"/>
-                <w:sz w:val="21"/>
-              </w:rPr>
               <w:t xml:space="preserve">igual ou superior a 90% dos certificados</w:t>
             </w:r>
           </w:p>
         </w:tc>
       </w:tr>
       <w:tr>
-        <w:trPr>
-          <w:trHeight w:val="397" w:hRule="atLeast"/>
-        </w:trPr>
         <w:tc>
-          <w:tcPr>
-            <w:shd w:val="clear" w:color="auto" w:fill="F4F6F8"/>
-            <w:tcBorders>
-              <w:top w:val="single" w:sz="4" w:color="9CA3AF"/>
-              <w:left w:val="single" w:sz="4" w:color="9CA3AF"/>
-              <w:bottom w:val="single" w:sz="4" w:color="9CA3AF"/>
-              <w:right w:val="single" w:sz="4" w:color="9CA3AF"/>
-            </w:tcBorders>
-            <w:vAlign w:val="center"/>
-          </w:tcPr>
+          <w:tcPr/>
           <w:p>
             <w:pPr>
               <w:pStyle w:val="Compact"/>
-              <w:spacing w:before="0" w:after="0" w:line="276" w:lineRule="auto"/>
               <w:jc w:val="left"/>
             </w:pPr>
             <w:r>
-              <w:rPr>
-                <w:rFonts w:ascii="Calibri" w:hAnsi="Calibri" w:cs="Calibri" w:eastAsia="Calibri"/>
-                <w:color w:val="1F2937"/>
-                <w:sz w:val="21"/>
-              </w:rPr>
               <w:t xml:space="preserve">Taxa de aplicação real (D+90)</w:t>
             </w:r>
           </w:p>
         </w:tc>
         <w:tc>
-          <w:tcPr>
-            <w:shd w:val="clear" w:color="auto" w:fill="F4F6F8"/>
-            <w:tcBorders>
-              <w:top w:val="single" w:sz="4" w:color="9CA3AF"/>
-              <w:left w:val="single" w:sz="4" w:color="9CA3AF"/>
-              <w:bottom w:val="single" w:sz="4" w:color="9CA3AF"/>
-              <w:right w:val="single" w:sz="4" w:color="9CA3AF"/>
-            </w:tcBorders>
-            <w:vAlign w:val="center"/>
-          </w:tcPr>
+          <w:tcPr/>
           <w:p>
             <w:pPr>
               <w:pStyle w:val="Compact"/>
-              <w:spacing w:before="0" w:after="0" w:line="276" w:lineRule="auto"/>
               <w:jc w:val="left"/>
             </w:pPr>
             <w:r>
-              <w:rPr>
-                <w:rFonts w:ascii="Calibri" w:hAnsi="Calibri" w:cs="Calibri" w:eastAsia="Calibri"/>
-                <w:color w:val="1F2937"/>
-                <w:sz w:val="21"/>
-              </w:rPr>
               <w:t xml:space="preserve">igual ou superior a 70% dos certificados usam IA pelo menos semanalmente</w:t>
             </w:r>
           </w:p>
         </w:tc>
       </w:tr>
       <w:tr>
-        <w:trPr>
-          <w:trHeight w:val="397" w:hRule="atLeast"/>
-        </w:trPr>
         <w:tc>
-          <w:tcPr>
-            <w:tcBorders>
-              <w:top w:val="single" w:sz="4" w:color="9CA3AF"/>
-              <w:left w:val="single" w:sz="4" w:color="9CA3AF"/>
-              <w:bottom w:val="single" w:sz="4" w:color="9CA3AF"/>
-              <w:right w:val="single" w:sz="4" w:color="9CA3AF"/>
-            </w:tcBorders>
-            <w:vAlign w:val="center"/>
-          </w:tcPr>
+          <w:tcPr/>
           <w:p>
             <w:pPr>
               <w:pStyle w:val="Compact"/>
-              <w:spacing w:before="0" w:after="0" w:line="276" w:lineRule="auto"/>
               <w:jc w:val="left"/>
             </w:pPr>
             <w:r>
-              <w:rPr>
-                <w:rFonts w:ascii="Calibri" w:hAnsi="Calibri" w:cs="Calibri" w:eastAsia="Calibri"/>
-                <w:color w:val="1F2937"/>
-                <w:sz w:val="21"/>
-              </w:rPr>
               <w:t xml:space="preserve">Multiplicadores indicados a partir das turmas</w:t>
             </w:r>
           </w:p>
         </w:tc>
         <w:tc>
-          <w:tcPr>
-            <w:tcBorders>
-              <w:top w:val="single" w:sz="4" w:color="9CA3AF"/>
-              <w:left w:val="single" w:sz="4" w:color="9CA3AF"/>
-              <w:bottom w:val="single" w:sz="4" w:color="9CA3AF"/>
-              <w:right w:val="single" w:sz="4" w:color="9CA3AF"/>
-            </w:tcBorders>
-            <w:vAlign w:val="center"/>
-          </w:tcPr>
+          <w:tcPr/>
           <w:p>
             <w:pPr>
               <w:pStyle w:val="Compact"/>
-              <w:spacing w:before="0" w:after="0" w:line="276" w:lineRule="auto"/>
               <w:jc w:val="left"/>
             </w:pPr>
             <w:r>
-              <w:rPr>
-                <w:rFonts w:ascii="Calibri" w:hAnsi="Calibri" w:cs="Calibri" w:eastAsia="Calibri"/>
-                <w:color w:val="1F2937"/>
-                <w:sz w:val="21"/>
-              </w:rPr>
               <w:t xml:space="preserve">5 a 10 (cumulativo, conforme Ação 1.3)</w:t>
             </w:r>
           </w:p>
@@ -4440,9 +2670,6 @@
         <w:pStyle w:val="Heading2"/>
       </w:pPr>
       <w:r>
-        <w:rPr>
-          <w:rFonts w:ascii="Calibri" w:hAnsi="Calibri"/>
-        </w:rPr>
         <w:t xml:space="preserve">14. Articulação com outras ações do Eixo III</w:t>
       </w:r>
     </w:p>
@@ -4451,24 +2678,15 @@
         <w:pStyle w:val="FirstParagraph"/>
       </w:pPr>
       <w:r>
-        <w:rPr>
-          <w:rFonts w:ascii="Calibri" w:hAnsi="Calibri"/>
-        </w:rPr>
         <w:t xml:space="preserve">O Curso é o produto de capacitação mais robusto do Eixo. Articula-se diretamente com:</w:t>
       </w:r>
     </w:p>
     <w:tbl>
       <w:tblPr>
         <w:tblStyle w:val="Table"/>
+        <w:tblW w:type="pct" w:w="5000"/>
         <w:tblLayout w:type="fixed"/>
         <w:tblLook w:firstRow="1" w:lastRow="0" w:firstColumn="0" w:lastColumn="0" w:noHBand="0" w:noVBand="0" w:val="0020"/>
-        <w:tblCellMar>
-          <w:top w:w="60" w:type="dxa"/>
-          <w:left w:w="108" w:type="dxa"/>
-          <w:bottom w:w="60" w:type="dxa"/>
-          <w:right w:w="108" w:type="dxa"/>
-        </w:tblCellMar>
-        <w:tblW w:w="5000" w:type="pct"/>
       </w:tblPr>
       <w:tblGrid>
         <w:gridCol w:w="3960"/>
@@ -4476,480 +2694,238 @@
       </w:tblGrid>
       <w:tr>
         <w:trPr>
-          <w:trHeight w:val="397" w:hRule="atLeast"/>
           <w:tblHeader w:val="on"/>
         </w:trPr>
         <w:tc>
-          <w:tcPr>
-            <w:shd w:val="clear" w:color="auto" w:fill="1B3A5C"/>
-            <w:tcBorders>
-              <w:top w:val="single" w:sz="4" w:color="9CA3AF"/>
-              <w:left w:val="single" w:sz="4" w:color="9CA3AF"/>
-              <w:bottom w:val="single" w:sz="4" w:color="9CA3AF"/>
-              <w:right w:val="single" w:sz="4" w:color="9CA3AF"/>
-            </w:tcBorders>
-            <w:vAlign w:val="center"/>
-          </w:tcPr>
+          <w:tcPr/>
           <w:p>
             <w:pPr>
               <w:pStyle w:val="Compact"/>
-              <w:spacing w:before="0" w:after="0" w:line="276" w:lineRule="auto"/>
               <w:jc w:val="left"/>
             </w:pPr>
             <w:r>
-              <w:rPr>
-                <w:rFonts w:ascii="Calibri" w:hAnsi="Calibri" w:cs="Calibri" w:eastAsia="Calibri"/>
-                <w:b/>
-                <w:color w:val="FFFFFF"/>
-                <w:sz w:val="22"/>
-              </w:rPr>
               <w:t xml:space="preserve">Ação</w:t>
             </w:r>
           </w:p>
         </w:tc>
         <w:tc>
-          <w:tcPr>
-            <w:shd w:val="clear" w:color="auto" w:fill="1B3A5C"/>
-            <w:tcBorders>
-              <w:top w:val="single" w:sz="4" w:color="9CA3AF"/>
-              <w:left w:val="single" w:sz="4" w:color="9CA3AF"/>
-              <w:bottom w:val="single" w:sz="4" w:color="9CA3AF"/>
-              <w:right w:val="single" w:sz="4" w:color="9CA3AF"/>
-            </w:tcBorders>
-            <w:vAlign w:val="center"/>
-          </w:tcPr>
+          <w:tcPr/>
           <w:p>
             <w:pPr>
               <w:pStyle w:val="Compact"/>
-              <w:spacing w:before="0" w:after="0" w:line="276" w:lineRule="auto"/>
               <w:jc w:val="left"/>
             </w:pPr>
             <w:r>
-              <w:rPr>
-                <w:rFonts w:ascii="Calibri" w:hAnsi="Calibri" w:cs="Calibri" w:eastAsia="Calibri"/>
-                <w:b/>
-                <w:color w:val="FFFFFF"/>
-                <w:sz w:val="22"/>
-              </w:rPr>
               <w:t xml:space="preserve">Articulação</w:t>
             </w:r>
           </w:p>
         </w:tc>
       </w:tr>
       <w:tr>
-        <w:trPr>
-          <w:trHeight w:val="397" w:hRule="atLeast"/>
-        </w:trPr>
         <w:tc>
-          <w:tcPr>
-            <w:tcBorders>
-              <w:top w:val="single" w:sz="4" w:color="9CA3AF"/>
-              <w:left w:val="single" w:sz="4" w:color="9CA3AF"/>
-              <w:bottom w:val="single" w:sz="4" w:color="9CA3AF"/>
-              <w:right w:val="single" w:sz="4" w:color="9CA3AF"/>
-            </w:tcBorders>
-            <w:vAlign w:val="center"/>
-          </w:tcPr>
+          <w:tcPr/>
           <w:p>
             <w:pPr>
               <w:pStyle w:val="Compact"/>
-              <w:spacing w:before="0" w:after="0" w:line="276" w:lineRule="auto"/>
               <w:jc w:val="left"/>
             </w:pPr>
             <w:r>
               <w:rPr>
-                <w:rFonts w:ascii="Calibri" w:hAnsi="Calibri" w:cs="Calibri" w:eastAsia="Calibri"/>
                 <w:b/>
                 <w:bCs/>
-                <w:color w:val="1F2937"/>
-                <w:sz w:val="21"/>
               </w:rPr>
               <w:t xml:space="preserve">1.1 — Oficinas Prompt Lab</w:t>
             </w:r>
           </w:p>
         </w:tc>
         <w:tc>
-          <w:tcPr>
-            <w:tcBorders>
-              <w:top w:val="single" w:sz="4" w:color="9CA3AF"/>
-              <w:left w:val="single" w:sz="4" w:color="9CA3AF"/>
-              <w:bottom w:val="single" w:sz="4" w:color="9CA3AF"/>
-              <w:right w:val="single" w:sz="4" w:color="9CA3AF"/>
-            </w:tcBorders>
-            <w:vAlign w:val="center"/>
-          </w:tcPr>
+          <w:tcPr/>
           <w:p>
             <w:pPr>
               <w:pStyle w:val="Compact"/>
-              <w:spacing w:before="0" w:after="0" w:line="276" w:lineRule="auto"/>
               <w:jc w:val="left"/>
             </w:pPr>
             <w:r>
-              <w:rPr>
-                <w:rFonts w:ascii="Calibri" w:hAnsi="Calibri" w:cs="Calibri" w:eastAsia="Calibri"/>
-                <w:color w:val="1F2937"/>
-                <w:sz w:val="21"/>
-              </w:rPr>
               <w:t xml:space="preserve">Conteúdo do Módulo 1 reaproveita material das Oficinas; oficina é entrada natural para o curso</w:t>
             </w:r>
           </w:p>
         </w:tc>
       </w:tr>
       <w:tr>
-        <w:trPr>
-          <w:trHeight w:val="397" w:hRule="atLeast"/>
-        </w:trPr>
         <w:tc>
-          <w:tcPr>
-            <w:shd w:val="clear" w:color="auto" w:fill="F4F6F8"/>
-            <w:tcBorders>
-              <w:top w:val="single" w:sz="4" w:color="9CA3AF"/>
-              <w:left w:val="single" w:sz="4" w:color="9CA3AF"/>
-              <w:bottom w:val="single" w:sz="4" w:color="9CA3AF"/>
-              <w:right w:val="single" w:sz="4" w:color="9CA3AF"/>
-            </w:tcBorders>
-            <w:vAlign w:val="center"/>
-          </w:tcPr>
+          <w:tcPr/>
           <w:p>
             <w:pPr>
               <w:pStyle w:val="Compact"/>
-              <w:spacing w:before="0" w:after="0" w:line="276" w:lineRule="auto"/>
               <w:jc w:val="left"/>
             </w:pPr>
             <w:r>
               <w:rPr>
-                <w:rFonts w:ascii="Calibri" w:hAnsi="Calibri" w:cs="Calibri" w:eastAsia="Calibri"/>
                 <w:b/>
                 <w:bCs/>
-                <w:color w:val="1F2937"/>
-                <w:sz w:val="21"/>
               </w:rPr>
               <w:t xml:space="preserve">1.3 — Multiplicadores</w:t>
             </w:r>
           </w:p>
         </w:tc>
         <w:tc>
-          <w:tcPr>
-            <w:shd w:val="clear" w:color="auto" w:fill="F4F6F8"/>
-            <w:tcBorders>
-              <w:top w:val="single" w:sz="4" w:color="9CA3AF"/>
-              <w:left w:val="single" w:sz="4" w:color="9CA3AF"/>
-              <w:bottom w:val="single" w:sz="4" w:color="9CA3AF"/>
-              <w:right w:val="single" w:sz="4" w:color="9CA3AF"/>
-            </w:tcBorders>
-            <w:vAlign w:val="center"/>
-          </w:tcPr>
+          <w:tcPr/>
           <w:p>
             <w:pPr>
               <w:pStyle w:val="Compact"/>
-              <w:spacing w:before="0" w:after="0" w:line="276" w:lineRule="auto"/>
               <w:jc w:val="left"/>
             </w:pPr>
             <w:r>
-              <w:rPr>
-                <w:rFonts w:ascii="Calibri" w:hAnsi="Calibri" w:cs="Calibri" w:eastAsia="Calibri"/>
-                <w:color w:val="1F2937"/>
-                <w:sz w:val="21"/>
-              </w:rPr>
               <w:t xml:space="preserve">Pool de candidatos a multiplicador são certificados das turmas</w:t>
             </w:r>
           </w:p>
         </w:tc>
       </w:tr>
       <w:tr>
-        <w:trPr>
-          <w:trHeight w:val="397" w:hRule="atLeast"/>
-        </w:trPr>
         <w:tc>
-          <w:tcPr>
-            <w:tcBorders>
-              <w:top w:val="single" w:sz="4" w:color="9CA3AF"/>
-              <w:left w:val="single" w:sz="4" w:color="9CA3AF"/>
-              <w:bottom w:val="single" w:sz="4" w:color="9CA3AF"/>
-              <w:right w:val="single" w:sz="4" w:color="9CA3AF"/>
-            </w:tcBorders>
-            <w:vAlign w:val="center"/>
-          </w:tcPr>
+          <w:tcPr/>
           <w:p>
             <w:pPr>
               <w:pStyle w:val="Compact"/>
-              <w:spacing w:before="0" w:after="0" w:line="276" w:lineRule="auto"/>
               <w:jc w:val="left"/>
             </w:pPr>
             <w:r>
               <w:rPr>
-                <w:rFonts w:ascii="Calibri" w:hAnsi="Calibri" w:cs="Calibri" w:eastAsia="Calibri"/>
                 <w:b/>
                 <w:bCs/>
-                <w:color w:val="1F2937"/>
-                <w:sz w:val="21"/>
               </w:rPr>
               <w:t xml:space="preserve">2.1 — Adote um Experimento</w:t>
             </w:r>
           </w:p>
         </w:tc>
         <w:tc>
-          <w:tcPr>
-            <w:tcBorders>
-              <w:top w:val="single" w:sz="4" w:color="9CA3AF"/>
-              <w:left w:val="single" w:sz="4" w:color="9CA3AF"/>
-              <w:bottom w:val="single" w:sz="4" w:color="9CA3AF"/>
-              <w:right w:val="single" w:sz="4" w:color="9CA3AF"/>
-            </w:tcBorders>
-            <w:vAlign w:val="center"/>
-          </w:tcPr>
+          <w:tcPr/>
           <w:p>
             <w:pPr>
               <w:pStyle w:val="Compact"/>
-              <w:spacing w:before="0" w:after="0" w:line="276" w:lineRule="auto"/>
               <w:jc w:val="left"/>
             </w:pPr>
             <w:r>
-              <w:rPr>
-                <w:rFonts w:ascii="Calibri" w:hAnsi="Calibri" w:cs="Calibri" w:eastAsia="Calibri"/>
-                <w:color w:val="1F2937"/>
-                <w:sz w:val="21"/>
-              </w:rPr>
               <w:t xml:space="preserve">Projetos integradores do curso podem evoluir para experimentos pilotos</w:t>
             </w:r>
           </w:p>
         </w:tc>
       </w:tr>
       <w:tr>
-        <w:trPr>
-          <w:trHeight w:val="397" w:hRule="atLeast"/>
-        </w:trPr>
         <w:tc>
-          <w:tcPr>
-            <w:shd w:val="clear" w:color="auto" w:fill="F4F6F8"/>
-            <w:tcBorders>
-              <w:top w:val="single" w:sz="4" w:color="9CA3AF"/>
-              <w:left w:val="single" w:sz="4" w:color="9CA3AF"/>
-              <w:bottom w:val="single" w:sz="4" w:color="9CA3AF"/>
-              <w:right w:val="single" w:sz="4" w:color="9CA3AF"/>
-            </w:tcBorders>
-            <w:vAlign w:val="center"/>
-          </w:tcPr>
+          <w:tcPr/>
           <w:p>
             <w:pPr>
               <w:pStyle w:val="Compact"/>
-              <w:spacing w:before="0" w:after="0" w:line="276" w:lineRule="auto"/>
               <w:jc w:val="left"/>
             </w:pPr>
             <w:r>
               <w:rPr>
-                <w:rFonts w:ascii="Calibri" w:hAnsi="Calibri" w:cs="Calibri" w:eastAsia="Calibri"/>
                 <w:b/>
                 <w:bCs/>
-                <w:color w:val="1F2937"/>
-                <w:sz w:val="21"/>
               </w:rPr>
               <w:t xml:space="preserve">2.2 — Publicações Periódicas</w:t>
             </w:r>
           </w:p>
         </w:tc>
         <w:tc>
-          <w:tcPr>
-            <w:shd w:val="clear" w:color="auto" w:fill="F4F6F8"/>
-            <w:tcBorders>
-              <w:top w:val="single" w:sz="4" w:color="9CA3AF"/>
-              <w:left w:val="single" w:sz="4" w:color="9CA3AF"/>
-              <w:bottom w:val="single" w:sz="4" w:color="9CA3AF"/>
-              <w:right w:val="single" w:sz="4" w:color="9CA3AF"/>
-            </w:tcBorders>
-            <w:vAlign w:val="center"/>
-          </w:tcPr>
+          <w:tcPr/>
           <w:p>
             <w:pPr>
               <w:pStyle w:val="Compact"/>
-              <w:spacing w:before="0" w:after="0" w:line="276" w:lineRule="auto"/>
               <w:jc w:val="left"/>
             </w:pPr>
             <w:r>
-              <w:rPr>
-                <w:rFonts w:ascii="Calibri" w:hAnsi="Calibri" w:cs="Calibri" w:eastAsia="Calibri"/>
-                <w:color w:val="1F2937"/>
-                <w:sz w:val="21"/>
-              </w:rPr>
               <w:t xml:space="preserve">Cases dos projetos integradores alimentam pautas</w:t>
             </w:r>
           </w:p>
         </w:tc>
       </w:tr>
       <w:tr>
-        <w:trPr>
-          <w:trHeight w:val="397" w:hRule="atLeast"/>
-        </w:trPr>
         <w:tc>
-          <w:tcPr>
-            <w:tcBorders>
-              <w:top w:val="single" w:sz="4" w:color="9CA3AF"/>
-              <w:left w:val="single" w:sz="4" w:color="9CA3AF"/>
-              <w:bottom w:val="single" w:sz="4" w:color="9CA3AF"/>
-              <w:right w:val="single" w:sz="4" w:color="9CA3AF"/>
-            </w:tcBorders>
-            <w:vAlign w:val="center"/>
-          </w:tcPr>
+          <w:tcPr/>
           <w:p>
             <w:pPr>
               <w:pStyle w:val="Compact"/>
-              <w:spacing w:before="0" w:after="0" w:line="276" w:lineRule="auto"/>
               <w:jc w:val="left"/>
             </w:pPr>
             <w:r>
               <w:rPr>
-                <w:rFonts w:ascii="Calibri" w:hAnsi="Calibri" w:cs="Calibri" w:eastAsia="Calibri"/>
                 <w:b/>
                 <w:bCs/>
-                <w:color w:val="1F2937"/>
-                <w:sz w:val="21"/>
               </w:rPr>
               <w:t xml:space="preserve">3.1 — Lab de Impacto</w:t>
             </w:r>
           </w:p>
         </w:tc>
         <w:tc>
-          <w:tcPr>
-            <w:tcBorders>
-              <w:top w:val="single" w:sz="4" w:color="9CA3AF"/>
-              <w:left w:val="single" w:sz="4" w:color="9CA3AF"/>
-              <w:bottom w:val="single" w:sz="4" w:color="9CA3AF"/>
-              <w:right w:val="single" w:sz="4" w:color="9CA3AF"/>
-            </w:tcBorders>
-            <w:vAlign w:val="center"/>
-          </w:tcPr>
+          <w:tcPr/>
           <w:p>
             <w:pPr>
               <w:pStyle w:val="Compact"/>
-              <w:spacing w:before="0" w:after="0" w:line="276" w:lineRule="auto"/>
               <w:jc w:val="left"/>
             </w:pPr>
             <w:r>
-              <w:rPr>
-                <w:rFonts w:ascii="Calibri" w:hAnsi="Calibri" w:cs="Calibri" w:eastAsia="Calibri"/>
-                <w:color w:val="1F2937"/>
-                <w:sz w:val="21"/>
-              </w:rPr>
-              <w:t xml:space="preserve">O Módulo 2 (pensamento crítico e causal) fornece a base teórica do Lab; o baseline do projeto integrador gera a evidência; certificados são candidatos a auxiliar no Lab</w:t>
+              <w:t xml:space="preserve">O Módulo 2 (pensamento crítico e causal) fornece a base teórica do Lab; a medição antes × depois do projeto integrador gera a evidência; certificados são candidatos a auxiliar no Lab</w:t>
             </w:r>
           </w:p>
         </w:tc>
       </w:tr>
       <w:tr>
-        <w:trPr>
-          <w:trHeight w:val="397" w:hRule="atLeast"/>
-        </w:trPr>
         <w:tc>
-          <w:tcPr>
-            <w:shd w:val="clear" w:color="auto" w:fill="F4F6F8"/>
-            <w:tcBorders>
-              <w:top w:val="single" w:sz="4" w:color="9CA3AF"/>
-              <w:left w:val="single" w:sz="4" w:color="9CA3AF"/>
-              <w:bottom w:val="single" w:sz="4" w:color="9CA3AF"/>
-              <w:right w:val="single" w:sz="4" w:color="9CA3AF"/>
-            </w:tcBorders>
-            <w:vAlign w:val="center"/>
-          </w:tcPr>
+          <w:tcPr/>
           <w:p>
             <w:pPr>
               <w:pStyle w:val="Compact"/>
-              <w:spacing w:before="0" w:after="0" w:line="276" w:lineRule="auto"/>
               <w:jc w:val="left"/>
             </w:pPr>
             <w:r>
               <w:rPr>
-                <w:rFonts w:ascii="Calibri" w:hAnsi="Calibri" w:cs="Calibri" w:eastAsia="Calibri"/>
                 <w:b/>
                 <w:bCs/>
-                <w:color w:val="1F2937"/>
-                <w:sz w:val="21"/>
               </w:rPr>
               <w:t xml:space="preserve">4.1 — Repositório de Prompts</w:t>
             </w:r>
           </w:p>
         </w:tc>
         <w:tc>
-          <w:tcPr>
-            <w:shd w:val="clear" w:color="auto" w:fill="F4F6F8"/>
-            <w:tcBorders>
-              <w:top w:val="single" w:sz="4" w:color="9CA3AF"/>
-              <w:left w:val="single" w:sz="4" w:color="9CA3AF"/>
-              <w:bottom w:val="single" w:sz="4" w:color="9CA3AF"/>
-              <w:right w:val="single" w:sz="4" w:color="9CA3AF"/>
-            </w:tcBorders>
-            <w:vAlign w:val="center"/>
-          </w:tcPr>
+          <w:tcPr/>
           <w:p>
             <w:pPr>
               <w:pStyle w:val="Compact"/>
-              <w:spacing w:before="0" w:after="0" w:line="276" w:lineRule="auto"/>
               <w:jc w:val="left"/>
             </w:pPr>
             <w:r>
-              <w:rPr>
-                <w:rFonts w:ascii="Calibri" w:hAnsi="Calibri" w:cs="Calibri" w:eastAsia="Calibri"/>
-                <w:color w:val="1F2937"/>
-                <w:sz w:val="21"/>
-              </w:rPr>
               <w:t xml:space="preserve">Cada projeto integrador contribui com prompts validados</w:t>
             </w:r>
           </w:p>
         </w:tc>
       </w:tr>
       <w:tr>
-        <w:trPr>
-          <w:trHeight w:val="397" w:hRule="atLeast"/>
-        </w:trPr>
         <w:tc>
-          <w:tcPr>
-            <w:tcBorders>
-              <w:top w:val="single" w:sz="4" w:color="9CA3AF"/>
-              <w:left w:val="single" w:sz="4" w:color="9CA3AF"/>
-              <w:bottom w:val="single" w:sz="4" w:color="9CA3AF"/>
-              <w:right w:val="single" w:sz="4" w:color="9CA3AF"/>
-            </w:tcBorders>
-            <w:vAlign w:val="center"/>
-          </w:tcPr>
+          <w:tcPr/>
           <w:p>
             <w:pPr>
               <w:pStyle w:val="Compact"/>
-              <w:spacing w:before="0" w:after="0" w:line="276" w:lineRule="auto"/>
               <w:jc w:val="left"/>
             </w:pPr>
             <w:r>
               <w:rPr>
-                <w:rFonts w:ascii="Calibri" w:hAnsi="Calibri" w:cs="Calibri" w:eastAsia="Calibri"/>
                 <w:b/>
                 <w:bCs/>
-                <w:color w:val="1F2937"/>
-                <w:sz w:val="21"/>
               </w:rPr>
               <w:t xml:space="preserve">4.3 — Diretrizes Internas de IA</w:t>
             </w:r>
           </w:p>
         </w:tc>
         <w:tc>
-          <w:tcPr>
-            <w:tcBorders>
-              <w:top w:val="single" w:sz="4" w:color="9CA3AF"/>
-              <w:left w:val="single" w:sz="4" w:color="9CA3AF"/>
-              <w:bottom w:val="single" w:sz="4" w:color="9CA3AF"/>
-              <w:right w:val="single" w:sz="4" w:color="9CA3AF"/>
-            </w:tcBorders>
-            <w:vAlign w:val="center"/>
-          </w:tcPr>
+          <w:tcPr/>
           <w:p>
             <w:pPr>
               <w:pStyle w:val="Compact"/>
-              <w:spacing w:before="0" w:after="0" w:line="276" w:lineRule="auto"/>
               <w:jc w:val="left"/>
             </w:pPr>
             <w:r>
-              <w:rPr>
-                <w:rFonts w:ascii="Calibri" w:hAnsi="Calibri" w:cs="Calibri" w:eastAsia="Calibri"/>
-                <w:color w:val="1F2937"/>
-                <w:sz w:val="21"/>
-              </w:rPr>
               <w:t xml:space="preserve">Conteúdo do Módulo 4 antecipa e prepara recepção das Diretrizes</w:t>
             </w:r>
           </w:p>
@@ -4963,9 +2939,6 @@
         <w:pStyle w:val="Heading2"/>
       </w:pPr>
       <w:r>
-        <w:rPr>
-          <w:rFonts w:ascii="Calibri" w:hAnsi="Calibri"/>
-        </w:rPr>
         <w:t xml:space="preserve">15. Comunidade de prática</w:t>
       </w:r>
     </w:p>
@@ -4974,35 +2947,22 @@
         <w:pStyle w:val="FirstParagraph"/>
       </w:pPr>
       <w:r>
+        <w:t xml:space="preserve">Após a certificação, o participante é incluído, mediante adesão voluntária, em</w:t>
+      </w:r>
+      <w:r>
+        <w:t xml:space="preserve"> </w:t>
+      </w:r>
+      <w:r>
         <w:rPr>
-          <w:rFonts w:ascii="Calibri" w:hAnsi="Calibri"/>
-        </w:rPr>
-        <w:t xml:space="preserve">Após a certificação, o participante é incluído, mediante adesão voluntária, em</w:t>
-      </w:r>
-      <w:r>
-        <w:rPr>
-          <w:rFonts w:ascii="Calibri" w:hAnsi="Calibri"/>
-        </w:rPr>
-        <w:t xml:space="preserve"> </w:t>
-      </w:r>
-      <w:r>
-        <w:rPr>
-          <w:rFonts w:ascii="Calibri" w:hAnsi="Calibri"/>
           <w:b/>
           <w:bCs/>
         </w:rPr>
         <w:t xml:space="preserve">comunidade de prática institucional</w:t>
       </w:r>
       <w:r>
-        <w:rPr>
-          <w:rFonts w:ascii="Calibri" w:hAnsi="Calibri"/>
-        </w:rPr>
         <w:t xml:space="preserve"> </w:t>
       </w:r>
       <w:r>
-        <w:rPr>
-          <w:rFonts w:ascii="Calibri" w:hAnsi="Calibri"/>
-        </w:rPr>
         <w:t xml:space="preserve">mantida pelo Eixo III. A comunidade tem por funções:</w:t>
       </w:r>
     </w:p>
@@ -5015,9 +2975,6 @@
         </w:numPr>
       </w:pPr>
       <w:r>
-        <w:rPr>
-          <w:rFonts w:ascii="Calibri" w:hAnsi="Calibri"/>
-        </w:rPr>
         <w:t xml:space="preserve">Tirar dúvidas sobre uso de IA no trabalho diário</w:t>
       </w:r>
     </w:p>
@@ -5030,9 +2987,6 @@
         </w:numPr>
       </w:pPr>
       <w:r>
-        <w:rPr>
-          <w:rFonts w:ascii="Calibri" w:hAnsi="Calibri"/>
-        </w:rPr>
         <w:t xml:space="preserve">Compartilhar prompts validados</w:t>
       </w:r>
     </w:p>
@@ -5045,9 +2999,6 @@
         </w:numPr>
       </w:pPr>
       <w:r>
-        <w:rPr>
-          <w:rFonts w:ascii="Calibri" w:hAnsi="Calibri"/>
-        </w:rPr>
         <w:t xml:space="preserve">Discutir mudanças regulatórias e de ferramenta</w:t>
       </w:r>
     </w:p>
@@ -5060,9 +3011,6 @@
         </w:numPr>
       </w:pPr>
       <w:r>
-        <w:rPr>
-          <w:rFonts w:ascii="Calibri" w:hAnsi="Calibri"/>
-        </w:rPr>
         <w:t xml:space="preserve">Trocar cases entre unidades</w:t>
       </w:r>
     </w:p>
@@ -5071,9 +3019,6 @@
         <w:pStyle w:val="FirstParagraph"/>
       </w:pPr>
       <w:r>
-        <w:rPr>
-          <w:rFonts w:ascii="Calibri" w:hAnsi="Calibri"/>
-        </w:rPr>
         <w:t xml:space="preserve">A comunidade conta com encontros mensais opcionais (1 hora) e canal assíncrono de mensagens.</w:t>
       </w:r>
     </w:p>
@@ -5084,9 +3029,6 @@
         <w:pStyle w:val="Heading2"/>
       </w:pPr>
       <w:r>
-        <w:rPr>
-          <w:rFonts w:ascii="Calibri" w:hAnsi="Calibri"/>
-        </w:rPr>
         <w:t xml:space="preserve">16. Disposições finais e registro de alterações</w:t>
       </w:r>
     </w:p>
@@ -5095,9 +3037,6 @@
         <w:pStyle w:val="FirstParagraph"/>
       </w:pPr>
       <w:r>
-        <w:rPr>
-          <w:rFonts w:ascii="Calibri" w:hAnsi="Calibri"/>
-        </w:rPr>
         <w:t xml:space="preserve">Esta ementa é revisada anualmente, em janeiro, em paralelo à publicação do novo Plano de Trabalho do Eixo III. A Coordenação se reserva o direito de ajustar conteúdo de módulos diante de superveniência normativa, de evolução tecnológica relevante ou de lições aprendidas das turmas anteriores. Alterações de carga horária ou de estrutura modular exigem ato formal e nova versão de ementa.</w:t>
       </w:r>
     </w:p>
@@ -5107,37 +3046,24 @@
       </w:pPr>
       <w:r>
         <w:rPr>
-          <w:rFonts w:ascii="Calibri" w:hAnsi="Calibri"/>
           <w:b/>
           <w:bCs/>
         </w:rPr>
         <w:t xml:space="preserve">Registro de alterações da Versão 2.0</w:t>
       </w:r>
       <w:r>
-        <w:rPr>
-          <w:rFonts w:ascii="Calibri" w:hAnsi="Calibri"/>
-        </w:rPr>
         <w:t xml:space="preserve"> </w:t>
       </w:r>
       <w:r>
-        <w:rPr>
-          <w:rFonts w:ascii="Calibri" w:hAnsi="Calibri"/>
-        </w:rPr>
         <w:t xml:space="preserve">(em relação à Versão 1.0, maio/2026), aprovadas pela Coordenação antes do início da Turma 1:</w:t>
       </w:r>
     </w:p>
     <w:tbl>
       <w:tblPr>
         <w:tblStyle w:val="Table"/>
+        <w:tblW w:type="pct" w:w="5000"/>
         <w:tblLayout w:type="fixed"/>
         <w:tblLook w:firstRow="1" w:lastRow="0" w:firstColumn="0" w:lastColumn="0" w:noHBand="0" w:noVBand="0" w:val="0020"/>
-        <w:tblCellMar>
-          <w:top w:w="60" w:type="dxa"/>
-          <w:left w:w="108" w:type="dxa"/>
-          <w:bottom w:w="60" w:type="dxa"/>
-          <w:right w:w="108" w:type="dxa"/>
-        </w:tblCellMar>
-        <w:tblW w:w="5000" w:type="pct"/>
       </w:tblPr>
       <w:tblGrid>
         <w:gridCol w:w="2640"/>
@@ -5146,173 +3072,81 @@
       </w:tblGrid>
       <w:tr>
         <w:trPr>
-          <w:trHeight w:val="397" w:hRule="atLeast"/>
           <w:tblHeader w:val="on"/>
         </w:trPr>
         <w:tc>
-          <w:tcPr>
-            <w:shd w:val="clear" w:color="auto" w:fill="1B3A5C"/>
-            <w:tcBorders>
-              <w:top w:val="single" w:sz="4" w:color="9CA3AF"/>
-              <w:left w:val="single" w:sz="4" w:color="9CA3AF"/>
-              <w:bottom w:val="single" w:sz="4" w:color="9CA3AF"/>
-              <w:right w:val="single" w:sz="4" w:color="9CA3AF"/>
-            </w:tcBorders>
-            <w:vAlign w:val="center"/>
-          </w:tcPr>
+          <w:tcPr/>
           <w:p>
             <w:pPr>
               <w:pStyle w:val="Compact"/>
-              <w:spacing w:before="0" w:after="0" w:line="276" w:lineRule="auto"/>
               <w:jc w:val="left"/>
             </w:pPr>
             <w:r>
-              <w:rPr>
-                <w:rFonts w:ascii="Calibri" w:hAnsi="Calibri" w:cs="Calibri" w:eastAsia="Calibri"/>
-                <w:b/>
-                <w:color w:val="FFFFFF"/>
-                <w:sz w:val="22"/>
-              </w:rPr>
               <w:t xml:space="preserve">Item</w:t>
             </w:r>
           </w:p>
         </w:tc>
         <w:tc>
-          <w:tcPr>
-            <w:shd w:val="clear" w:color="auto" w:fill="1B3A5C"/>
-            <w:tcBorders>
-              <w:top w:val="single" w:sz="4" w:color="9CA3AF"/>
-              <w:left w:val="single" w:sz="4" w:color="9CA3AF"/>
-              <w:bottom w:val="single" w:sz="4" w:color="9CA3AF"/>
-              <w:right w:val="single" w:sz="4" w:color="9CA3AF"/>
-            </w:tcBorders>
-            <w:vAlign w:val="center"/>
-          </w:tcPr>
+          <w:tcPr/>
           <w:p>
             <w:pPr>
               <w:pStyle w:val="Compact"/>
-              <w:spacing w:before="0" w:after="0" w:line="276" w:lineRule="auto"/>
               <w:jc w:val="left"/>
             </w:pPr>
             <w:r>
-              <w:rPr>
-                <w:rFonts w:ascii="Calibri" w:hAnsi="Calibri" w:cs="Calibri" w:eastAsia="Calibri"/>
-                <w:b/>
-                <w:color w:val="FFFFFF"/>
-                <w:sz w:val="22"/>
-              </w:rPr>
               <w:t xml:space="preserve">Versão 1.0</w:t>
             </w:r>
           </w:p>
         </w:tc>
         <w:tc>
-          <w:tcPr>
-            <w:shd w:val="clear" w:color="auto" w:fill="1B3A5C"/>
-            <w:tcBorders>
-              <w:top w:val="single" w:sz="4" w:color="9CA3AF"/>
-              <w:left w:val="single" w:sz="4" w:color="9CA3AF"/>
-              <w:bottom w:val="single" w:sz="4" w:color="9CA3AF"/>
-              <w:right w:val="single" w:sz="4" w:color="9CA3AF"/>
-            </w:tcBorders>
-            <w:vAlign w:val="center"/>
-          </w:tcPr>
+          <w:tcPr/>
           <w:p>
             <w:pPr>
               <w:pStyle w:val="Compact"/>
-              <w:spacing w:before="0" w:after="0" w:line="276" w:lineRule="auto"/>
               <w:jc w:val="left"/>
             </w:pPr>
             <w:r>
-              <w:rPr>
-                <w:rFonts w:ascii="Calibri" w:hAnsi="Calibri" w:cs="Calibri" w:eastAsia="Calibri"/>
-                <w:b/>
-                <w:color w:val="FFFFFF"/>
-                <w:sz w:val="22"/>
-              </w:rPr>
               <w:t xml:space="preserve">Versão 2.0</w:t>
             </w:r>
           </w:p>
         </w:tc>
       </w:tr>
       <w:tr>
-        <w:trPr>
-          <w:trHeight w:val="397" w:hRule="atLeast"/>
-        </w:trPr>
         <w:tc>
-          <w:tcPr>
-            <w:tcBorders>
-              <w:top w:val="single" w:sz="4" w:color="9CA3AF"/>
-              <w:left w:val="single" w:sz="4" w:color="9CA3AF"/>
-              <w:bottom w:val="single" w:sz="4" w:color="9CA3AF"/>
-              <w:right w:val="single" w:sz="4" w:color="9CA3AF"/>
-            </w:tcBorders>
-            <w:vAlign w:val="center"/>
-          </w:tcPr>
+          <w:tcPr/>
           <w:p>
             <w:pPr>
               <w:pStyle w:val="Compact"/>
-              <w:spacing w:before="0" w:after="0" w:line="276" w:lineRule="auto"/>
               <w:jc w:val="left"/>
             </w:pPr>
             <w:r>
-              <w:rPr>
-                <w:rFonts w:ascii="Calibri" w:hAnsi="Calibri" w:cs="Calibri" w:eastAsia="Calibri"/>
-                <w:color w:val="1F2937"/>
-                <w:sz w:val="21"/>
-              </w:rPr>
               <w:t xml:space="preserve">Carga horária total</w:t>
             </w:r>
           </w:p>
         </w:tc>
         <w:tc>
-          <w:tcPr>
-            <w:tcBorders>
-              <w:top w:val="single" w:sz="4" w:color="9CA3AF"/>
-              <w:left w:val="single" w:sz="4" w:color="9CA3AF"/>
-              <w:bottom w:val="single" w:sz="4" w:color="9CA3AF"/>
-              <w:right w:val="single" w:sz="4" w:color="9CA3AF"/>
-            </w:tcBorders>
-            <w:vAlign w:val="center"/>
-          </w:tcPr>
+          <w:tcPr/>
           <w:p>
             <w:pPr>
               <w:pStyle w:val="Compact"/>
-              <w:spacing w:before="0" w:after="0" w:line="276" w:lineRule="auto"/>
               <w:jc w:val="left"/>
             </w:pPr>
             <w:r>
-              <w:rPr>
-                <w:rFonts w:ascii="Calibri" w:hAnsi="Calibri" w:cs="Calibri" w:eastAsia="Calibri"/>
-                <w:color w:val="1F2937"/>
-                <w:sz w:val="21"/>
-              </w:rPr>
               <w:t xml:space="preserve">21 horas</w:t>
             </w:r>
           </w:p>
         </w:tc>
         <w:tc>
-          <w:tcPr>
-            <w:tcBorders>
-              <w:top w:val="single" w:sz="4" w:color="9CA3AF"/>
-              <w:left w:val="single" w:sz="4" w:color="9CA3AF"/>
-              <w:bottom w:val="single" w:sz="4" w:color="9CA3AF"/>
-              <w:right w:val="single" w:sz="4" w:color="9CA3AF"/>
-            </w:tcBorders>
-            <w:vAlign w:val="center"/>
-          </w:tcPr>
+          <w:tcPr/>
           <w:p>
             <w:pPr>
               <w:pStyle w:val="Compact"/>
-              <w:spacing w:before="0" w:after="0" w:line="276" w:lineRule="auto"/>
               <w:jc w:val="left"/>
             </w:pPr>
             <w:r>
               <w:rPr>
-                <w:rFonts w:ascii="Calibri" w:hAnsi="Calibri" w:cs="Calibri" w:eastAsia="Calibri"/>
                 <w:b/>
                 <w:bCs/>
-                <w:color w:val="1F2937"/>
-                <w:sz w:val="21"/>
               </w:rPr>
               <w:t xml:space="preserve">24 horas</w:t>
             </w:r>
@@ -5320,87 +3154,41 @@
         </w:tc>
       </w:tr>
       <w:tr>
-        <w:trPr>
-          <w:trHeight w:val="397" w:hRule="atLeast"/>
-        </w:trPr>
         <w:tc>
-          <w:tcPr>
-            <w:shd w:val="clear" w:color="auto" w:fill="F4F6F8"/>
-            <w:tcBorders>
-              <w:top w:val="single" w:sz="4" w:color="9CA3AF"/>
-              <w:left w:val="single" w:sz="4" w:color="9CA3AF"/>
-              <w:bottom w:val="single" w:sz="4" w:color="9CA3AF"/>
-              <w:right w:val="single" w:sz="4" w:color="9CA3AF"/>
-            </w:tcBorders>
-            <w:vAlign w:val="center"/>
-          </w:tcPr>
+          <w:tcPr/>
           <w:p>
             <w:pPr>
               <w:pStyle w:val="Compact"/>
-              <w:spacing w:before="0" w:after="0" w:line="276" w:lineRule="auto"/>
               <w:jc w:val="left"/>
             </w:pPr>
             <w:r>
-              <w:rPr>
-                <w:rFonts w:ascii="Calibri" w:hAnsi="Calibri" w:cs="Calibri" w:eastAsia="Calibri"/>
-                <w:color w:val="1F2937"/>
-                <w:sz w:val="21"/>
-              </w:rPr>
               <w:t xml:space="preserve">Ordem e carga dos módulos</w:t>
             </w:r>
           </w:p>
         </w:tc>
         <w:tc>
-          <w:tcPr>
-            <w:shd w:val="clear" w:color="auto" w:fill="F4F6F8"/>
-            <w:tcBorders>
-              <w:top w:val="single" w:sz="4" w:color="9CA3AF"/>
-              <w:left w:val="single" w:sz="4" w:color="9CA3AF"/>
-              <w:bottom w:val="single" w:sz="4" w:color="9CA3AF"/>
-              <w:right w:val="single" w:sz="4" w:color="9CA3AF"/>
-            </w:tcBorders>
-            <w:vAlign w:val="center"/>
-          </w:tcPr>
+          <w:tcPr/>
           <w:p>
             <w:pPr>
               <w:pStyle w:val="Compact"/>
-              <w:spacing w:before="0" w:after="0" w:line="276" w:lineRule="auto"/>
               <w:jc w:val="left"/>
             </w:pPr>
             <w:r>
-              <w:rPr>
-                <w:rFonts w:ascii="Calibri" w:hAnsi="Calibri" w:cs="Calibri" w:eastAsia="Calibri"/>
-                <w:color w:val="1F2937"/>
-                <w:sz w:val="21"/>
-              </w:rPr>
               <w:t xml:space="preserve">M2 Prática Forense (8h) · M3 Pensamento Crítico e Causal (4h) · M4 (3h)</w:t>
             </w:r>
           </w:p>
         </w:tc>
         <w:tc>
-          <w:tcPr>
-            <w:shd w:val="clear" w:color="auto" w:fill="F4F6F8"/>
-            <w:tcBorders>
-              <w:top w:val="single" w:sz="4" w:color="9CA3AF"/>
-              <w:left w:val="single" w:sz="4" w:color="9CA3AF"/>
-              <w:bottom w:val="single" w:sz="4" w:color="9CA3AF"/>
-              <w:right w:val="single" w:sz="4" w:color="9CA3AF"/>
-            </w:tcBorders>
-            <w:vAlign w:val="center"/>
-          </w:tcPr>
+          <w:tcPr/>
           <w:p>
             <w:pPr>
               <w:pStyle w:val="Compact"/>
-              <w:spacing w:before="0" w:after="0" w:line="276" w:lineRule="auto"/>
               <w:jc w:val="left"/>
             </w:pPr>
             <w:r>
               <w:rPr>
-                <w:rFonts w:ascii="Calibri" w:hAnsi="Calibri" w:cs="Calibri" w:eastAsia="Calibri"/>
                 <w:b/>
                 <w:bCs/>
-                <w:color w:val="1F2937"/>
-                <w:sz w:val="21"/>
               </w:rPr>
               <w:t xml:space="preserve">M2 Pensamento Crítico e Causal (6h) · M3 Prática Forense (10h) · M4 (2h)</w:t>
             </w:r>
@@ -5408,84 +3196,41 @@
         </w:tc>
       </w:tr>
       <w:tr>
-        <w:trPr>
-          <w:trHeight w:val="397" w:hRule="atLeast"/>
-        </w:trPr>
         <w:tc>
-          <w:tcPr>
-            <w:tcBorders>
-              <w:top w:val="single" w:sz="4" w:color="9CA3AF"/>
-              <w:left w:val="single" w:sz="4" w:color="9CA3AF"/>
-              <w:bottom w:val="single" w:sz="4" w:color="9CA3AF"/>
-              <w:right w:val="single" w:sz="4" w:color="9CA3AF"/>
-            </w:tcBorders>
-            <w:vAlign w:val="center"/>
-          </w:tcPr>
+          <w:tcPr/>
           <w:p>
             <w:pPr>
               <w:pStyle w:val="Compact"/>
-              <w:spacing w:before="0" w:after="0" w:line="276" w:lineRule="auto"/>
               <w:jc w:val="left"/>
             </w:pPr>
             <w:r>
-              <w:rPr>
-                <w:rFonts w:ascii="Calibri" w:hAnsi="Calibri" w:cs="Calibri" w:eastAsia="Calibri"/>
-                <w:color w:val="1F2937"/>
-                <w:sz w:val="21"/>
-              </w:rPr>
               <w:t xml:space="preserve">Modalidade</w:t>
             </w:r>
           </w:p>
         </w:tc>
         <w:tc>
-          <w:tcPr>
-            <w:tcBorders>
-              <w:top w:val="single" w:sz="4" w:color="9CA3AF"/>
-              <w:left w:val="single" w:sz="4" w:color="9CA3AF"/>
-              <w:bottom w:val="single" w:sz="4" w:color="9CA3AF"/>
-              <w:right w:val="single" w:sz="4" w:color="9CA3AF"/>
-            </w:tcBorders>
-            <w:vAlign w:val="center"/>
-          </w:tcPr>
+          <w:tcPr/>
           <w:p>
             <w:pPr>
               <w:pStyle w:val="Compact"/>
-              <w:spacing w:before="0" w:after="0" w:line="276" w:lineRule="auto"/>
               <w:jc w:val="left"/>
             </w:pPr>
             <w:r>
-              <w:rPr>
-                <w:rFonts w:ascii="Calibri" w:hAnsi="Calibri" w:cs="Calibri" w:eastAsia="Calibri"/>
-                <w:color w:val="1F2937"/>
-                <w:sz w:val="21"/>
-              </w:rPr>
               <w:t xml:space="preserve">Presencial em laboratório, com componente assíncrono</w:t>
             </w:r>
           </w:p>
         </w:tc>
         <w:tc>
-          <w:tcPr>
-            <w:tcBorders>
-              <w:top w:val="single" w:sz="4" w:color="9CA3AF"/>
-              <w:left w:val="single" w:sz="4" w:color="9CA3AF"/>
-              <w:bottom w:val="single" w:sz="4" w:color="9CA3AF"/>
-              <w:right w:val="single" w:sz="4" w:color="9CA3AF"/>
-            </w:tcBorders>
-            <w:vAlign w:val="center"/>
-          </w:tcPr>
+          <w:tcPr/>
           <w:p>
             <w:pPr>
               <w:pStyle w:val="Compact"/>
-              <w:spacing w:before="0" w:after="0" w:line="276" w:lineRule="auto"/>
               <w:jc w:val="left"/>
             </w:pPr>
             <w:r>
               <w:rPr>
-                <w:rFonts w:ascii="Calibri" w:hAnsi="Calibri" w:cs="Calibri" w:eastAsia="Calibri"/>
                 <w:b/>
                 <w:bCs/>
-                <w:color w:val="1F2937"/>
-                <w:sz w:val="21"/>
               </w:rPr>
               <w:t xml:space="preserve">Online, ao vivo (síncrona)</w:t>
             </w:r>
@@ -5493,403 +3238,190 @@
         </w:tc>
       </w:tr>
       <w:tr>
-        <w:trPr>
-          <w:trHeight w:val="397" w:hRule="atLeast"/>
-        </w:trPr>
         <w:tc>
-          <w:tcPr>
-            <w:shd w:val="clear" w:color="auto" w:fill="F4F6F8"/>
-            <w:tcBorders>
-              <w:top w:val="single" w:sz="4" w:color="9CA3AF"/>
-              <w:left w:val="single" w:sz="4" w:color="9CA3AF"/>
-              <w:bottom w:val="single" w:sz="4" w:color="9CA3AF"/>
-              <w:right w:val="single" w:sz="4" w:color="9CA3AF"/>
-            </w:tcBorders>
-            <w:vAlign w:val="center"/>
-          </w:tcPr>
+          <w:tcPr/>
           <w:p>
             <w:pPr>
               <w:pStyle w:val="Compact"/>
-              <w:spacing w:before="0" w:after="0" w:line="276" w:lineRule="auto"/>
               <w:jc w:val="left"/>
             </w:pPr>
             <w:r>
-              <w:rPr>
-                <w:rFonts w:ascii="Calibri" w:hAnsi="Calibri" w:cs="Calibri" w:eastAsia="Calibri"/>
-                <w:color w:val="1F2937"/>
-                <w:sz w:val="21"/>
-              </w:rPr>
               <w:t xml:space="preserve">Método de construção de prompts</w:t>
             </w:r>
           </w:p>
         </w:tc>
         <w:tc>
-          <w:tcPr>
-            <w:shd w:val="clear" w:color="auto" w:fill="F4F6F8"/>
-            <w:tcBorders>
-              <w:top w:val="single" w:sz="4" w:color="9CA3AF"/>
-              <w:left w:val="single" w:sz="4" w:color="9CA3AF"/>
-              <w:bottom w:val="single" w:sz="4" w:color="9CA3AF"/>
-              <w:right w:val="single" w:sz="4" w:color="9CA3AF"/>
-            </w:tcBorders>
-            <w:vAlign w:val="center"/>
-          </w:tcPr>
+          <w:tcPr/>
           <w:p>
             <w:pPr>
               <w:pStyle w:val="Compact"/>
-              <w:spacing w:before="0" w:after="0" w:line="276" w:lineRule="auto"/>
               <w:jc w:val="left"/>
             </w:pPr>
             <w:r>
-              <w:rPr>
-                <w:rFonts w:ascii="Calibri" w:hAnsi="Calibri" w:cs="Calibri" w:eastAsia="Calibri"/>
-                <w:color w:val="1F2937"/>
-                <w:sz w:val="21"/>
-              </w:rPr>
               <w:t xml:space="preserve">Framework PICE</w:t>
             </w:r>
           </w:p>
         </w:tc>
         <w:tc>
-          <w:tcPr>
-            <w:shd w:val="clear" w:color="auto" w:fill="F4F6F8"/>
-            <w:tcBorders>
-              <w:top w:val="single" w:sz="4" w:color="9CA3AF"/>
-              <w:left w:val="single" w:sz="4" w:color="9CA3AF"/>
-              <w:bottom w:val="single" w:sz="4" w:color="9CA3AF"/>
-              <w:right w:val="single" w:sz="4" w:color="9CA3AF"/>
-            </w:tcBorders>
-            <w:vAlign w:val="center"/>
-          </w:tcPr>
+          <w:tcPr/>
           <w:p>
             <w:pPr>
               <w:pStyle w:val="Compact"/>
-              <w:spacing w:before="0" w:after="0" w:line="276" w:lineRule="auto"/>
               <w:jc w:val="left"/>
             </w:pPr>
             <w:r>
               <w:rPr>
-                <w:rFonts w:ascii="Calibri" w:hAnsi="Calibri" w:cs="Calibri" w:eastAsia="Calibri"/>
                 <w:b/>
                 <w:bCs/>
-                <w:color w:val="1F2937"/>
-                <w:sz w:val="21"/>
               </w:rPr>
               <w:t xml:space="preserve">Prompt em 6 etapas</w:t>
             </w:r>
             <w:r>
-              <w:rPr>
-                <w:rFonts w:ascii="Calibri" w:hAnsi="Calibri" w:cs="Calibri" w:eastAsia="Calibri"/>
-                <w:color w:val="1F2937"/>
-                <w:sz w:val="21"/>
-              </w:rPr>
               <w:t xml:space="preserve"> </w:t>
             </w:r>
             <w:r>
-              <w:rPr>
-                <w:rFonts w:ascii="Calibri" w:hAnsi="Calibri" w:cs="Calibri" w:eastAsia="Calibri"/>
-                <w:color w:val="1F2937"/>
-                <w:sz w:val="21"/>
-              </w:rPr>
               <w:t xml:space="preserve">(contexto, tom, tarefa, exemplos, qualidade, formato)</w:t>
             </w:r>
           </w:p>
         </w:tc>
       </w:tr>
       <w:tr>
-        <w:trPr>
-          <w:trHeight w:val="397" w:hRule="atLeast"/>
-        </w:trPr>
         <w:tc>
-          <w:tcPr>
-            <w:tcBorders>
-              <w:top w:val="single" w:sz="4" w:color="9CA3AF"/>
-              <w:left w:val="single" w:sz="4" w:color="9CA3AF"/>
-              <w:bottom w:val="single" w:sz="4" w:color="9CA3AF"/>
-              <w:right w:val="single" w:sz="4" w:color="9CA3AF"/>
-            </w:tcBorders>
-            <w:vAlign w:val="center"/>
-          </w:tcPr>
+          <w:tcPr/>
           <w:p>
             <w:pPr>
               <w:pStyle w:val="Compact"/>
-              <w:spacing w:before="0" w:after="0" w:line="276" w:lineRule="auto"/>
               <w:jc w:val="left"/>
             </w:pPr>
             <w:r>
-              <w:rPr>
-                <w:rFonts w:ascii="Calibri" w:hAnsi="Calibri" w:cs="Calibri" w:eastAsia="Calibri"/>
-                <w:color w:val="1F2937"/>
-                <w:sz w:val="21"/>
-              </w:rPr>
               <w:t xml:space="preserve">Público da Turma 1</w:t>
             </w:r>
           </w:p>
         </w:tc>
         <w:tc>
-          <w:tcPr>
-            <w:tcBorders>
-              <w:top w:val="single" w:sz="4" w:color="9CA3AF"/>
-              <w:left w:val="single" w:sz="4" w:color="9CA3AF"/>
-              <w:bottom w:val="single" w:sz="4" w:color="9CA3AF"/>
-              <w:right w:val="single" w:sz="4" w:color="9CA3AF"/>
-            </w:tcBorders>
-            <w:vAlign w:val="center"/>
-          </w:tcPr>
+          <w:tcPr/>
           <w:p>
             <w:pPr>
               <w:pStyle w:val="Compact"/>
-              <w:spacing w:before="0" w:after="0" w:line="276" w:lineRule="auto"/>
               <w:jc w:val="left"/>
             </w:pPr>
             <w:r>
-              <w:rPr>
-                <w:rFonts w:ascii="Calibri" w:hAnsi="Calibri" w:cs="Calibri" w:eastAsia="Calibri"/>
-                <w:color w:val="1F2937"/>
-                <w:sz w:val="21"/>
-              </w:rPr>
               <w:t xml:space="preserve">Misto (área-fim e área-meio)</w:t>
             </w:r>
           </w:p>
         </w:tc>
         <w:tc>
-          <w:tcPr>
-            <w:tcBorders>
-              <w:top w:val="single" w:sz="4" w:color="9CA3AF"/>
-              <w:left w:val="single" w:sz="4" w:color="9CA3AF"/>
-              <w:bottom w:val="single" w:sz="4" w:color="9CA3AF"/>
-              <w:right w:val="single" w:sz="4" w:color="9CA3AF"/>
-            </w:tcBorders>
-            <w:vAlign w:val="center"/>
-          </w:tcPr>
+          <w:tcPr/>
           <w:p>
             <w:pPr>
               <w:pStyle w:val="Compact"/>
-              <w:spacing w:before="0" w:after="0" w:line="276" w:lineRule="auto"/>
               <w:jc w:val="left"/>
             </w:pPr>
             <w:r>
               <w:rPr>
-                <w:rFonts w:ascii="Calibri" w:hAnsi="Calibri" w:cs="Calibri" w:eastAsia="Calibri"/>
                 <w:b/>
                 <w:bCs/>
-                <w:color w:val="1F2937"/>
-                <w:sz w:val="21"/>
               </w:rPr>
               <w:t xml:space="preserve">Área-fim</w:t>
             </w:r>
             <w:r>
-              <w:rPr>
-                <w:rFonts w:ascii="Calibri" w:hAnsi="Calibri" w:cs="Calibri" w:eastAsia="Calibri"/>
-                <w:color w:val="1F2937"/>
-                <w:sz w:val="21"/>
-              </w:rPr>
               <w:t xml:space="preserve"> </w:t>
             </w:r>
             <w:r>
-              <w:rPr>
-                <w:rFonts w:ascii="Calibri" w:hAnsi="Calibri" w:cs="Calibri" w:eastAsia="Calibri"/>
-                <w:color w:val="1F2937"/>
-                <w:sz w:val="21"/>
-              </w:rPr>
               <w:t xml:space="preserve">(Varas, Turmas e gabinetes)</w:t>
             </w:r>
           </w:p>
         </w:tc>
       </w:tr>
       <w:tr>
-        <w:trPr>
-          <w:trHeight w:val="397" w:hRule="atLeast"/>
-        </w:trPr>
         <w:tc>
-          <w:tcPr>
-            <w:shd w:val="clear" w:color="auto" w:fill="F4F6F8"/>
-            <w:tcBorders>
-              <w:top w:val="single" w:sz="4" w:color="9CA3AF"/>
-              <w:left w:val="single" w:sz="4" w:color="9CA3AF"/>
-              <w:bottom w:val="single" w:sz="4" w:color="9CA3AF"/>
-              <w:right w:val="single" w:sz="4" w:color="9CA3AF"/>
-            </w:tcBorders>
-            <w:vAlign w:val="center"/>
-          </w:tcPr>
+          <w:tcPr/>
           <w:p>
             <w:pPr>
               <w:pStyle w:val="Compact"/>
-              <w:spacing w:before="0" w:after="0" w:line="276" w:lineRule="auto"/>
               <w:jc w:val="left"/>
             </w:pPr>
             <w:r>
-              <w:rPr>
-                <w:rFonts w:ascii="Calibri" w:hAnsi="Calibri" w:cs="Calibri" w:eastAsia="Calibri"/>
-                <w:color w:val="1F2937"/>
-                <w:sz w:val="21"/>
-              </w:rPr>
               <w:t xml:space="preserve">Calendário 2026</w:t>
             </w:r>
           </w:p>
         </w:tc>
         <w:tc>
-          <w:tcPr>
-            <w:shd w:val="clear" w:color="auto" w:fill="F4F6F8"/>
-            <w:tcBorders>
-              <w:top w:val="single" w:sz="4" w:color="9CA3AF"/>
-              <w:left w:val="single" w:sz="4" w:color="9CA3AF"/>
-              <w:bottom w:val="single" w:sz="4" w:color="9CA3AF"/>
-              <w:right w:val="single" w:sz="4" w:color="9CA3AF"/>
-            </w:tcBorders>
-            <w:vAlign w:val="center"/>
-          </w:tcPr>
+          <w:tcPr/>
           <w:p>
             <w:pPr>
               <w:pStyle w:val="Compact"/>
-              <w:spacing w:before="0" w:after="0" w:line="276" w:lineRule="auto"/>
               <w:jc w:val="left"/>
             </w:pPr>
             <w:r>
-              <w:rPr>
-                <w:rFonts w:ascii="Calibri" w:hAnsi="Calibri" w:cs="Calibri" w:eastAsia="Calibri"/>
-                <w:color w:val="1F2937"/>
-                <w:sz w:val="21"/>
-              </w:rPr>
               <w:t xml:space="preserve">Módulos distribuídos de maio a novembro</w:t>
             </w:r>
           </w:p>
         </w:tc>
         <w:tc>
-          <w:tcPr>
-            <w:shd w:val="clear" w:color="auto" w:fill="F4F6F8"/>
-            <w:tcBorders>
-              <w:top w:val="single" w:sz="4" w:color="9CA3AF"/>
-              <w:left w:val="single" w:sz="4" w:color="9CA3AF"/>
-              <w:bottom w:val="single" w:sz="4" w:color="9CA3AF"/>
-              <w:right w:val="single" w:sz="4" w:color="9CA3AF"/>
-            </w:tcBorders>
-            <w:vAlign w:val="center"/>
-          </w:tcPr>
+          <w:tcPr/>
           <w:p>
             <w:pPr>
               <w:pStyle w:val="Compact"/>
-              <w:spacing w:before="0" w:after="0" w:line="276" w:lineRule="auto"/>
               <w:jc w:val="left"/>
             </w:pPr>
             <w:r>
               <w:rPr>
-                <w:rFonts w:ascii="Calibri" w:hAnsi="Calibri" w:cs="Calibri" w:eastAsia="Calibri"/>
                 <w:b/>
                 <w:bCs/>
-                <w:color w:val="1F2937"/>
-                <w:sz w:val="21"/>
               </w:rPr>
               <w:t xml:space="preserve">Turma 1 em agosto/2026</w:t>
             </w:r>
             <w:r>
-              <w:rPr>
-                <w:rFonts w:ascii="Calibri" w:hAnsi="Calibri" w:cs="Calibri" w:eastAsia="Calibri"/>
-                <w:color w:val="1F2937"/>
-                <w:sz w:val="21"/>
-              </w:rPr>
               <w:t xml:space="preserve">; Turma 2 no 2º semestre</w:t>
             </w:r>
           </w:p>
         </w:tc>
       </w:tr>
       <w:tr>
-        <w:trPr>
-          <w:trHeight w:val="397" w:hRule="atLeast"/>
-        </w:trPr>
         <w:tc>
-          <w:tcPr>
-            <w:tcBorders>
-              <w:top w:val="single" w:sz="4" w:color="9CA3AF"/>
-              <w:left w:val="single" w:sz="4" w:color="9CA3AF"/>
-              <w:bottom w:val="single" w:sz="4" w:color="9CA3AF"/>
-              <w:right w:val="single" w:sz="4" w:color="9CA3AF"/>
-            </w:tcBorders>
-            <w:vAlign w:val="center"/>
-          </w:tcPr>
+          <w:tcPr/>
           <w:p>
             <w:pPr>
               <w:pStyle w:val="Compact"/>
-              <w:spacing w:before="0" w:after="0" w:line="276" w:lineRule="auto"/>
               <w:jc w:val="left"/>
             </w:pPr>
             <w:r>
-              <w:rPr>
-                <w:rFonts w:ascii="Calibri" w:hAnsi="Calibri" w:cs="Calibri" w:eastAsia="Calibri"/>
-                <w:color w:val="1F2937"/>
-                <w:sz w:val="21"/>
-              </w:rPr>
               <w:t xml:space="preserve">Avaliação final</w:t>
             </w:r>
           </w:p>
         </w:tc>
         <w:tc>
-          <w:tcPr>
-            <w:tcBorders>
-              <w:top w:val="single" w:sz="4" w:color="9CA3AF"/>
-              <w:left w:val="single" w:sz="4" w:color="9CA3AF"/>
-              <w:bottom w:val="single" w:sz="4" w:color="9CA3AF"/>
-              <w:right w:val="single" w:sz="4" w:color="9CA3AF"/>
-            </w:tcBorders>
-            <w:vAlign w:val="center"/>
-          </w:tcPr>
+          <w:tcPr/>
           <w:p>
             <w:pPr>
               <w:pStyle w:val="Compact"/>
-              <w:spacing w:before="0" w:after="0" w:line="276" w:lineRule="auto"/>
               <w:jc w:val="left"/>
             </w:pPr>
             <w:r>
-              <w:rPr>
-                <w:rFonts w:ascii="Calibri" w:hAnsi="Calibri" w:cs="Calibri" w:eastAsia="Calibri"/>
-                <w:color w:val="1F2937"/>
-                <w:sz w:val="21"/>
-              </w:rPr>
               <w:t xml:space="preserve">Defesa de projeto aplicado no Módulo 4</w:t>
             </w:r>
           </w:p>
         </w:tc>
         <w:tc>
-          <w:tcPr>
-            <w:tcBorders>
-              <w:top w:val="single" w:sz="4" w:color="9CA3AF"/>
-              <w:left w:val="single" w:sz="4" w:color="9CA3AF"/>
-              <w:bottom w:val="single" w:sz="4" w:color="9CA3AF"/>
-              <w:right w:val="single" w:sz="4" w:color="9CA3AF"/>
-            </w:tcBorders>
-            <w:vAlign w:val="center"/>
-          </w:tcPr>
+          <w:tcPr/>
           <w:p>
             <w:pPr>
               <w:pStyle w:val="Compact"/>
-              <w:spacing w:before="0" w:after="0" w:line="276" w:lineRule="auto"/>
               <w:jc w:val="left"/>
             </w:pPr>
             <w:r>
               <w:rPr>
-                <w:rFonts w:ascii="Calibri" w:hAnsi="Calibri" w:cs="Calibri" w:eastAsia="Calibri"/>
                 <w:b/>
                 <w:bCs/>
-                <w:color w:val="1F2937"/>
-                <w:sz w:val="21"/>
               </w:rPr>
               <w:t xml:space="preserve">Projeto integrador no Módulo 3</w:t>
             </w:r>
             <w:r>
-              <w:rPr>
-                <w:rFonts w:ascii="Calibri" w:hAnsi="Calibri" w:cs="Calibri" w:eastAsia="Calibri"/>
-                <w:color w:val="1F2937"/>
-                <w:sz w:val="21"/>
-              </w:rPr>
               <w:t xml:space="preserve"> </w:t>
             </w:r>
             <w:r>
-              <w:rPr>
-                <w:rFonts w:ascii="Calibri" w:hAnsi="Calibri" w:cs="Calibri" w:eastAsia="Calibri"/>
-                <w:color w:val="1F2937"/>
-                <w:sz w:val="21"/>
-              </w:rPr>
-              <w:t xml:space="preserve">(Aula 3), com baseline antes × depois</w:t>
+              <w:t xml:space="preserve">(Aula 3), com medição antes × depois</w:t>
             </w:r>
           </w:p>
         </w:tc>
@@ -5901,222 +3433,125 @@
       </w:pPr>
       <w:r>
         <w:rPr>
-          <w:rFonts w:ascii="Calibri" w:hAnsi="Calibri"/>
           <w:b/>
           <w:bCs/>
         </w:rPr>
         <w:t xml:space="preserve">Ajuste da Turma 1 (2026-07-23) — prática 100% individual.</w:t>
       </w:r>
       <w:r>
+        <w:t xml:space="preserve"> </w:t>
+      </w:r>
+      <w:r>
+        <w:t xml:space="preserve">A partir da Turma 1, toda a prática</w:t>
+      </w:r>
+      <w:r>
+        <w:t xml:space="preserve"> </w:t>
+      </w:r>
+      <w:r>
+        <w:t xml:space="preserve">do curso é</w:t>
+      </w:r>
+      <w:r>
+        <w:t xml:space="preserve"> </w:t>
+      </w:r>
+      <w:r>
         <w:rPr>
-          <w:rFonts w:ascii="Calibri" w:hAnsi="Calibri"/>
-        </w:rPr>
-        <w:t xml:space="preserve"> </w:t>
-      </w:r>
-      <w:r>
-        <w:rPr>
-          <w:rFonts w:ascii="Calibri" w:hAnsi="Calibri"/>
-        </w:rPr>
-        <w:t xml:space="preserve">A partir da Turma 1, toda a prática</w:t>
-      </w:r>
-      <w:r>
-        <w:rPr>
-          <w:rFonts w:ascii="Calibri" w:hAnsi="Calibri"/>
-        </w:rPr>
-        <w:t xml:space="preserve"> </w:t>
-      </w:r>
-      <w:r>
-        <w:rPr>
-          <w:rFonts w:ascii="Calibri" w:hAnsi="Calibri"/>
-        </w:rPr>
-        <w:t xml:space="preserve">do curso é</w:t>
-      </w:r>
-      <w:r>
-        <w:rPr>
-          <w:rFonts w:ascii="Calibri" w:hAnsi="Calibri"/>
-        </w:rPr>
-        <w:t xml:space="preserve"> </w:t>
-      </w:r>
-      <w:r>
-        <w:rPr>
-          <w:rFonts w:ascii="Calibri" w:hAnsi="Calibri"/>
           <w:b/>
           <w:bCs/>
         </w:rPr>
         <w:t xml:space="preserve">individual</w:t>
       </w:r>
       <w:r>
+        <w:t xml:space="preserve">: não há exercício em dupla, sala de videoconferência (</w:t>
+      </w:r>
+      <w:r>
         <w:rPr>
-          <w:rFonts w:ascii="Calibri" w:hAnsi="Calibri"/>
-        </w:rPr>
-        <w:t xml:space="preserve">: não há exercício em dupla, sala de videoconferência (</w:t>
-      </w:r>
-      <w:r>
-        <w:rPr>
-          <w:rFonts w:ascii="Calibri" w:hAnsi="Calibri"/>
           <w:i/>
           <w:iCs/>
         </w:rPr>
         <w:t xml:space="preserve">breakout</w:t>
       </w:r>
       <w:r>
+        <w:t xml:space="preserve">) nem</w:t>
+      </w:r>
+      <w:r>
+        <w:t xml:space="preserve"> </w:t>
+      </w:r>
+      <w:r>
+        <w:t xml:space="preserve">apresentação em plenário de grupo. A decisão não altera carga horária, estrutura modular, conteúdo</w:t>
+      </w:r>
+      <w:r>
+        <w:t xml:space="preserve"> </w:t>
+      </w:r>
+      <w:r>
+        <w:t xml:space="preserve">programático nem critérios de avaliação — por isso não constitui nova versão de ementa (seção 16,</w:t>
+      </w:r>
+      <w:r>
+        <w:t xml:space="preserve"> </w:t>
+      </w:r>
+      <w:r>
         <w:rPr>
-          <w:rFonts w:ascii="Calibri" w:hAnsi="Calibri"/>
-        </w:rPr>
-        <w:t xml:space="preserve">) nem</w:t>
-      </w:r>
-      <w:r>
-        <w:rPr>
-          <w:rFonts w:ascii="Calibri" w:hAnsi="Calibri"/>
-        </w:rPr>
-        <w:t xml:space="preserve"> </w:t>
-      </w:r>
-      <w:r>
-        <w:rPr>
-          <w:rFonts w:ascii="Calibri" w:hAnsi="Calibri"/>
-        </w:rPr>
-        <w:t xml:space="preserve">apresentação em plenário de grupo. A decisão não altera carga horária, estrutura modular, conteúdo</w:t>
-      </w:r>
-      <w:r>
-        <w:rPr>
-          <w:rFonts w:ascii="Calibri" w:hAnsi="Calibri"/>
-        </w:rPr>
-        <w:t xml:space="preserve"> </w:t>
-      </w:r>
-      <w:r>
-        <w:rPr>
-          <w:rFonts w:ascii="Calibri" w:hAnsi="Calibri"/>
-        </w:rPr>
-        <w:t xml:space="preserve">programático nem critérios de avaliação — por isso não constitui nova versão de ementa (seção 16,</w:t>
-      </w:r>
-      <w:r>
-        <w:rPr>
-          <w:rFonts w:ascii="Calibri" w:hAnsi="Calibri"/>
-        </w:rPr>
-        <w:t xml:space="preserve"> </w:t>
-      </w:r>
-      <w:r>
-        <w:rPr>
-          <w:rFonts w:ascii="Calibri" w:hAnsi="Calibri"/>
           <w:i/>
           <w:iCs/>
         </w:rPr>
         <w:t xml:space="preserve">caput</w:t>
       </w:r>
       <w:r>
-        <w:rPr>
-          <w:rFonts w:ascii="Calibri" w:hAnsi="Calibri"/>
-        </w:rPr>
         <w:t xml:space="preserve">) —, e alcança: objetivo específico VII, item de projeto integrador do Módulo 3 (seção 8.3),</w:t>
       </w:r>
       <w:r>
-        <w:rPr>
-          <w:rFonts w:ascii="Calibri" w:hAnsi="Calibri"/>
-        </w:rPr>
         <w:t xml:space="preserve"> </w:t>
       </w:r>
       <w:r>
-        <w:rPr>
-          <w:rFonts w:ascii="Calibri" w:hAnsi="Calibri"/>
-        </w:rPr>
         <w:t xml:space="preserve">estudo de casos do Módulo 4 (seção 8.4), metodologia (seção 9), recursos didáticos (seção 10) e a</w:t>
       </w:r>
       <w:r>
-        <w:rPr>
-          <w:rFonts w:ascii="Calibri" w:hAnsi="Calibri"/>
-        </w:rPr>
         <w:t xml:space="preserve"> </w:t>
       </w:r>
       <w:r>
-        <w:rPr>
-          <w:rFonts w:ascii="Calibri" w:hAnsi="Calibri"/>
-        </w:rPr>
         <w:t xml:space="preserve">forma de avaliação do projeto integrador (seção 11). Fundamento: o formato online ao vivo, com</w:t>
       </w:r>
       <w:r>
-        <w:rPr>
-          <w:rFonts w:ascii="Calibri" w:hAnsi="Calibri"/>
-        </w:rPr>
         <w:t xml:space="preserve"> </w:t>
       </w:r>
       <w:r>
-        <w:rPr>
-          <w:rFonts w:ascii="Calibri" w:hAnsi="Calibri"/>
-        </w:rPr>
         <w:t xml:space="preserve">turma heterogênea em unidades distintas, produz mais aprendizagem quando cada participante executa</w:t>
       </w:r>
       <w:r>
-        <w:rPr>
-          <w:rFonts w:ascii="Calibri" w:hAnsi="Calibri"/>
-        </w:rPr>
         <w:t xml:space="preserve"> </w:t>
       </w:r>
       <w:r>
-        <w:rPr>
-          <w:rFonts w:ascii="Calibri" w:hAnsi="Calibri"/>
-        </w:rPr>
         <w:t xml:space="preserve">a tarefa no próprio teclado, com a sala aberta, do que quando a execução é delegada dentro de um</w:t>
       </w:r>
       <w:r>
-        <w:rPr>
-          <w:rFonts w:ascii="Calibri" w:hAnsi="Calibri"/>
-        </w:rPr>
         <w:t xml:space="preserve"> </w:t>
       </w:r>
       <w:r>
-        <w:rPr>
-          <w:rFonts w:ascii="Calibri" w:hAnsi="Calibri"/>
-        </w:rPr>
         <w:t xml:space="preserve">grupo. A mesma decisão consta da rubrica do projeto integrador (nota</w:t>
       </w:r>
       <w:r>
-        <w:rPr>
-          <w:rFonts w:ascii="Calibri" w:hAnsi="Calibri"/>
-        </w:rPr>
         <w:t xml:space="preserve"> </w:t>
       </w:r>
       <w:r>
-        <w:rPr>
-          <w:rFonts w:ascii="Calibri" w:hAnsi="Calibri"/>
-        </w:rPr>
         <w:t xml:space="preserve">“</w:t>
       </w:r>
       <w:r>
-        <w:rPr>
-          <w:rFonts w:ascii="Calibri" w:hAnsi="Calibri"/>
-        </w:rPr>
         <w:t xml:space="preserve">Ajuste da turma JFCE</w:t>
       </w:r>
       <w:r>
-        <w:rPr>
-          <w:rFonts w:ascii="Calibri" w:hAnsi="Calibri"/>
-        </w:rPr>
         <w:t xml:space="preserve">”</w:t>
       </w:r>
       <w:r>
-        <w:rPr>
-          <w:rFonts w:ascii="Calibri" w:hAnsi="Calibri"/>
-        </w:rPr>
         <w:t xml:space="preserve">,</w:t>
       </w:r>
       <w:r>
-        <w:rPr>
-          <w:rFonts w:ascii="Calibri" w:hAnsi="Calibri"/>
-        </w:rPr>
         <w:t xml:space="preserve"> </w:t>
       </w:r>
       <w:r>
-        <w:rPr>
-          <w:rFonts w:ascii="Calibri" w:hAnsi="Calibri"/>
-        </w:rPr>
         <w:t xml:space="preserve">2026-07-22) e vale igualmente para a turma do TJCE.</w:t>
       </w:r>
     </w:p>
     <w:p>
       <w:r>
-        <w:rPr>
-          <w:rFonts w:ascii="Calibri" w:hAnsi="Calibri"/>
-        </w:rPr>
         <w:pict>
           <v:rect style="width:0;height:1.5pt" o:hralign="center" o:hrstd="t" o:hr="t"/>
         </w:pict>
@@ -6128,7 +3563,6 @@
       </w:pPr>
       <w:r>
         <w:rPr>
-          <w:rFonts w:ascii="Calibri" w:hAnsi="Calibri"/>
           <w:i/>
           <w:iCs/>
         </w:rPr>
@@ -6141,21 +3575,16 @@
       </w:pPr>
       <w:r>
         <w:rPr>
-          <w:rFonts w:ascii="Calibri" w:hAnsi="Calibri"/>
           <w:i/>
           <w:iCs/>
         </w:rPr>
         <w:t xml:space="preserve">Victor César Falcão Viana</w:t>
       </w:r>
       <w:r>
+        <w:t xml:space="preserve"> </w:t>
+      </w:r>
+      <w:r>
         <w:rPr>
-          <w:rFonts w:ascii="Calibri" w:hAnsi="Calibri"/>
-        </w:rPr>
-        <w:t xml:space="preserve"> </w:t>
-      </w:r>
-      <w:r>
-        <w:rPr>
-          <w:rFonts w:ascii="Calibri" w:hAnsi="Calibri"/>
           <w:i/>
           <w:iCs/>
         </w:rPr>
@@ -18542,13 +15971,239 @@
       </w:tcPr>
     </w:tblStylePr>
   </w:style>
-  <w:style w:type="paragraph" w:customStyle="1" w:styleId="SourceCode">
+  <w:style w:customStyle="1" w:styleId="SourceCode" w:type="paragraph">
     <w:name w:val="Source Code"/>
     <w:basedOn w:val="Normal"/>
     <w:link w:val="VerbatimChar"/>
     <w:pPr>
       <w:wordWrap w:val="off"/>
     </w:pPr>
+  </w:style>
+  <w:style w:customStyle="1" w:styleId="KeywordTok" w:type="character">
+    <w:name w:val="KeywordTok"/>
+    <w:basedOn w:val="VerbatimChar"/>
+    <w:rPr>
+      <w:b/>
+      <w:color w:val="007020"/>
+    </w:rPr>
+  </w:style>
+  <w:style w:customStyle="1" w:styleId="DataTypeTok" w:type="character">
+    <w:name w:val="DataTypeTok"/>
+    <w:basedOn w:val="VerbatimChar"/>
+    <w:rPr>
+      <w:color w:val="902000"/>
+    </w:rPr>
+  </w:style>
+  <w:style w:customStyle="1" w:styleId="DecValTok" w:type="character">
+    <w:name w:val="DecValTok"/>
+    <w:basedOn w:val="VerbatimChar"/>
+    <w:rPr>
+      <w:color w:val="40a070"/>
+    </w:rPr>
+  </w:style>
+  <w:style w:customStyle="1" w:styleId="BaseNTok" w:type="character">
+    <w:name w:val="BaseNTok"/>
+    <w:basedOn w:val="VerbatimChar"/>
+    <w:rPr>
+      <w:color w:val="40a070"/>
+    </w:rPr>
+  </w:style>
+  <w:style w:customStyle="1" w:styleId="FloatTok" w:type="character">
+    <w:name w:val="FloatTok"/>
+    <w:basedOn w:val="VerbatimChar"/>
+    <w:rPr>
+      <w:color w:val="40a070"/>
+    </w:rPr>
+  </w:style>
+  <w:style w:customStyle="1" w:styleId="ConstantTok" w:type="character">
+    <w:name w:val="ConstantTok"/>
+    <w:basedOn w:val="VerbatimChar"/>
+    <w:rPr>
+      <w:color w:val="880000"/>
+    </w:rPr>
+  </w:style>
+  <w:style w:customStyle="1" w:styleId="CharTok" w:type="character">
+    <w:name w:val="CharTok"/>
+    <w:basedOn w:val="VerbatimChar"/>
+    <w:rPr>
+      <w:color w:val="4070a0"/>
+    </w:rPr>
+  </w:style>
+  <w:style w:customStyle="1" w:styleId="SpecialCharTok" w:type="character">
+    <w:name w:val="SpecialCharTok"/>
+    <w:basedOn w:val="VerbatimChar"/>
+    <w:rPr>
+      <w:color w:val="4070a0"/>
+    </w:rPr>
+  </w:style>
+  <w:style w:customStyle="1" w:styleId="StringTok" w:type="character">
+    <w:name w:val="StringTok"/>
+    <w:basedOn w:val="VerbatimChar"/>
+    <w:rPr>
+      <w:color w:val="4070a0"/>
+    </w:rPr>
+  </w:style>
+  <w:style w:customStyle="1" w:styleId="VerbatimStringTok" w:type="character">
+    <w:name w:val="VerbatimStringTok"/>
+    <w:basedOn w:val="VerbatimChar"/>
+    <w:rPr>
+      <w:color w:val="4070a0"/>
+    </w:rPr>
+  </w:style>
+  <w:style w:customStyle="1" w:styleId="SpecialStringTok" w:type="character">
+    <w:name w:val="SpecialStringTok"/>
+    <w:basedOn w:val="VerbatimChar"/>
+    <w:rPr>
+      <w:color w:val="bb6688"/>
+    </w:rPr>
+  </w:style>
+  <w:style w:customStyle="1" w:styleId="ImportTok" w:type="character">
+    <w:name w:val="ImportTok"/>
+    <w:basedOn w:val="VerbatimChar"/>
+    <w:rPr>
+      <w:b/>
+      <w:color w:val="008000"/>
+    </w:rPr>
+  </w:style>
+  <w:style w:customStyle="1" w:styleId="CommentTok" w:type="character">
+    <w:name w:val="CommentTok"/>
+    <w:basedOn w:val="VerbatimChar"/>
+    <w:rPr>
+      <w:i/>
+      <w:color w:val="60a0b0"/>
+    </w:rPr>
+  </w:style>
+  <w:style w:customStyle="1" w:styleId="DocumentationTok" w:type="character">
+    <w:name w:val="DocumentationTok"/>
+    <w:basedOn w:val="VerbatimChar"/>
+    <w:rPr>
+      <w:i/>
+      <w:color w:val="ba2121"/>
+    </w:rPr>
+  </w:style>
+  <w:style w:customStyle="1" w:styleId="AnnotationTok" w:type="character">
+    <w:name w:val="AnnotationTok"/>
+    <w:basedOn w:val="VerbatimChar"/>
+    <w:rPr>
+      <w:b/>
+      <w:i/>
+      <w:color w:val="60a0b0"/>
+    </w:rPr>
+  </w:style>
+  <w:style w:customStyle="1" w:styleId="CommentVarTok" w:type="character">
+    <w:name w:val="CommentVarTok"/>
+    <w:basedOn w:val="VerbatimChar"/>
+    <w:rPr>
+      <w:b/>
+      <w:i/>
+      <w:color w:val="60a0b0"/>
+    </w:rPr>
+  </w:style>
+  <w:style w:customStyle="1" w:styleId="OtherTok" w:type="character">
+    <w:name w:val="OtherTok"/>
+    <w:basedOn w:val="VerbatimChar"/>
+    <w:rPr>
+      <w:color w:val="007020"/>
+    </w:rPr>
+  </w:style>
+  <w:style w:customStyle="1" w:styleId="FunctionTok" w:type="character">
+    <w:name w:val="FunctionTok"/>
+    <w:basedOn w:val="VerbatimChar"/>
+    <w:rPr>
+      <w:color w:val="06287e"/>
+    </w:rPr>
+  </w:style>
+  <w:style w:customStyle="1" w:styleId="VariableTok" w:type="character">
+    <w:name w:val="VariableTok"/>
+    <w:basedOn w:val="VerbatimChar"/>
+    <w:rPr>
+      <w:color w:val="19177c"/>
+    </w:rPr>
+  </w:style>
+  <w:style w:customStyle="1" w:styleId="ControlFlowTok" w:type="character">
+    <w:name w:val="ControlFlowTok"/>
+    <w:basedOn w:val="VerbatimChar"/>
+    <w:rPr>
+      <w:b/>
+      <w:color w:val="007020"/>
+    </w:rPr>
+  </w:style>
+  <w:style w:customStyle="1" w:styleId="OperatorTok" w:type="character">
+    <w:name w:val="OperatorTok"/>
+    <w:basedOn w:val="VerbatimChar"/>
+    <w:rPr>
+      <w:color w:val="666666"/>
+    </w:rPr>
+  </w:style>
+  <w:style w:customStyle="1" w:styleId="BuiltInTok" w:type="character">
+    <w:name w:val="BuiltInTok"/>
+    <w:basedOn w:val="VerbatimChar"/>
+    <w:rPr>
+      <w:color w:val="008000"/>
+    </w:rPr>
+  </w:style>
+  <w:style w:customStyle="1" w:styleId="ExtensionTok" w:type="character">
+    <w:name w:val="ExtensionTok"/>
+    <w:basedOn w:val="VerbatimChar"/>
+    <w:rPr/>
+  </w:style>
+  <w:style w:customStyle="1" w:styleId="PreprocessorTok" w:type="character">
+    <w:name w:val="PreprocessorTok"/>
+    <w:basedOn w:val="VerbatimChar"/>
+    <w:rPr>
+      <w:color w:val="bc7a00"/>
+    </w:rPr>
+  </w:style>
+  <w:style w:customStyle="1" w:styleId="AttributeTok" w:type="character">
+    <w:name w:val="AttributeTok"/>
+    <w:basedOn w:val="VerbatimChar"/>
+    <w:rPr>
+      <w:color w:val="7d9029"/>
+    </w:rPr>
+  </w:style>
+  <w:style w:customStyle="1" w:styleId="RegionMarkerTok" w:type="character">
+    <w:name w:val="RegionMarkerTok"/>
+    <w:basedOn w:val="VerbatimChar"/>
+    <w:rPr/>
+  </w:style>
+  <w:style w:customStyle="1" w:styleId="InformationTok" w:type="character">
+    <w:name w:val="InformationTok"/>
+    <w:basedOn w:val="VerbatimChar"/>
+    <w:rPr>
+      <w:b/>
+      <w:i/>
+      <w:color w:val="60a0b0"/>
+    </w:rPr>
+  </w:style>
+  <w:style w:customStyle="1" w:styleId="WarningTok" w:type="character">
+    <w:name w:val="WarningTok"/>
+    <w:basedOn w:val="VerbatimChar"/>
+    <w:rPr>
+      <w:b/>
+      <w:i/>
+      <w:color w:val="60a0b0"/>
+    </w:rPr>
+  </w:style>
+  <w:style w:customStyle="1" w:styleId="AlertTok" w:type="character">
+    <w:name w:val="AlertTok"/>
+    <w:basedOn w:val="VerbatimChar"/>
+    <w:rPr>
+      <w:b/>
+      <w:color w:val="ff0000"/>
+    </w:rPr>
+  </w:style>
+  <w:style w:customStyle="1" w:styleId="ErrorTok" w:type="character">
+    <w:name w:val="ErrorTok"/>
+    <w:basedOn w:val="VerbatimChar"/>
+    <w:rPr>
+      <w:b/>
+      <w:color w:val="ff0000"/>
+    </w:rPr>
+  </w:style>
+  <w:style w:customStyle="1" w:styleId="NormalTok" w:type="character">
+    <w:name w:val="NormalTok"/>
+    <w:basedOn w:val="VerbatimChar"/>
+    <w:rPr/>
   </w:style>
   <w:style w:type="character" w:customStyle="1" w:styleId="KeywordTok">
     <w:name w:val="KeywordTok"/>

--- a/Ementa-Formal-Curso-Servidor-IA-v2.docx
+++ b/Ementa-Formal-Curso-Servidor-IA-v2.docx
@@ -783,7 +783,15 @@
         <w:pStyle w:val="BodyText"/>
       </w:pPr>
       <w:r>
-        <w:t xml:space="preserve">VII — Construir,</w:t>
+        <w:t xml:space="preserve">VII — Operar a ferramenta institucional de inteligência artificial disponibilizada ao Judiciário, reconhecendo o que ela acessa dos autos, as salvaguardas que já traz e os limites que permanecem sob responsabilidade humana, e comparando-a de forma justificada com ferramentas de mercado;</w:t>
+      </w:r>
+    </w:p>
+    <w:p>
+      <w:pPr>
+        <w:pStyle w:val="BodyText"/>
+      </w:pPr>
+      <w:r>
+        <w:t xml:space="preserve">VIII — Construir,</w:t>
       </w:r>
       <w:r>
         <w:t xml:space="preserve"> </w:t>
@@ -996,7 +1004,7 @@
         <w:rPr>
           <w:rStyle w:val="VerbatimChar"/>
         </w:rPr>
-        <w:t xml:space="preserve">   │ 10 horas — 3 aulas online ao vivo (3h + 3h + 4h)           │</w:t>
+        <w:t xml:space="preserve">   │ 9 horas — 3 aulas online ao vivo (3h + 3h + 3h)            │</w:t>
       </w:r>
       <w:r>
         <w:br/>
@@ -1005,7 +1013,7 @@
         <w:rPr>
           <w:rStyle w:val="VerbatimChar"/>
         </w:rPr>
-        <w:t xml:space="preserve">   │ Tarefas reais da Vara e do Gabinete; inclui o projeto      │</w:t>
+        <w:t xml:space="preserve">   │ Tarefas reais da Vara e do Gabinete; a terceira aula é     │</w:t>
       </w:r>
       <w:r>
         <w:br/>
@@ -1014,7 +1022,7 @@
         <w:rPr>
           <w:rStyle w:val="VerbatimChar"/>
         </w:rPr>
-        <w:t xml:space="preserve">   │ integrador com a medição do "antes"                           │</w:t>
+        <w:t xml:space="preserve">   │ dedicada à ferramenta institucional de IA do Judiciário    │</w:t>
       </w:r>
       <w:r>
         <w:br/>
@@ -1068,7 +1076,7 @@
         <w:rPr>
           <w:rStyle w:val="VerbatimChar"/>
         </w:rPr>
-        <w:t xml:space="preserve">   │ 2 horas — 1 encontro online ao vivo                        │</w:t>
+        <w:t xml:space="preserve">   │ 3 horas — 1 encontro online ao vivo                        │</w:t>
       </w:r>
       <w:r>
         <w:br/>
@@ -1077,7 +1085,7 @@
         <w:rPr>
           <w:rStyle w:val="VerbatimChar"/>
         </w:rPr>
-        <w:t xml:space="preserve">   │ Encerramento com estudo de casos e o bloco-horizonte       │</w:t>
+        <w:t xml:space="preserve">   │ Normas do CNJ e da 5ª Região, estudo de casos, roda de     │</w:t>
       </w:r>
       <w:r>
         <w:br/>
@@ -1086,7 +1094,7 @@
         <w:rPr>
           <w:rStyle w:val="VerbatimChar"/>
         </w:rPr>
-        <w:t xml:space="preserve">   │ "Sistemas agênticos" (panorama, sem tutorial)              │</w:t>
+        <w:t xml:space="preserve">   │ projetos e o bloco-horizonte "Sistemas agênticos"          │</w:t>
       </w:r>
       <w:r>
         <w:br/>
@@ -1409,13 +1417,13 @@
       </w:r>
     </w:p>
     <w:bookmarkEnd w:id="28"/>
-    <w:bookmarkStart w:id="29" w:name="módulo-3-prática-forense-10h"/>
+    <w:bookmarkStart w:id="29" w:name="módulo-3-prática-forense-9h"/>
     <w:p>
       <w:pPr>
         <w:pStyle w:val="Heading3"/>
       </w:pPr>
       <w:r>
-        <w:t xml:space="preserve">8.3 Módulo 3 — Prática Forense (10h)</w:t>
+        <w:t xml:space="preserve">8.3 Módulo 3 — Prática Forense (9h)</w:t>
       </w:r>
     </w:p>
     <w:p>
@@ -1499,7 +1507,7 @@
         <w:pStyle w:val="FirstParagraph"/>
       </w:pPr>
       <w:r>
-        <w:t xml:space="preserve">Aula 3 — Relatórios, lote e projeto integrador (4h)</w:t>
+        <w:t xml:space="preserve">Aula 3 — A ferramenta institucional de IA (3h)</w:t>
       </w:r>
     </w:p>
     <w:p>
@@ -1511,7 +1519,7 @@
         </w:numPr>
       </w:pPr>
       <w:r>
-        <w:t xml:space="preserve">Relatórios e organização de dados</w:t>
+        <w:t xml:space="preserve">A ferramenta de inteligência artificial disponibilizada ao Judiciário na Plataforma Digital do Poder Judiciário: o que ela enxerga dos autos e o que ela não faz</w:t>
       </w:r>
     </w:p>
     <w:p>
@@ -1523,7 +1531,7 @@
         </w:numPr>
       </w:pPr>
       <w:r>
-        <w:t xml:space="preserve">Modelos e trabalho em lote, com anonimização prévia</w:t>
+        <w:t xml:space="preserve">Funções aplicadas à rotina: resumo de peça, triagem temática com identificação de demanda repetitiva, minuta a partir de comandos, degravação de audiência e busca de jurisprudência</w:t>
       </w:r>
     </w:p>
     <w:p>
@@ -1535,34 +1543,88 @@
         </w:numPr>
       </w:pPr>
       <w:r>
+        <w:t xml:space="preserve">Relatórios, organização de dados e trabalho em lote, executados na ferramenta institucional com anonimização prévia</w:t>
+      </w:r>
+    </w:p>
+    <w:p>
+      <w:pPr>
+        <w:pStyle w:val="Compact"/>
+        <w:numPr>
+          <w:ilvl w:val="0"/>
+          <w:numId w:val="1009"/>
+        </w:numPr>
+      </w:pPr>
+      <w:r>
+        <w:t xml:space="preserve">Salvaguardas embutidas: anonimização, supervisão humana obrigatória e defesa contra instrução embutida em documento de terceiro (</w:t>
+      </w:r>
+      <w:r>
+        <w:rPr>
+          <w:i/>
+          <w:iCs/>
+        </w:rPr>
+        <w:t xml:space="preserve">prompt injection</w:t>
+      </w:r>
+      <w:r>
+        <w:t xml:space="preserve">)</w:t>
+      </w:r>
+    </w:p>
+    <w:p>
+      <w:pPr>
+        <w:pStyle w:val="Compact"/>
+        <w:numPr>
+          <w:ilvl w:val="0"/>
+          <w:numId w:val="1009"/>
+        </w:numPr>
+      </w:pPr>
+      <w:r>
+        <w:t xml:space="preserve">Comparação crítica entre ferramenta institucional e ferramenta de mercado, com escolha justificada</w:t>
+      </w:r>
+    </w:p>
+    <w:p>
+      <w:pPr>
+        <w:pStyle w:val="Compact"/>
+        <w:numPr>
+          <w:ilvl w:val="0"/>
+          <w:numId w:val="1009"/>
+        </w:numPr>
+      </w:pPr>
+      <w:r>
         <w:rPr>
           <w:b/>
           <w:bCs/>
         </w:rPr>
-        <w:t xml:space="preserve">Projeto integrador</w:t>
-      </w:r>
-      <w:r>
-        <w:t xml:space="preserve">: cada participante resolve um caso da própria unidade ponta a ponta, com registro do antes e do depois (</w:t>
-      </w:r>
-      <w:r>
-        <w:rPr>
-          <w:i/>
-          <w:iCs/>
-        </w:rPr>
-        <w:t xml:space="preserve">baseline</w:t>
-      </w:r>
-      <w:r>
-        <w:t xml:space="preserve">)</w:t>
+        <w:t xml:space="preserve">Lançamento do projeto integrador</w:t>
+      </w:r>
+      <w:r>
+        <w:t xml:space="preserve">, com o registro do</w:t>
+      </w:r>
+      <w:r>
+        <w:t xml:space="preserve"> </w:t>
+      </w:r>
+      <w:r>
+        <w:t xml:space="preserve">“</w:t>
+      </w:r>
+      <w:r>
+        <w:t xml:space="preserve">antes</w:t>
+      </w:r>
+      <w:r>
+        <w:t xml:space="preserve">”</w:t>
+      </w:r>
+      <w:r>
+        <w:t xml:space="preserve"> </w:t>
+      </w:r>
+      <w:r>
+        <w:t xml:space="preserve">feito em aula</w:t>
       </w:r>
     </w:p>
     <w:bookmarkEnd w:id="29"/>
-    <w:bookmarkStart w:id="30" w:name="Xaed2516a049ce6bcafbf32bb6730181bccf4242"/>
+    <w:bookmarkStart w:id="30" w:name="X2b0ca7f5f4cdce7d04823fabccb1bb7c1f964d7"/>
     <w:p>
       <w:pPr>
         <w:pStyle w:val="Heading3"/>
       </w:pPr>
       <w:r>
-        <w:t xml:space="preserve">8.4 Módulo 4 — Ética, LGPD e Governança de IA (2h)</w:t>
+        <w:t xml:space="preserve">8.4 Módulo 4 — Ética, LGPD e Governança de IA (3h)</w:t>
       </w:r>
     </w:p>
     <w:p>
@@ -1570,7 +1632,7 @@
         <w:pStyle w:val="FirstParagraph"/>
       </w:pPr>
       <w:r>
-        <w:t xml:space="preserve">Encontro único — Usar a IA dentro da lei e do sigilo (2h)</w:t>
+        <w:t xml:space="preserve">Encontro único — Usar a IA dentro da lei e do sigilo (3h)</w:t>
       </w:r>
     </w:p>
     <w:p>
@@ -1594,7 +1656,14 @@
         </w:numPr>
       </w:pPr>
       <w:r>
-        <w:t xml:space="preserve">Sigilo: o que pode e o que não pode ir para a IA — bloqueio absoluto a dados sob segredo de justiça em ferramenta externa</w:t>
+        <w:rPr>
+          <w:b/>
+          <w:bCs/>
+        </w:rPr>
+        <w:t xml:space="preserve">Normas da 5ª Região</w:t>
+      </w:r>
+      <w:r>
+        <w:t xml:space="preserve">: Portaria Conjunta TRF5 nº 2, de 3 de julho de 2025, que institui o Grupo de Trabalho de inteligência artificial, e seus desdobramentos (banco de prompts institucionais, registro de soluções no Sinapses, fiscalização do uso pela Corregedoria Regional e formação continuada)</w:t>
       </w:r>
     </w:p>
     <w:p>
@@ -1606,7 +1675,7 @@
         </w:numPr>
       </w:pPr>
       <w:r>
-        <w:t xml:space="preserve">LGPD e anonimização na prática</w:t>
+        <w:t xml:space="preserve">Sigilo: o que pode e o que não pode ir para a IA — bloqueio absoluto a dados sob segredo de justiça em ferramenta externa</w:t>
       </w:r>
     </w:p>
     <w:p>
@@ -1618,7 +1687,7 @@
         </w:numPr>
       </w:pPr>
       <w:r>
-        <w:t xml:space="preserve">Vieses algorítmicos e boas práticas de segurança</w:t>
+        <w:t xml:space="preserve">LGPD e anonimização na prática</w:t>
       </w:r>
     </w:p>
     <w:p>
@@ -1630,6 +1699,18 @@
         </w:numPr>
       </w:pPr>
       <w:r>
+        <w:t xml:space="preserve">Vieses algorítmicos e boas práticas de segurança</w:t>
+      </w:r>
+    </w:p>
+    <w:p>
+      <w:pPr>
+        <w:pStyle w:val="Compact"/>
+        <w:numPr>
+          <w:ilvl w:val="0"/>
+          <w:numId w:val="1010"/>
+        </w:numPr>
+      </w:pPr>
+      <w:r>
         <w:t xml:space="preserve">Estudo de casos (</w:t>
       </w:r>
       <w:r>
@@ -1643,6 +1724,25 @@
       </w:r>
       <w:r>
         <w:t xml:space="preserve">): cada participante decide caso a caso e justifica; a discussão é feita com a turma inteira</w:t>
+      </w:r>
+    </w:p>
+    <w:p>
+      <w:pPr>
+        <w:pStyle w:val="Compact"/>
+        <w:numPr>
+          <w:ilvl w:val="0"/>
+          <w:numId w:val="1010"/>
+        </w:numPr>
+      </w:pPr>
+      <w:r>
+        <w:rPr>
+          <w:b/>
+          <w:bCs/>
+        </w:rPr>
+        <w:t xml:space="preserve">Roda de projetos</w:t>
+      </w:r>
+      <w:r>
+        <w:t xml:space="preserve">: fechamento do projeto integrador, com apresentação do antes × depois e entrega da ficha</w:t>
       </w:r>
     </w:p>
     <w:p>
@@ -3551,6 +3651,286 @@
       </w:r>
     </w:p>
     <w:p>
+      <w:pPr>
+        <w:pStyle w:val="BodyText"/>
+      </w:pPr>
+      <w:r>
+        <w:rPr>
+          <w:b/>
+          <w:bCs/>
+        </w:rPr>
+        <w:t xml:space="preserve">Ajuste da Turma 1 (2026-08-05) — oito encontros de três horas e encontro da ferramenta</w:t>
+      </w:r>
+      <w:r>
+        <w:rPr>
+          <w:b/>
+          <w:bCs/>
+        </w:rPr>
+        <w:t xml:space="preserve"> </w:t>
+      </w:r>
+      <w:r>
+        <w:rPr>
+          <w:b/>
+          <w:bCs/>
+        </w:rPr>
+        <w:t xml:space="preserve">institucional.</w:t>
+      </w:r>
+      <w:r>
+        <w:t xml:space="preserve"> </w:t>
+      </w:r>
+      <w:r>
+        <w:t xml:space="preserve">A partir da Turma 1, os encontros do curso passam a ter</w:t>
+      </w:r>
+      <w:r>
+        <w:t xml:space="preserve"> </w:t>
+      </w:r>
+      <w:r>
+        <w:rPr>
+          <w:b/>
+          <w:bCs/>
+        </w:rPr>
+        <w:t xml:space="preserve">duração uniforme de três</w:t>
+      </w:r>
+      <w:r>
+        <w:rPr>
+          <w:b/>
+          <w:bCs/>
+        </w:rPr>
+        <w:t xml:space="preserve"> </w:t>
+      </w:r>
+      <w:r>
+        <w:rPr>
+          <w:b/>
+          <w:bCs/>
+        </w:rPr>
+        <w:t xml:space="preserve">horas</w:t>
+      </w:r>
+      <w:r>
+        <w:t xml:space="preserve">, em oito encontros ao longo do período. A</w:t>
+      </w:r>
+      <w:r>
+        <w:t xml:space="preserve"> </w:t>
+      </w:r>
+      <w:r>
+        <w:rPr>
+          <w:b/>
+          <w:bCs/>
+        </w:rPr>
+        <w:t xml:space="preserve">carga horária total permanece em 24 (vinte e</w:t>
+      </w:r>
+      <w:r>
+        <w:rPr>
+          <w:b/>
+          <w:bCs/>
+        </w:rPr>
+        <w:t xml:space="preserve"> </w:t>
+      </w:r>
+      <w:r>
+        <w:rPr>
+          <w:b/>
+          <w:bCs/>
+        </w:rPr>
+        <w:t xml:space="preserve">quatro) horas</w:t>
+      </w:r>
+      <w:r>
+        <w:t xml:space="preserve"> </w:t>
+      </w:r>
+      <w:r>
+        <w:t xml:space="preserve">e a ordem dos módulos permanece inalterada; redistribuem-se apenas horas entre dois</w:t>
+      </w:r>
+      <w:r>
+        <w:t xml:space="preserve"> </w:t>
+      </w:r>
+      <w:r>
+        <w:t xml:space="preserve">módulos — o Módulo 3 passa de 10 para 9 horas e o Módulo 4, de 2 para 3 horas. Por não alterar carga</w:t>
+      </w:r>
+      <w:r>
+        <w:t xml:space="preserve"> </w:t>
+      </w:r>
+      <w:r>
+        <w:t xml:space="preserve">total, estrutura modular nem critérios de avaliação, o ajuste não constitui nova versão de ementa</w:t>
+      </w:r>
+      <w:r>
+        <w:t xml:space="preserve"> </w:t>
+      </w:r>
+      <w:r>
+        <w:t xml:space="preserve">(seção 16,</w:t>
+      </w:r>
+      <w:r>
+        <w:t xml:space="preserve"> </w:t>
+      </w:r>
+      <w:r>
+        <w:rPr>
+          <w:i/>
+          <w:iCs/>
+        </w:rPr>
+        <w:t xml:space="preserve">caput</w:t>
+      </w:r>
+      <w:r>
+        <w:t xml:space="preserve">).</w:t>
+      </w:r>
+    </w:p>
+    <w:p>
+      <w:pPr>
+        <w:pStyle w:val="BodyText"/>
+      </w:pPr>
+      <w:r>
+        <w:t xml:space="preserve">O ajuste alcança: a estrutura modular (seção 7), o conteúdo programático do Módulo 3 e do Módulo 4</w:t>
+      </w:r>
+      <w:r>
+        <w:t xml:space="preserve"> </w:t>
+      </w:r>
+      <w:r>
+        <w:t xml:space="preserve">(seções 8.3 e 8.4), o objetivo específico VII e a numeração do objetivo seguinte (seção 6).</w:t>
+      </w:r>
+    </w:p>
+    <w:p>
+      <w:pPr>
+        <w:pStyle w:val="BodyText"/>
+      </w:pPr>
+      <w:r>
+        <w:t xml:space="preserve">Fundamento e conteúdo do ajuste, a partir da avaliação da primeira turma conduzida:</w:t>
+      </w:r>
+    </w:p>
+    <w:p>
+      <w:pPr>
+        <w:pStyle w:val="Compact"/>
+        <w:numPr>
+          <w:ilvl w:val="0"/>
+          <w:numId w:val="1014"/>
+        </w:numPr>
+      </w:pPr>
+      <w:r>
+        <w:rPr>
+          <w:b/>
+          <w:bCs/>
+        </w:rPr>
+        <w:t xml:space="preserve">Encontro uniforme de três horas.</w:t>
+      </w:r>
+      <w:r>
+        <w:t xml:space="preserve"> </w:t>
+      </w:r>
+      <w:r>
+        <w:t xml:space="preserve">O encontro de quatro horas concentrava a prática mais</w:t>
+      </w:r>
+      <w:r>
+        <w:t xml:space="preserve"> </w:t>
+      </w:r>
+      <w:r>
+        <w:t xml:space="preserve">exigente no fim do dia, com queda de rendimento observada; e as duas horas do Módulo 4 não</w:t>
+      </w:r>
+      <w:r>
+        <w:t xml:space="preserve"> </w:t>
+      </w:r>
+      <w:r>
+        <w:t xml:space="preserve">comportavam o conteúdo normativo que o módulo precisa cobrir.</w:t>
+      </w:r>
+    </w:p>
+    <w:p>
+      <w:pPr>
+        <w:pStyle w:val="Compact"/>
+        <w:numPr>
+          <w:ilvl w:val="0"/>
+          <w:numId w:val="1014"/>
+        </w:numPr>
+      </w:pPr>
+      <w:r>
+        <w:rPr>
+          <w:b/>
+          <w:bCs/>
+        </w:rPr>
+        <w:t xml:space="preserve">Terceira aula do Módulo 3 dedicada à ferramenta institucional.</w:t>
+      </w:r>
+      <w:r>
+        <w:t xml:space="preserve"> </w:t>
+      </w:r>
+      <w:r>
+        <w:t xml:space="preserve">A capacitação passa a incluir,</w:t>
+      </w:r>
+      <w:r>
+        <w:t xml:space="preserve"> </w:t>
+      </w:r>
+      <w:r>
+        <w:t xml:space="preserve">em turno próprio, a ferramenta de IA disponibilizada ao Judiciário na Plataforma Digital do Poder</w:t>
+      </w:r>
+      <w:r>
+        <w:t xml:space="preserve"> </w:t>
+      </w:r>
+      <w:r>
+        <w:t xml:space="preserve">Judiciário. Os conteúdos de relatórios, organização de dados e trabalho em lote não foram</w:t>
+      </w:r>
+      <w:r>
+        <w:t xml:space="preserve"> </w:t>
+      </w:r>
+      <w:r>
+        <w:t xml:space="preserve">suprimidos: passam a ser praticados nessa ferramenta. O projeto integrador deixa de ser executado</w:t>
+      </w:r>
+      <w:r>
+        <w:t xml:space="preserve"> </w:t>
+      </w:r>
+      <w:r>
+        <w:t xml:space="preserve">em aula e passa a ser lançado nesse encontro, com o registro obrigatório do</w:t>
+      </w:r>
+      <w:r>
+        <w:t xml:space="preserve"> </w:t>
+      </w:r>
+      <w:r>
+        <w:t xml:space="preserve">“</w:t>
+      </w:r>
+      <w:r>
+        <w:t xml:space="preserve">antes</w:t>
+      </w:r>
+      <w:r>
+        <w:t xml:space="preserve">”</w:t>
+      </w:r>
+      <w:r>
+        <w:t xml:space="preserve"> </w:t>
+      </w:r>
+      <w:r>
+        <w:t xml:space="preserve">feito em</w:t>
+      </w:r>
+      <w:r>
+        <w:t xml:space="preserve"> </w:t>
+      </w:r>
+      <w:r>
+        <w:t xml:space="preserve">sala, e concluído no Módulo 4.</w:t>
+      </w:r>
+    </w:p>
+    <w:p>
+      <w:pPr>
+        <w:pStyle w:val="Compact"/>
+        <w:numPr>
+          <w:ilvl w:val="0"/>
+          <w:numId w:val="1014"/>
+        </w:numPr>
+      </w:pPr>
+      <w:r>
+        <w:rPr>
+          <w:b/>
+          <w:bCs/>
+        </w:rPr>
+        <w:t xml:space="preserve">Normas regionais no Módulo 4.</w:t>
+      </w:r>
+      <w:r>
+        <w:t xml:space="preserve"> </w:t>
+      </w:r>
+      <w:r>
+        <w:t xml:space="preserve">O módulo passa a tratar expressamente dos atos da própria</w:t>
+      </w:r>
+      <w:r>
+        <w:t xml:space="preserve"> </w:t>
+      </w:r>
+      <w:r>
+        <w:t xml:space="preserve">Justiça Federal da 5ª Região sobre uso de inteligência artificial, e não apenas da Resolução CNJ</w:t>
+      </w:r>
+      <w:r>
+        <w:t xml:space="preserve"> </w:t>
+      </w:r>
+      <w:r>
+        <w:t xml:space="preserve">nº 615/2025.</w:t>
+      </w:r>
+    </w:p>
+    <w:p>
       <w:r>
         <w:pict>
           <v:rect style="width:0;height:1.5pt" o:hralign="center" o:hrstd="t" o:hr="t"/>
@@ -4002,6 +4382,91 @@
     <w:lvl w:ilvl="8">
       <w:numFmt w:val="bullet"/>
       <w:lvlText w:val="•"/>
+      <w:lvlJc w:val="left"/>
+      <w:pPr>
+        <w:ind w:left="6480" w:hanging="480"/>
+      </w:pPr>
+    </w:lvl>
+  </w:abstractNum>
+  <w:abstractNum w:abstractNumId="99201">
+    <w:nsid w:val="00A99201"/>
+    <w:multiLevelType w:val="multilevel"/>
+    <w:lvl w:ilvl="0">
+      <w:start w:val="1"/>
+      <w:numFmt w:val="decimal"/>
+      <w:lvlText w:val="%1."/>
+      <w:lvlJc w:val="left"/>
+      <w:pPr>
+        <w:ind w:left="720" w:hanging="480"/>
+      </w:pPr>
+    </w:lvl>
+    <w:lvl w:ilvl="1">
+      <w:start w:val="1"/>
+      <w:numFmt w:val="lowerLetter"/>
+      <w:lvlText w:val="%2."/>
+      <w:lvlJc w:val="left"/>
+      <w:pPr>
+        <w:ind w:left="1440" w:hanging="480"/>
+      </w:pPr>
+    </w:lvl>
+    <w:lvl w:ilvl="2">
+      <w:start w:val="1"/>
+      <w:numFmt w:val="lowerRoman"/>
+      <w:lvlText w:val="%3."/>
+      <w:lvlJc w:val="left"/>
+      <w:pPr>
+        <w:ind w:left="2160" w:hanging="480"/>
+      </w:pPr>
+    </w:lvl>
+    <w:lvl w:ilvl="3">
+      <w:start w:val="1"/>
+      <w:numFmt w:val="decimal"/>
+      <w:lvlText w:val="%4."/>
+      <w:lvlJc w:val="left"/>
+      <w:pPr>
+        <w:ind w:left="2880" w:hanging="480"/>
+      </w:pPr>
+    </w:lvl>
+    <w:lvl w:ilvl="4">
+      <w:start w:val="1"/>
+      <w:numFmt w:val="lowerLetter"/>
+      <w:lvlText w:val="%5."/>
+      <w:lvlJc w:val="left"/>
+      <w:pPr>
+        <w:ind w:left="3600" w:hanging="480"/>
+      </w:pPr>
+    </w:lvl>
+    <w:lvl w:ilvl="5">
+      <w:start w:val="1"/>
+      <w:numFmt w:val="lowerRoman"/>
+      <w:lvlText w:val="%6."/>
+      <w:lvlJc w:val="left"/>
+      <w:pPr>
+        <w:ind w:left="4320" w:hanging="480"/>
+      </w:pPr>
+    </w:lvl>
+    <w:lvl w:ilvl="6">
+      <w:start w:val="1"/>
+      <w:numFmt w:val="decimal"/>
+      <w:lvlText w:val="%7."/>
+      <w:lvlJc w:val="left"/>
+      <w:pPr>
+        <w:ind w:left="5040" w:hanging="480"/>
+      </w:pPr>
+    </w:lvl>
+    <w:lvl w:ilvl="7">
+      <w:start w:val="1"/>
+      <w:numFmt w:val="lowerLetter"/>
+      <w:lvlText w:val="%8."/>
+      <w:lvlJc w:val="left"/>
+      <w:pPr>
+        <w:ind w:left="5760" w:hanging="480"/>
+      </w:pPr>
+    </w:lvl>
+    <w:lvl w:ilvl="8">
+      <w:start w:val="1"/>
+      <w:numFmt w:val="lowerRoman"/>
+      <w:lvlText w:val="%9."/>
       <w:lvlJc w:val="left"/>
       <w:pPr>
         <w:ind w:left="6480" w:hanging="480"/>
@@ -4076,6 +4541,36 @@
   </w:num>
   <w:num w:numId="1013">
     <w:abstractNumId w:val="991"/>
+  </w:num>
+  <w:num w:numId="1014">
+    <w:abstractNumId w:val="99201"/>
+    <w:lvlOverride w:ilvl="0">
+      <w:startOverride w:val="1"/>
+    </w:lvlOverride>
+    <w:lvlOverride w:ilvl="1">
+      <w:startOverride w:val="1"/>
+    </w:lvlOverride>
+    <w:lvlOverride w:ilvl="2">
+      <w:startOverride w:val="1"/>
+    </w:lvlOverride>
+    <w:lvlOverride w:ilvl="3">
+      <w:startOverride w:val="1"/>
+    </w:lvlOverride>
+    <w:lvlOverride w:ilvl="4">
+      <w:startOverride w:val="1"/>
+    </w:lvlOverride>
+    <w:lvlOverride w:ilvl="5">
+      <w:startOverride w:val="1"/>
+    </w:lvlOverride>
+    <w:lvlOverride w:ilvl="6">
+      <w:startOverride w:val="1"/>
+    </w:lvlOverride>
+    <w:lvlOverride w:ilvl="7">
+      <w:startOverride w:val="1"/>
+    </w:lvlOverride>
+    <w:lvlOverride w:ilvl="8">
+      <w:startOverride w:val="1"/>
+    </w:lvlOverride>
   </w:num>
 </w:numbering>
 </file>
